--- a/large/大计划算法文档_v3.docx
+++ b/large/大计划算法文档_v3.docx
@@ -26,116 +26,7 @@
     </w:p>
     <w:p>
       <w:r>
-        <w:rPr>
-          <w:rFonts w:ascii="Times New Roman" w:eastAsia="宋体" w:hAnsi="Times New Roman"/>
-          <w:sz w:val="22"/>
-        </w:rPr>
-        <w:t xml:space="preserve">planning_large_solver.py </w:t>
-      </w:r>
-      <w:r>
-        <w:rPr>
-          <w:rFonts w:ascii="Times New Roman" w:eastAsia="宋体" w:hAnsi="Times New Roman"/>
-          <w:sz w:val="22"/>
-        </w:rPr>
-        <w:t>文件中包括了求解堆存大计划的</w:t>
-      </w:r>
-      <w:r>
-        <w:rPr>
-          <w:rFonts w:ascii="Times New Roman" w:eastAsia="宋体" w:hAnsi="Times New Roman"/>
-          <w:sz w:val="22"/>
-        </w:rPr>
-        <w:t xml:space="preserve"> Gurobi MILP </w:t>
-      </w:r>
-      <w:r>
-        <w:rPr>
-          <w:rFonts w:ascii="Times New Roman" w:eastAsia="宋体" w:hAnsi="Times New Roman"/>
-          <w:sz w:val="22"/>
-        </w:rPr>
-        <w:t>模型。</w:t>
-      </w:r>
-      <w:r>
-        <w:rPr>
-          <w:rFonts w:ascii="Times New Roman" w:eastAsia="宋体" w:hAnsi="Times New Roman"/>
-          <w:sz w:val="22"/>
-        </w:rPr>
-        <w:t xml:space="preserve">planning_large_main.py </w:t>
-      </w:r>
-      <w:r>
-        <w:rPr>
-          <w:rFonts w:ascii="Times New Roman" w:eastAsia="宋体" w:hAnsi="Times New Roman"/>
-          <w:sz w:val="22"/>
-        </w:rPr>
-        <w:t>文件为算法主入口，直接运行该文件即可在终端和外部文档输出大计划的求解结果。</w:t>
-      </w:r>
-      <w:r>
-        <w:rPr>
-          <w:rFonts w:ascii="Times New Roman" w:eastAsia="宋体" w:hAnsi="Times New Roman"/>
-          <w:sz w:val="22"/>
-        </w:rPr>
-        <w:t xml:space="preserve">planning_large_visualize.py </w:t>
-      </w:r>
-      <w:r>
-        <w:rPr>
-          <w:rFonts w:ascii="Times New Roman" w:eastAsia="宋体" w:hAnsi="Times New Roman"/>
-          <w:sz w:val="22"/>
-        </w:rPr>
-        <w:t>文件为可视化程序，运行后可得到当前大计划中各航次在各箱区分配的集装箱数量的可视化结果。所有的输出文件都在</w:t>
-      </w:r>
-      <w:r>
-        <w:rPr>
-          <w:rFonts w:ascii="Times New Roman" w:eastAsia="宋体" w:hAnsi="Times New Roman"/>
-          <w:sz w:val="22"/>
-        </w:rPr>
-        <w:t xml:space="preserve"> large/outputs_large </w:t>
-      </w:r>
-      <w:r>
-        <w:rPr>
-          <w:rFonts w:ascii="Times New Roman" w:eastAsia="宋体" w:hAnsi="Times New Roman"/>
-          <w:sz w:val="22"/>
-        </w:rPr>
-        <w:t>文件夹中，包含最后一次运行大计划的分配结果</w:t>
-      </w:r>
-      <w:r>
-        <w:rPr>
-          <w:rFonts w:ascii="Times New Roman" w:eastAsia="宋体" w:hAnsi="Times New Roman"/>
-          <w:sz w:val="22"/>
-        </w:rPr>
-        <w:t xml:space="preserve"> latest_run</w:t>
-      </w:r>
-      <w:r>
-        <w:rPr>
-          <w:rFonts w:ascii="Times New Roman" w:eastAsia="宋体" w:hAnsi="Times New Roman"/>
-          <w:sz w:val="22"/>
-        </w:rPr>
-        <w:t>，历史大计划运行结果</w:t>
-      </w:r>
-      <w:r>
-        <w:rPr>
-          <w:rFonts w:ascii="Times New Roman" w:eastAsia="宋体" w:hAnsi="Times New Roman"/>
-          <w:sz w:val="22"/>
-        </w:rPr>
-        <w:t xml:space="preserve"> state </w:t>
-      </w:r>
-      <w:r>
-        <w:rPr>
-          <w:rFonts w:ascii="Times New Roman" w:eastAsia="宋体" w:hAnsi="Times New Roman"/>
-          <w:sz w:val="22"/>
-        </w:rPr>
-        <w:t>和大计划可视化结果图</w:t>
-      </w:r>
-      <w:r>
-        <w:rPr>
-          <w:rFonts w:ascii="Times New Roman" w:eastAsia="宋体" w:hAnsi="Times New Roman"/>
-          <w:sz w:val="22"/>
-        </w:rPr>
-        <w:t xml:space="preserve"> yard_visualization</w:t>
-      </w:r>
-      <w:r>
-        <w:rPr>
-          <w:rFonts w:ascii="Times New Roman" w:eastAsia="宋体" w:hAnsi="Times New Roman"/>
-          <w:sz w:val="22"/>
-        </w:rPr>
-        <w:t>。</w:t>
+        <w:t>planning_large_solver.py 文件中包括了求解堆存大计划的 Gurobi/SCIP MILP 模型。planning_large_main.py 文件为算法主入口，直接运行该文件即可在终端和外部文档输出大计划的求解结果。planning_large_visualize.py 文件为可视化程序，运行后可得到当前大计划中各航次在各箱区分配的集装箱数量的可视化结果。所有的输出文件都在 large/outputs_large 文件夹中，包含最后一次运行大计划的分配结果 latest_run、历史大计划运行结果 state 和大计划可视化结果图 yard_visualization。1.4 端到端链路会通过 run_flat_full_yard_plan.py 构造同一套大计划求解输入。</w:t>
       </w:r>
     </w:p>
     <w:p>
@@ -16808,100 +16699,17 @@
         </w:rPr>
       </w:pPr>
       <w:r>
-        <w:rPr>
-          <w:rFonts w:ascii="Times New Roman" w:eastAsia="宋体" w:hAnsi="Times New Roman"/>
-          <w:sz w:val="22"/>
-          <w:lang w:eastAsia="zh-CN"/>
-        </w:rPr>
-        <w:t>分别表示未满足需求、作业能力超额、出口</w:t>
-      </w:r>
-      <w:r>
-        <w:rPr>
-          <w:rFonts w:ascii="Times New Roman" w:eastAsia="宋体" w:hAnsi="Times New Roman"/>
-          <w:sz w:val="22"/>
-          <w:lang w:eastAsia="zh-CN"/>
-        </w:rPr>
-        <w:t xml:space="preserve"> OF </w:t>
-      </w:r>
-      <w:r>
-        <w:rPr>
-          <w:rFonts w:ascii="Times New Roman" w:eastAsia="宋体" w:hAnsi="Times New Roman"/>
-          <w:sz w:val="22"/>
-          <w:lang w:eastAsia="zh-CN"/>
-        </w:rPr>
-        <w:t>使用箱区数超额、距离成本、箱区服务航次数超额、预计靠泊时间接近出口航次共用箱区、旧计划调整幅度和</w:t>
-      </w:r>
-      <w:r>
-        <w:rPr>
-          <w:rFonts w:ascii="Times New Roman" w:eastAsia="宋体" w:hAnsi="Times New Roman"/>
-          <w:sz w:val="22"/>
-          <w:lang w:eastAsia="zh-CN"/>
-        </w:rPr>
-        <w:t xml:space="preserve"> OF </w:t>
-      </w:r>
-      <w:r>
-        <w:rPr>
-          <w:rFonts w:ascii="Times New Roman" w:eastAsia="宋体" w:hAnsi="Times New Roman"/>
-          <w:sz w:val="22"/>
-          <w:lang w:eastAsia="zh-CN"/>
-        </w:rPr>
-        <w:t>箱型分布均衡的权重。人工指定箱区未被使用的惩罚权重单独记为</w:t>
-      </w:r>
-      <w:r>
-        <w:rPr>
-          <w:rFonts w:ascii="Times New Roman" w:eastAsia="宋体" w:hAnsi="Times New Roman"/>
-          <w:sz w:val="22"/>
-          <w:lang w:eastAsia="zh-CN"/>
-        </w:rPr>
-        <w:t xml:space="preserve"> </w:t>
-      </w:r>
-      <m:oMath>
-        <m:r>
-          <w:rPr>
-            <w:rFonts w:ascii="Cambria Math" w:hAnsi="Cambria Math"/>
-            <w:lang w:eastAsia="zh-CN"/>
-          </w:rPr>
-          <m:t>w^{req}</m:t>
-        </m:r>
-      </m:oMath>
-      <w:r>
-        <w:rPr>
-          <w:rFonts w:ascii="Times New Roman" w:eastAsia="宋体" w:hAnsi="Times New Roman"/>
-          <w:sz w:val="22"/>
-          <w:lang w:eastAsia="zh-CN"/>
-        </w:rPr>
-        <w:t>。</w:t>
-      </w:r>
-    </w:p>
-    <w:p>
-      <w:pPr>
-        <w:rPr>
-          <w:lang w:eastAsia="zh-CN"/>
-        </w:rPr>
-      </w:pPr>
-      <w:r>
-        <w:rPr>
-          <w:rFonts w:ascii="Times New Roman" w:eastAsia="宋体" w:hAnsi="Times New Roman"/>
-          <w:sz w:val="22"/>
-          <w:lang w:eastAsia="zh-CN"/>
-        </w:rPr>
-        <w:t>权重按业务刚性由高到低设置：未满足需求惩罚最高，其次是作业能力超额、出口</w:t>
-      </w:r>
-      <w:r>
-        <w:rPr>
-          <w:rFonts w:ascii="Times New Roman" w:eastAsia="宋体" w:hAnsi="Times New Roman"/>
-          <w:sz w:val="22"/>
-          <w:lang w:eastAsia="zh-CN"/>
-        </w:rPr>
-        <w:t xml:space="preserve"> OF </w:t>
-      </w:r>
-      <w:r>
-        <w:rPr>
-          <w:rFonts w:ascii="Times New Roman" w:eastAsia="宋体" w:hAnsi="Times New Roman"/>
-          <w:sz w:val="22"/>
-          <w:lang w:eastAsia="zh-CN"/>
-        </w:rPr>
-        <w:t>箱区数超额、近靠泊航次共用箱区惩罚和人工指定箱区未满足惩罚，再其次是距离成本、箱区多航次共用和旧计划调整，最后是箱型分布均衡。</w:t>
+        <w:t>分别表示未满足需求、作业能力超额、出口 OF 使用箱区数超额、距离成本、箱区服务航次数超额、预计靠泊时间接近出口航次共用箱区、旧计划调整幅度、OF 均衡、航次优先箱区软偏好和进口聚类集中等目标项的权重。人工指定箱区未被使用的惩罚权重单独记为高权重软约束。</w:t>
+      </w:r>
+    </w:p>
+    <w:p>
+      <w:pPr>
+        <w:rPr>
+          <w:lang w:eastAsia="zh-CN"/>
+        </w:rPr>
+      </w:pPr>
+      <w:r>
+        <w:t>权重按业务刚性由高到低设置：未满足需求惩罚最高，其次是作业能力超额、出口 OF 箱区数超额、近靠泊航次共用箱区惩罚和人工指定箱区未满足惩罚；再其次是距离成本、箱区多航次共用、旧计划调整、进口聚类集中和 OF 均衡；航次优先箱区权重最小，只作为轻量软偏好。</w:t>
       </w:r>
     </w:p>
     <w:p>
@@ -17430,6 +17238,231 @@
         </w:rPr>
         <w:t>；若箱区属于指定集合但模型未使用，则通过软惩罚变量记录。</w:t>
       </w:r>
+    </w:p>
+    <w:p>
+      <w:pPr>
+        <w:pStyle w:val="2"/>
+      </w:pPr>
+      <w:r>
+        <w:t>6.15 当前版本新增参数：港口航区、进口聚类与航次优先箱区</w:t>
+      </w:r>
+    </w:p>
+    <w:p>
+      <w:pPr>
+        <w:pStyle w:val="FirstParagraph"/>
+      </w:pPr>
+      <w:r>
+        <w:t>当前最新代码在原有人工指定箱区控制之外，增加了三类与区域相关的输入：港口航区 port_sail_area、进口聚类需求和航次优先箱区 priority_areas_by_vessel。港口航区把进口卸货港 p 限定到允许箱区集合；进口聚类按二程出口航次 SECOND:e 或目的港 PORT:p 形成聚类；航次优先箱区是软偏好，不突破 allowed 硬限制。</w:t>
+      </w:r>
+    </w:p>
+    <w:p>
+      <w:pPr>
+        <w:pStyle w:val="a0"/>
+        <w:jc w:val="center"/>
+      </w:pPr>
+      <m:oMath>
+        <m:sSubSup>
+          <m:e>
+            <m:r>
+              <m:t>A</m:t>
+            </m:r>
+          </m:e>
+          <m:sub>
+            <m:r>
+              <m:t>p</m:t>
+            </m:r>
+          </m:sub>
+          <m:sup>
+            <m:r>
+              <m:rPr>
+                <m:nor/>
+              </m:rPr>
+              <m:t>port</m:t>
+            </m:r>
+          </m:sup>
+        </m:sSubSup>
+        <m:r>
+          <m:t>⊆A,</m:t>
+        </m:r>
+        <m:sSubSup>
+          <m:e>
+            <m:r>
+              <m:t>A</m:t>
+            </m:r>
+          </m:e>
+          <m:sub>
+            <m:r>
+              <m:t>v</m:t>
+            </m:r>
+          </m:sub>
+          <m:sup>
+            <m:r>
+              <m:rPr>
+                <m:nor/>
+              </m:rPr>
+              <m:t>pri</m:t>
+            </m:r>
+          </m:sup>
+        </m:sSubSup>
+        <m:r>
+          <m:t>⊆</m:t>
+        </m:r>
+        <m:sSubSup>
+          <m:e>
+            <m:r>
+              <m:t>A</m:t>
+            </m:r>
+          </m:e>
+          <m:sub>
+            <m:r>
+              <m:t>v</m:t>
+            </m:r>
+          </m:sub>
+          <m:sup>
+            <m:r>
+              <m:rPr>
+                <m:nor/>
+              </m:rPr>
+              <m:t>allow</m:t>
+            </m:r>
+          </m:sup>
+        </m:sSubSup>
+      </m:oMath>
+    </w:p>
+    <w:p>
+      <w:pPr>
+        <w:pStyle w:val="a0"/>
+        <w:jc w:val="center"/>
+      </w:pPr>
+      <m:oMath>
+        <m:sSubSup>
+          <m:e>
+            <m:r>
+              <m:t>D</m:t>
+            </m:r>
+          </m:e>
+          <m:sub>
+            <m:r>
+              <m:t>v,f,p</m:t>
+            </m:r>
+          </m:sub>
+          <m:sup>
+            <m:r>
+              <m:t>k,</m:t>
+            </m:r>
+            <m:r>
+              <m:rPr>
+                <m:nor/>
+              </m:rPr>
+              <m:t>port</m:t>
+            </m:r>
+          </m:sup>
+        </m:sSubSup>
+        <m:r>
+          <m:t>≥0,</m:t>
+        </m:r>
+        <m:sSubSup>
+          <m:e>
+            <m:r>
+              <m:t>D</m:t>
+            </m:r>
+          </m:e>
+          <m:sub>
+            <m:r>
+              <m:t>v,f,c</m:t>
+            </m:r>
+          </m:sub>
+          <m:sup>
+            <m:r>
+              <m:t>k,</m:t>
+            </m:r>
+            <m:r>
+              <m:rPr>
+                <m:nor/>
+              </m:rPr>
+              <m:t>clu</m:t>
+            </m:r>
+          </m:sup>
+        </m:sSubSup>
+        <m:r>
+          <m:t>≥0,</m:t>
+        </m:r>
+        <m:sSubSup>
+          <m:e>
+            <m:r>
+              <m:t>S</m:t>
+            </m:r>
+          </m:e>
+          <m:sub>
+            <m:r>
+              <m:t>v,f,c,a</m:t>
+            </m:r>
+          </m:sub>
+          <m:sup>
+            <m:r>
+              <m:t>k,</m:t>
+            </m:r>
+            <m:r>
+              <m:rPr>
+                <m:nor/>
+              </m:rPr>
+              <m:t>clu</m:t>
+            </m:r>
+          </m:sup>
+        </m:sSubSup>
+        <m:r>
+          <m:t>≥0</m:t>
+        </m:r>
+      </m:oMath>
+    </w:p>
+    <w:p>
+      <w:pPr>
+        <w:pStyle w:val="FirstParagraph"/>
+      </w:pPr>
+      <w:r>
+        <w:t>在 1.4 端到端链路中，voyage_limit_areas 形成航次级 allowed 硬边界，voyage_priority_areas 在 allowed 内形成 priority 软偏好；user_design_large_plan_area 优先级更高。standalone large 的文件入口可以不同，但求解器层统一通过 allowed_areas_by_vessel、required_areas_by_vessel 和 priority_areas_by_vessel 接收区域控制结果。</w:t>
+      </w:r>
+    </w:p>
+    <w:p>
+      <w:pPr>
+        <w:pStyle w:val="a0"/>
+        <w:jc w:val="center"/>
+      </w:pPr>
+      <m:oMath>
+        <m:r>
+          <m:rPr>
+            <m:nor/>
+          </m:rPr>
+          <m:t>user design</m:t>
+        </m:r>
+        <m:r>
+          <m:t>&gt;</m:t>
+        </m:r>
+        <m:r>
+          <m:rPr>
+            <m:nor/>
+          </m:rPr>
+          <m:t>voyage limit</m:t>
+        </m:r>
+        <m:r>
+          <m:t>&gt;</m:t>
+        </m:r>
+        <m:r>
+          <m:rPr>
+            <m:nor/>
+          </m:rPr>
+          <m:t>voyage priority</m:t>
+        </m:r>
+        <m:r>
+          <m:t>&gt;</m:t>
+        </m:r>
+        <m:r>
+          <m:rPr>
+            <m:nor/>
+          </m:rPr>
+          <m:t>no control</m:t>
+        </m:r>
+      </m:oMath>
     </w:p>
     <w:p>
       <w:pPr>
@@ -19992,597 +20025,75 @@
         <w:pStyle w:val="FirstParagraph"/>
       </w:pPr>
       <w:r>
-        <w:rPr>
-          <w:rFonts w:ascii="Times New Roman" w:eastAsia="宋体" w:hAnsi="Times New Roman"/>
-          <w:sz w:val="22"/>
-        </w:rPr>
-        <w:t>对所有</w:t>
-      </w:r>
-      <w:r>
-        <w:rPr>
-          <w:rFonts w:ascii="Times New Roman" w:eastAsia="宋体" w:hAnsi="Times New Roman"/>
-          <w:sz w:val="22"/>
-        </w:rPr>
-        <w:t xml:space="preserve"> </w:t>
-      </w:r>
+        <w:t>对所有出口 OF 航次 v∈V^OF，当前代码实际定义并使用以下连续非负变量：</w:t>
+      </w:r>
+    </w:p>
+    <w:p>
+      <w:pPr>
+        <w:pStyle w:val="a0"/>
+        <w:jc w:val="center"/>
+      </w:pPr>
       <m:oMath>
-        <m:r>
-          <w:rPr>
-            <w:rFonts w:ascii="Cambria Math" w:hAnsi="Cambria Math"/>
-          </w:rPr>
-          <m:t>v</m:t>
-        </m:r>
-        <m:r>
-          <m:rPr>
-            <m:sty m:val="p"/>
-          </m:rPr>
-          <w:rPr>
-            <w:rFonts w:ascii="Cambria Math" w:hAnsi="Cambria Math"/>
-          </w:rPr>
-          <m:t>∈</m:t>
-        </m:r>
-        <m:sSup>
-          <m:sSupPr>
-            <m:ctrlPr>
-              <w:rPr>
-                <w:rFonts w:ascii="Cambria Math" w:hAnsi="Cambria Math"/>
-              </w:rPr>
-            </m:ctrlPr>
-          </m:sSupPr>
+        <m:sSubSup>
           <m:e>
             <m:r>
-              <m:rPr>
-                <m:scr m:val="script"/>
-                <m:sty m:val="p"/>
-              </m:rPr>
-              <w:rPr>
-                <w:rFonts w:ascii="Cambria Math" w:hAnsi="Cambria Math"/>
-              </w:rPr>
-              <m:t>V</m:t>
-            </m:r>
-          </m:e>
-          <m:sup>
-            <m:r>
-              <w:rPr>
-                <w:rFonts w:ascii="Cambria Math" w:hAnsi="Cambria Math"/>
-              </w:rPr>
-              <m:t>OF</m:t>
-            </m:r>
-          </m:sup>
-        </m:sSup>
-      </m:oMath>
-      <w:r>
-        <w:rPr>
-          <w:rFonts w:ascii="Times New Roman" w:eastAsia="宋体" w:hAnsi="Times New Roman"/>
-          <w:sz w:val="22"/>
-        </w:rPr>
-        <w:t>，定义：</w:t>
-      </w:r>
-    </w:p>
-    <w:p>
-      <w:pPr>
-        <w:pStyle w:val="a0"/>
-      </w:pPr>
-      <m:oMathPara>
-        <m:oMathParaPr>
-          <m:jc m:val="center"/>
-        </m:oMathParaPr>
-        <m:oMath>
-          <m:sSubSup>
-            <m:sSubSupPr>
-              <m:ctrlPr>
-                <w:rPr>
-                  <w:rFonts w:ascii="Cambria Math" w:hAnsi="Cambria Math"/>
-                </w:rPr>
-              </m:ctrlPr>
-            </m:sSubSupPr>
-            <m:e>
-              <m:r>
-                <w:rPr>
-                  <w:rFonts w:ascii="Cambria Math" w:hAnsi="Cambria Math"/>
-                </w:rPr>
-                <m:t>u</m:t>
-              </m:r>
-            </m:e>
-            <m:sub>
-              <m:r>
-                <w:rPr>
-                  <w:rFonts w:ascii="Cambria Math" w:hAnsi="Cambria Math"/>
-                </w:rPr>
-                <m:t>v</m:t>
-              </m:r>
-            </m:sub>
-            <m:sup>
-              <m:r>
-                <w:rPr>
-                  <w:rFonts w:ascii="Cambria Math" w:hAnsi="Cambria Math"/>
-                </w:rPr>
-                <m:t>20</m:t>
-              </m:r>
-            </m:sup>
-          </m:sSubSup>
-          <m:r>
-            <m:rPr>
-              <m:sty m:val="p"/>
-            </m:rPr>
-            <w:rPr>
-              <w:rFonts w:ascii="Cambria Math" w:hAnsi="Cambria Math"/>
-            </w:rPr>
-            <m:t>,</m:t>
-          </m:r>
-          <m:r>
-            <w:rPr>
-              <w:rFonts w:ascii="Cambria Math" w:hAnsi="Cambria Math"/>
-            </w:rPr>
-            <m:t> </m:t>
-          </m:r>
-          <m:sSubSup>
-            <m:sSubSupPr>
-              <m:ctrlPr>
-                <w:rPr>
-                  <w:rFonts w:ascii="Cambria Math" w:hAnsi="Cambria Math"/>
-                </w:rPr>
-              </m:ctrlPr>
-            </m:sSubSupPr>
-            <m:e>
-              <m:r>
-                <m:rPr>
-                  <m:scr m:val="script"/>
-                  <m:sty m:val="p"/>
-                </m:rPr>
-                <w:rPr>
-                  <w:rFonts w:ascii="Cambria Math" w:hAnsi="Cambria Math"/>
-                </w:rPr>
-                <m:t>l</m:t>
-              </m:r>
-            </m:e>
-            <m:sub>
-              <m:r>
-                <w:rPr>
-                  <w:rFonts w:ascii="Cambria Math" w:hAnsi="Cambria Math"/>
-                </w:rPr>
-                <m:t>v</m:t>
-              </m:r>
-            </m:sub>
-            <m:sup>
-              <m:r>
-                <w:rPr>
-                  <w:rFonts w:ascii="Cambria Math" w:hAnsi="Cambria Math"/>
-                </w:rPr>
-                <m:t>20</m:t>
-              </m:r>
-            </m:sup>
-          </m:sSubSup>
-          <m:r>
-            <m:rPr>
-              <m:sty m:val="p"/>
-            </m:rPr>
-            <w:rPr>
-              <w:rFonts w:ascii="Cambria Math" w:hAnsi="Cambria Math"/>
-            </w:rPr>
-            <m:t>,</m:t>
-          </m:r>
-          <m:r>
-            <w:rPr>
-              <w:rFonts w:ascii="Cambria Math" w:hAnsi="Cambria Math"/>
-            </w:rPr>
-            <m:t> </m:t>
-          </m:r>
-          <m:sSubSup>
-            <m:sSubSupPr>
-              <m:ctrlPr>
-                <w:rPr>
-                  <w:rFonts w:ascii="Cambria Math" w:hAnsi="Cambria Math"/>
-                </w:rPr>
-              </m:ctrlPr>
-            </m:sSubSupPr>
-            <m:e>
-              <m:r>
-                <w:rPr>
-                  <w:rFonts w:ascii="Cambria Math" w:hAnsi="Cambria Math"/>
-                </w:rPr>
-                <m:t>u</m:t>
-              </m:r>
-            </m:e>
-            <m:sub>
-              <m:r>
-                <w:rPr>
-                  <w:rFonts w:ascii="Cambria Math" w:hAnsi="Cambria Math"/>
-                </w:rPr>
-                <m:t>v</m:t>
-              </m:r>
-            </m:sub>
-            <m:sup>
-              <m:r>
-                <w:rPr>
-                  <w:rFonts w:ascii="Cambria Math" w:hAnsi="Cambria Math"/>
-                </w:rPr>
-                <m:t>40</m:t>
-              </m:r>
-            </m:sup>
-          </m:sSubSup>
-          <m:r>
-            <m:rPr>
-              <m:sty m:val="p"/>
-            </m:rPr>
-            <w:rPr>
-              <w:rFonts w:ascii="Cambria Math" w:hAnsi="Cambria Math"/>
-            </w:rPr>
-            <m:t>,</m:t>
-          </m:r>
-          <m:r>
-            <w:rPr>
-              <w:rFonts w:ascii="Cambria Math" w:hAnsi="Cambria Math"/>
-            </w:rPr>
-            <m:t> </m:t>
-          </m:r>
-          <m:sSubSup>
-            <m:sSubSupPr>
-              <m:ctrlPr>
-                <w:rPr>
-                  <w:rFonts w:ascii="Cambria Math" w:hAnsi="Cambria Math"/>
-                </w:rPr>
-              </m:ctrlPr>
-            </m:sSubSupPr>
-            <m:e>
-              <m:r>
-                <m:rPr>
-                  <m:scr m:val="script"/>
-                  <m:sty m:val="p"/>
-                </m:rPr>
-                <w:rPr>
-                  <w:rFonts w:ascii="Cambria Math" w:hAnsi="Cambria Math"/>
-                </w:rPr>
-                <m:t>l</m:t>
-              </m:r>
-            </m:e>
-            <m:sub>
-              <m:r>
-                <w:rPr>
-                  <w:rFonts w:ascii="Cambria Math" w:hAnsi="Cambria Math"/>
-                </w:rPr>
-                <m:t>v</m:t>
-              </m:r>
-            </m:sub>
-            <m:sup>
-              <m:r>
-                <w:rPr>
-                  <w:rFonts w:ascii="Cambria Math" w:hAnsi="Cambria Math"/>
-                </w:rPr>
-                <m:t>40</m:t>
-              </m:r>
-            </m:sup>
-          </m:sSubSup>
-          <m:r>
-            <m:rPr>
-              <m:sty m:val="p"/>
-            </m:rPr>
-            <w:rPr>
-              <w:rFonts w:ascii="Cambria Math" w:hAnsi="Cambria Math"/>
-            </w:rPr>
-            <m:t>≥</m:t>
-          </m:r>
-          <m:r>
-            <w:rPr>
-              <w:rFonts w:ascii="Cambria Math" w:hAnsi="Cambria Math"/>
-            </w:rPr>
-            <m:t>0</m:t>
-          </m:r>
-        </m:oMath>
-      </m:oMathPara>
-    </w:p>
-    <w:p>
-      <w:pPr>
-        <w:pStyle w:val="FirstParagraph"/>
-        <w:rPr>
-          <w:lang w:eastAsia="zh-CN"/>
-        </w:rPr>
-      </w:pPr>
-      <w:r>
-        <w:rPr>
-          <w:rFonts w:ascii="Times New Roman" w:eastAsia="宋体" w:hAnsi="Times New Roman"/>
-          <w:sz w:val="22"/>
-        </w:rPr>
-        <w:t>其中，</w:t>
-      </w:r>
-      <m:oMath>
-        <m:sSubSup>
-          <m:sSubSupPr>
-            <m:ctrlPr>
-              <w:rPr>
-                <w:rFonts w:ascii="Cambria Math" w:hAnsi="Cambria Math"/>
-              </w:rPr>
-            </m:ctrlPr>
-          </m:sSubSupPr>
-          <m:e>
-            <m:r>
-              <w:rPr>
-                <w:rFonts w:ascii="Cambria Math" w:hAnsi="Cambria Math"/>
-              </w:rPr>
-              <m:t>u</m:t>
+              <m:t>m</m:t>
             </m:r>
           </m:e>
           <m:sub>
             <m:r>
-              <w:rPr>
-                <w:rFonts w:ascii="Cambria Math" w:hAnsi="Cambria Math"/>
-              </w:rPr>
-              <m:t>v</m:t>
+              <m:t>v,</m:t>
+            </m:r>
+            <m:r>
+              <m:rPr>
+                <m:sty m:val="p"/>
+              </m:rPr>
+              <m:t>OF</m:t>
             </m:r>
           </m:sub>
           <m:sup>
             <m:r>
-              <w:rPr>
-                <w:rFonts w:ascii="Cambria Math" w:hAnsi="Cambria Math"/>
-              </w:rPr>
               <m:t>20</m:t>
             </m:r>
           </m:sup>
         </m:sSubSup>
-      </m:oMath>
-      <w:r>
-        <w:rPr>
-          <w:rFonts w:ascii="Times New Roman" w:eastAsia="宋体" w:hAnsi="Times New Roman"/>
-          <w:sz w:val="22"/>
-        </w:rPr>
-        <w:t xml:space="preserve"> </w:t>
-      </w:r>
-      <w:r>
-        <w:rPr>
-          <w:rFonts w:ascii="Times New Roman" w:eastAsia="宋体" w:hAnsi="Times New Roman"/>
-          <w:sz w:val="22"/>
-        </w:rPr>
-        <w:t>和</w:t>
-      </w:r>
-      <w:r>
-        <w:rPr>
-          <w:rFonts w:ascii="Times New Roman" w:eastAsia="宋体" w:hAnsi="Times New Roman"/>
-          <w:sz w:val="22"/>
-        </w:rPr>
-        <w:t xml:space="preserve"> </w:t>
-      </w:r>
-      <m:oMath>
+        <m:r>
+          <m:t>≥0,</m:t>
+        </m:r>
         <m:sSubSup>
-          <m:sSubSupPr>
-            <m:ctrlPr>
-              <w:rPr>
-                <w:rFonts w:ascii="Cambria Math" w:hAnsi="Cambria Math"/>
-              </w:rPr>
-            </m:ctrlPr>
-          </m:sSubSupPr>
           <m:e>
             <m:r>
-              <m:rPr>
-                <m:scr m:val="script"/>
-                <m:sty m:val="p"/>
-              </m:rPr>
-              <w:rPr>
-                <w:rFonts w:ascii="Cambria Math" w:hAnsi="Cambria Math"/>
-              </w:rPr>
-              <m:t>l</m:t>
+              <m:t>m</m:t>
             </m:r>
           </m:e>
           <m:sub>
             <m:r>
-              <w:rPr>
-                <w:rFonts w:ascii="Cambria Math" w:hAnsi="Cambria Math"/>
-              </w:rPr>
-              <m:t>v</m:t>
+              <m:t>v,</m:t>
+            </m:r>
+            <m:r>
+              <m:rPr>
+                <m:sty m:val="p"/>
+              </m:rPr>
+              <m:t>OF</m:t>
             </m:r>
           </m:sub>
           <m:sup>
             <m:r>
-              <w:rPr>
-                <w:rFonts w:ascii="Cambria Math" w:hAnsi="Cambria Math"/>
-              </w:rPr>
-              <m:t>20</m:t>
-            </m:r>
-          </m:sup>
-        </m:sSubSup>
-      </m:oMath>
-      <w:r>
-        <w:rPr>
-          <w:rFonts w:ascii="Times New Roman" w:eastAsia="宋体" w:hAnsi="Times New Roman"/>
-          <w:sz w:val="22"/>
-        </w:rPr>
-        <w:t xml:space="preserve"> </w:t>
-      </w:r>
-      <w:r>
-        <w:rPr>
-          <w:rFonts w:ascii="Times New Roman" w:eastAsia="宋体" w:hAnsi="Times New Roman"/>
-          <w:sz w:val="22"/>
-        </w:rPr>
-        <w:t>分别表示出口航次</w:t>
-      </w:r>
-      <w:r>
-        <w:rPr>
-          <w:rFonts w:ascii="Times New Roman" w:eastAsia="宋体" w:hAnsi="Times New Roman"/>
-          <w:sz w:val="22"/>
-        </w:rPr>
-        <w:t xml:space="preserve"> </w:t>
-      </w:r>
-      <m:oMath>
-        <m:r>
-          <w:rPr>
-            <w:rFonts w:ascii="Cambria Math" w:hAnsi="Cambria Math"/>
-          </w:rPr>
-          <m:t>v</m:t>
-        </m:r>
-      </m:oMath>
-      <w:r>
-        <w:rPr>
-          <w:rFonts w:ascii="Times New Roman" w:eastAsia="宋体" w:hAnsi="Times New Roman"/>
-          <w:sz w:val="22"/>
-        </w:rPr>
-        <w:t xml:space="preserve"> </w:t>
-      </w:r>
-      <w:r>
-        <w:rPr>
-          <w:rFonts w:ascii="Times New Roman" w:eastAsia="宋体" w:hAnsi="Times New Roman"/>
-          <w:sz w:val="22"/>
-        </w:rPr>
-        <w:t>的</w:t>
-      </w:r>
-      <w:r>
-        <w:rPr>
-          <w:rFonts w:ascii="Times New Roman" w:eastAsia="宋体" w:hAnsi="Times New Roman"/>
-          <w:sz w:val="22"/>
-        </w:rPr>
-        <w:t xml:space="preserve"> OF 20 </w:t>
-      </w:r>
-      <w:r>
-        <w:rPr>
-          <w:rFonts w:ascii="Times New Roman" w:eastAsia="宋体" w:hAnsi="Times New Roman"/>
-          <w:sz w:val="22"/>
-        </w:rPr>
-        <w:t>尺箱在已使用箱区中的最大和最小计划量；</w:t>
-      </w:r>
-      <m:oMath>
-        <m:sSubSup>
-          <m:sSubSupPr>
-            <m:ctrlPr>
-              <w:rPr>
-                <w:rFonts w:ascii="Cambria Math" w:hAnsi="Cambria Math"/>
-              </w:rPr>
-            </m:ctrlPr>
-          </m:sSubSupPr>
-          <m:e>
-            <m:r>
-              <w:rPr>
-                <w:rFonts w:ascii="Cambria Math" w:hAnsi="Cambria Math"/>
-              </w:rPr>
-              <m:t>u</m:t>
-            </m:r>
-          </m:e>
-          <m:sub>
-            <m:r>
-              <w:rPr>
-                <w:rFonts w:ascii="Cambria Math" w:hAnsi="Cambria Math"/>
-              </w:rPr>
-              <m:t>v</m:t>
-            </m:r>
-          </m:sub>
-          <m:sup>
-            <m:r>
-              <w:rPr>
-                <w:rFonts w:ascii="Cambria Math" w:hAnsi="Cambria Math"/>
-              </w:rPr>
               <m:t>40</m:t>
             </m:r>
           </m:sup>
         </m:sSubSup>
+        <m:r>
+          <m:t>≥0</m:t>
+        </m:r>
       </m:oMath>
-      <w:r>
-        <w:rPr>
-          <w:rFonts w:ascii="Times New Roman" w:eastAsia="宋体" w:hAnsi="Times New Roman"/>
-          <w:sz w:val="22"/>
-        </w:rPr>
-        <w:t xml:space="preserve"> </w:t>
-      </w:r>
-      <w:r>
-        <w:rPr>
-          <w:rFonts w:ascii="Times New Roman" w:eastAsia="宋体" w:hAnsi="Times New Roman"/>
-          <w:sz w:val="22"/>
-        </w:rPr>
-        <w:t>和</w:t>
-      </w:r>
-      <w:r>
-        <w:rPr>
-          <w:rFonts w:ascii="Times New Roman" w:eastAsia="宋体" w:hAnsi="Times New Roman"/>
-          <w:sz w:val="22"/>
-        </w:rPr>
-        <w:t xml:space="preserve"> </w:t>
-      </w:r>
-      <m:oMath>
-        <m:sSubSup>
-          <m:sSubSupPr>
-            <m:ctrlPr>
-              <w:rPr>
-                <w:rFonts w:ascii="Cambria Math" w:hAnsi="Cambria Math"/>
-              </w:rPr>
-            </m:ctrlPr>
-          </m:sSubSupPr>
-          <m:e>
-            <m:r>
-              <m:rPr>
-                <m:scr m:val="script"/>
-                <m:sty m:val="p"/>
-              </m:rPr>
-              <w:rPr>
-                <w:rFonts w:ascii="Cambria Math" w:hAnsi="Cambria Math"/>
-              </w:rPr>
-              <m:t>l</m:t>
-            </m:r>
-          </m:e>
-          <m:sub>
-            <m:r>
-              <w:rPr>
-                <w:rFonts w:ascii="Cambria Math" w:hAnsi="Cambria Math"/>
-              </w:rPr>
-              <m:t>v</m:t>
-            </m:r>
-          </m:sub>
-          <m:sup>
-            <m:r>
-              <w:rPr>
-                <w:rFonts w:ascii="Cambria Math" w:hAnsi="Cambria Math"/>
-              </w:rPr>
-              <m:t>40</m:t>
-            </m:r>
-          </m:sup>
-        </m:sSubSup>
-      </m:oMath>
-      <w:r>
-        <w:rPr>
-          <w:rFonts w:ascii="Times New Roman" w:eastAsia="宋体" w:hAnsi="Times New Roman"/>
-          <w:sz w:val="22"/>
-        </w:rPr>
-        <w:t xml:space="preserve"> </w:t>
-      </w:r>
-      <w:r>
-        <w:rPr>
-          <w:rFonts w:ascii="Times New Roman" w:eastAsia="宋体" w:hAnsi="Times New Roman"/>
-          <w:sz w:val="22"/>
-        </w:rPr>
-        <w:t>分别表示</w:t>
-      </w:r>
-      <w:r>
-        <w:rPr>
-          <w:rFonts w:ascii="Times New Roman" w:eastAsia="宋体" w:hAnsi="Times New Roman"/>
-          <w:sz w:val="22"/>
-        </w:rPr>
-        <w:t xml:space="preserve"> OF 40 </w:t>
-      </w:r>
-      <w:r>
-        <w:rPr>
-          <w:rFonts w:ascii="Times New Roman" w:eastAsia="宋体" w:hAnsi="Times New Roman"/>
-          <w:sz w:val="22"/>
-        </w:rPr>
-        <w:t>尺箱在已使用箱区中的最大和最小计划量。</w:t>
-      </w:r>
-      <w:r>
-        <w:rPr>
-          <w:rFonts w:ascii="Times New Roman" w:eastAsia="宋体" w:hAnsi="Times New Roman"/>
-          <w:sz w:val="22"/>
-          <w:lang w:eastAsia="zh-CN"/>
-        </w:rPr>
-        <w:t>目标函数会惩罚上下界差值，从而促使</w:t>
-      </w:r>
-      <w:r>
-        <w:rPr>
-          <w:rFonts w:ascii="Times New Roman" w:eastAsia="宋体" w:hAnsi="Times New Roman"/>
-          <w:sz w:val="22"/>
-          <w:lang w:eastAsia="zh-CN"/>
-        </w:rPr>
-        <w:t xml:space="preserve"> OF </w:t>
-      </w:r>
-      <w:r>
-        <w:rPr>
-          <w:rFonts w:ascii="Times New Roman" w:eastAsia="宋体" w:hAnsi="Times New Roman"/>
-          <w:sz w:val="22"/>
-          <w:lang w:eastAsia="zh-CN"/>
-        </w:rPr>
-        <w:t>箱在已使用箱区之间更均衡地分布。</w:t>
+    </w:p>
+    <w:p>
+      <w:pPr>
+        <w:pStyle w:val="FirstParagraph"/>
+      </w:pPr>
+      <w:r>
+        <w:t>其中，m_v,OF^20 和 m_v,OF^40 分别表示出口航次 v 的 OF 20 尺、40 尺新增箱量在单个箱区上的最大值。该变量对应代码中的 m20[v,"OF"] 和 m40[v,"OF"]。</w:t>
       </w:r>
     </w:p>
     <w:p>
@@ -20899,291 +20410,7 @@
         </w:rPr>
       </w:pPr>
       <w:r>
-        <w:rPr>
-          <w:rFonts w:ascii="Times New Roman" w:eastAsia="宋体" w:hAnsi="Times New Roman"/>
-          <w:sz w:val="22"/>
-          <w:lang w:eastAsia="zh-CN"/>
-        </w:rPr>
-        <w:t>当前代码中仍保留</w:t>
-      </w:r>
-      <w:r>
-        <w:rPr>
-          <w:rFonts w:ascii="Times New Roman" w:eastAsia="宋体" w:hAnsi="Times New Roman"/>
-          <w:sz w:val="22"/>
-          <w:lang w:eastAsia="zh-CN"/>
-        </w:rPr>
-        <w:t xml:space="preserve"> </w:t>
-      </w:r>
-      <m:oMath>
-        <m:sSubSup>
-          <m:sSubSupPr>
-            <m:ctrlPr>
-              <w:rPr>
-                <w:rFonts w:ascii="Cambria Math" w:hAnsi="Cambria Math"/>
-              </w:rPr>
-            </m:ctrlPr>
-          </m:sSubSupPr>
-          <m:e>
-            <m:r>
-              <w:rPr>
-                <w:rFonts w:ascii="Cambria Math" w:hAnsi="Cambria Math"/>
-                <w:lang w:eastAsia="zh-CN"/>
-              </w:rPr>
-              <m:t>m</m:t>
-            </m:r>
-          </m:e>
-          <m:sub>
-            <m:r>
-              <w:rPr>
-                <w:rFonts w:ascii="Cambria Math" w:hAnsi="Cambria Math"/>
-                <w:lang w:eastAsia="zh-CN"/>
-              </w:rPr>
-              <m:t>v</m:t>
-            </m:r>
-            <m:r>
-              <m:rPr>
-                <m:sty m:val="p"/>
-              </m:rPr>
-              <w:rPr>
-                <w:rFonts w:ascii="Cambria Math" w:hAnsi="Cambria Math"/>
-                <w:lang w:eastAsia="zh-CN"/>
-              </w:rPr>
-              <m:t>,</m:t>
-            </m:r>
-            <m:r>
-              <w:rPr>
-                <w:rFonts w:ascii="Cambria Math" w:hAnsi="Cambria Math"/>
-                <w:lang w:eastAsia="zh-CN"/>
-              </w:rPr>
-              <m:t>f</m:t>
-            </m:r>
-          </m:sub>
-          <m:sup>
-            <m:r>
-              <w:rPr>
-                <w:rFonts w:ascii="Cambria Math" w:hAnsi="Cambria Math"/>
-                <w:lang w:eastAsia="zh-CN"/>
-              </w:rPr>
-              <m:t>20</m:t>
-            </m:r>
-          </m:sup>
-        </m:sSubSup>
-      </m:oMath>
-      <w:r>
-        <w:rPr>
-          <w:rFonts w:ascii="Times New Roman" w:eastAsia="宋体" w:hAnsi="Times New Roman"/>
-          <w:sz w:val="22"/>
-          <w:lang w:eastAsia="zh-CN"/>
-        </w:rPr>
-        <w:t xml:space="preserve"> </w:t>
-      </w:r>
-      <w:r>
-        <w:rPr>
-          <w:rFonts w:ascii="Times New Roman" w:eastAsia="宋体" w:hAnsi="Times New Roman"/>
-          <w:sz w:val="22"/>
-          <w:lang w:eastAsia="zh-CN"/>
-        </w:rPr>
-        <w:t>和</w:t>
-      </w:r>
-      <w:r>
-        <w:rPr>
-          <w:rFonts w:ascii="Times New Roman" w:eastAsia="宋体" w:hAnsi="Times New Roman"/>
-          <w:sz w:val="22"/>
-          <w:lang w:eastAsia="zh-CN"/>
-        </w:rPr>
-        <w:t xml:space="preserve"> </w:t>
-      </w:r>
-      <m:oMath>
-        <m:sSubSup>
-          <m:sSubSupPr>
-            <m:ctrlPr>
-              <w:rPr>
-                <w:rFonts w:ascii="Cambria Math" w:hAnsi="Cambria Math"/>
-              </w:rPr>
-            </m:ctrlPr>
-          </m:sSubSupPr>
-          <m:e>
-            <m:r>
-              <w:rPr>
-                <w:rFonts w:ascii="Cambria Math" w:hAnsi="Cambria Math"/>
-                <w:lang w:eastAsia="zh-CN"/>
-              </w:rPr>
-              <m:t>m</m:t>
-            </m:r>
-          </m:e>
-          <m:sub>
-            <m:r>
-              <w:rPr>
-                <w:rFonts w:ascii="Cambria Math" w:hAnsi="Cambria Math"/>
-                <w:lang w:eastAsia="zh-CN"/>
-              </w:rPr>
-              <m:t>v</m:t>
-            </m:r>
-            <m:r>
-              <m:rPr>
-                <m:sty m:val="p"/>
-              </m:rPr>
-              <w:rPr>
-                <w:rFonts w:ascii="Cambria Math" w:hAnsi="Cambria Math"/>
-                <w:lang w:eastAsia="zh-CN"/>
-              </w:rPr>
-              <m:t>,</m:t>
-            </m:r>
-            <m:r>
-              <w:rPr>
-                <w:rFonts w:ascii="Cambria Math" w:hAnsi="Cambria Math"/>
-                <w:lang w:eastAsia="zh-CN"/>
-              </w:rPr>
-              <m:t>f</m:t>
-            </m:r>
-          </m:sub>
-          <m:sup>
-            <m:r>
-              <w:rPr>
-                <w:rFonts w:ascii="Cambria Math" w:hAnsi="Cambria Math"/>
-                <w:lang w:eastAsia="zh-CN"/>
-              </w:rPr>
-              <m:t>40</m:t>
-            </m:r>
-          </m:sup>
-        </m:sSubSup>
-      </m:oMath>
-      <w:r>
-        <w:rPr>
-          <w:rFonts w:ascii="Times New Roman" w:eastAsia="宋体" w:hAnsi="Times New Roman"/>
-          <w:sz w:val="22"/>
-          <w:lang w:eastAsia="zh-CN"/>
-        </w:rPr>
-        <w:t xml:space="preserve"> </w:t>
-      </w:r>
-      <w:r>
-        <w:rPr>
-          <w:rFonts w:ascii="Times New Roman" w:eastAsia="宋体" w:hAnsi="Times New Roman"/>
-          <w:sz w:val="22"/>
-          <w:lang w:eastAsia="zh-CN"/>
-        </w:rPr>
-        <w:t>变量字段，但最新版本的有效均衡逻辑已经改为出口</w:t>
-      </w:r>
-      <w:r>
-        <w:rPr>
-          <w:rFonts w:ascii="Times New Roman" w:eastAsia="宋体" w:hAnsi="Times New Roman"/>
-          <w:sz w:val="22"/>
-          <w:lang w:eastAsia="zh-CN"/>
-        </w:rPr>
-        <w:t xml:space="preserve"> OF </w:t>
-      </w:r>
-      <w:r>
-        <w:rPr>
-          <w:rFonts w:ascii="Times New Roman" w:eastAsia="宋体" w:hAnsi="Times New Roman"/>
-          <w:sz w:val="22"/>
-          <w:lang w:eastAsia="zh-CN"/>
-        </w:rPr>
-        <w:t>专用的上下界范围变量</w:t>
-      </w:r>
-      <w:r>
-        <w:rPr>
-          <w:rFonts w:ascii="Times New Roman" w:eastAsia="宋体" w:hAnsi="Times New Roman"/>
-          <w:sz w:val="22"/>
-          <w:lang w:eastAsia="zh-CN"/>
-        </w:rPr>
-        <w:t xml:space="preserve"> </w:t>
-      </w:r>
-      <m:oMath>
-        <m:r>
-          <w:rPr>
-            <w:rFonts w:ascii="Cambria Math" w:hAnsi="Cambria Math"/>
-            <w:lang w:eastAsia="zh-CN"/>
-          </w:rPr>
-          <m:t>u</m:t>
-        </m:r>
-        <m:r>
-          <m:rPr>
-            <m:scr m:val="script"/>
-            <m:sty m:val="p"/>
-          </m:rPr>
-          <w:rPr>
-            <w:rFonts w:ascii="Cambria Math" w:hAnsi="Cambria Math"/>
-            <w:lang w:eastAsia="zh-CN"/>
-          </w:rPr>
-          <m:t>/l</m:t>
-        </m:r>
-      </m:oMath>
-      <w:r>
-        <w:rPr>
-          <w:rFonts w:ascii="Times New Roman" w:eastAsia="宋体" w:hAnsi="Times New Roman"/>
-          <w:sz w:val="22"/>
-          <w:lang w:eastAsia="zh-CN"/>
-        </w:rPr>
-        <w:t>。因此，本算法文档将</w:t>
-      </w:r>
-      <w:r>
-        <w:rPr>
-          <w:rFonts w:ascii="Times New Roman" w:eastAsia="宋体" w:hAnsi="Times New Roman"/>
-          <w:sz w:val="22"/>
-          <w:lang w:eastAsia="zh-CN"/>
-        </w:rPr>
-        <w:t xml:space="preserve"> </w:t>
-      </w:r>
-      <m:oMath>
-        <m:r>
-          <w:rPr>
-            <w:rFonts w:ascii="Cambria Math" w:hAnsi="Cambria Math"/>
-            <w:lang w:eastAsia="zh-CN"/>
-          </w:rPr>
-          <m:t>u</m:t>
-        </m:r>
-        <m:r>
-          <m:rPr>
-            <m:scr m:val="script"/>
-            <m:sty m:val="p"/>
-          </m:rPr>
-          <w:rPr>
-            <w:rFonts w:ascii="Cambria Math" w:hAnsi="Cambria Math"/>
-            <w:lang w:eastAsia="zh-CN"/>
-          </w:rPr>
-          <m:t>/l</m:t>
-        </m:r>
-      </m:oMath>
-      <w:r>
-        <w:rPr>
-          <w:rFonts w:ascii="Times New Roman" w:eastAsia="宋体" w:hAnsi="Times New Roman"/>
-          <w:sz w:val="22"/>
-          <w:lang w:eastAsia="zh-CN"/>
-        </w:rPr>
-        <w:t xml:space="preserve"> </w:t>
-      </w:r>
-      <w:r>
-        <w:rPr>
-          <w:rFonts w:ascii="Times New Roman" w:eastAsia="宋体" w:hAnsi="Times New Roman"/>
-          <w:sz w:val="22"/>
-          <w:lang w:eastAsia="zh-CN"/>
-        </w:rPr>
-        <w:t>作为有效均衡变量进行说明，</w:t>
-      </w:r>
-      <m:oMath>
-        <m:r>
-          <w:rPr>
-            <w:rFonts w:ascii="Cambria Math" w:hAnsi="Cambria Math"/>
-            <w:lang w:eastAsia="zh-CN"/>
-          </w:rPr>
-          <m:t>m</m:t>
-        </m:r>
-      </m:oMath>
-      <w:r>
-        <w:rPr>
-          <w:rFonts w:ascii="Times New Roman" w:eastAsia="宋体" w:hAnsi="Times New Roman"/>
-          <w:sz w:val="22"/>
-          <w:lang w:eastAsia="zh-CN"/>
-        </w:rPr>
-        <w:t xml:space="preserve"> </w:t>
-      </w:r>
-      <w:r>
-        <w:rPr>
-          <w:rFonts w:ascii="Times New Roman" w:eastAsia="宋体" w:hAnsi="Times New Roman"/>
-          <w:sz w:val="22"/>
-          <w:lang w:eastAsia="zh-CN"/>
-        </w:rPr>
-        <w:t>变量仅为代码兼容保留项，不参与当前目标函数和主要约束。</w:t>
+        <w:t>当前最新代码中，m20 和 m40 是有效 OF 均衡变量，用来描述同一出口航次 OF 新增箱量在单个箱区上的最大值；它们在目标函数和 OF 均衡约束中共同刻画当前版本的单区最大新增量口径。</w:t>
       </w:r>
     </w:p>
     <w:p>
@@ -21807,6 +21034,174 @@
         </w:rPr>
         <w:t>，但由于容量、功能或其他约束导致该箱区未被使用，则该变量取正值并进入目标函数惩罚。</w:t>
       </w:r>
+    </w:p>
+    <w:p>
+      <w:pPr>
+        <w:pStyle w:val="2"/>
+      </w:pPr>
+      <w:r>
+        <w:t>7.12 当前版本新增变量：港口航区与进口聚类</w:t>
+      </w:r>
+    </w:p>
+    <w:p>
+      <w:pPr>
+        <w:pStyle w:val="FirstParagraph"/>
+      </w:pPr>
+      <w:r>
+        <w:t>港口航区约束新增港口装载变量和港口未满足变量；进口聚类约束新增聚类装载变量、聚类未满足变量和聚类是否使用箱区的二元变量。</w:t>
+      </w:r>
+    </w:p>
+    <w:p>
+      <w:pPr>
+        <w:pStyle w:val="a0"/>
+        <w:jc w:val="center"/>
+      </w:pPr>
+      <m:oMath>
+        <m:sSubSup>
+          <m:e>
+            <m:r>
+              <m:t>P</m:t>
+            </m:r>
+          </m:e>
+          <m:sub>
+            <m:r>
+              <m:t>v,f,p,a</m:t>
+            </m:r>
+          </m:sub>
+          <m:sup>
+            <m:r>
+              <m:t>k,</m:t>
+            </m:r>
+            <m:r>
+              <m:rPr>
+                <m:nor/>
+              </m:rPr>
+              <m:t>port</m:t>
+            </m:r>
+          </m:sup>
+        </m:sSubSup>
+        <m:r>
+          <m:t>≥0,</m:t>
+        </m:r>
+        <m:sSubSup>
+          <m:e>
+            <m:r>
+              <m:t>η</m:t>
+            </m:r>
+          </m:e>
+          <m:sub>
+            <m:r>
+              <m:t>v,f,p</m:t>
+            </m:r>
+          </m:sub>
+          <m:sup>
+            <m:r>
+              <m:t>k,</m:t>
+            </m:r>
+            <m:r>
+              <m:rPr>
+                <m:nor/>
+              </m:rPr>
+              <m:t>port</m:t>
+            </m:r>
+          </m:sup>
+        </m:sSubSup>
+        <m:r>
+          <m:t>≥0</m:t>
+        </m:r>
+      </m:oMath>
+    </w:p>
+    <w:p>
+      <w:pPr>
+        <w:pStyle w:val="a0"/>
+        <w:jc w:val="center"/>
+      </w:pPr>
+      <m:oMath>
+        <m:sSubSup>
+          <m:e>
+            <m:r>
+              <m:t>G</m:t>
+            </m:r>
+          </m:e>
+          <m:sub>
+            <m:r>
+              <m:t>v,f,c,a</m:t>
+            </m:r>
+          </m:sub>
+          <m:sup>
+            <m:r>
+              <m:t>k,</m:t>
+            </m:r>
+            <m:r>
+              <m:rPr>
+                <m:nor/>
+              </m:rPr>
+              <m:t>clu</m:t>
+            </m:r>
+          </m:sup>
+        </m:sSubSup>
+        <m:r>
+          <m:t>≥0,</m:t>
+        </m:r>
+        <m:sSubSup>
+          <m:e>
+            <m:r>
+              <m:t>ξ</m:t>
+            </m:r>
+          </m:e>
+          <m:sub>
+            <m:r>
+              <m:t>v,f,c</m:t>
+            </m:r>
+          </m:sub>
+          <m:sup>
+            <m:r>
+              <m:t>k,</m:t>
+            </m:r>
+            <m:r>
+              <m:rPr>
+                <m:nor/>
+              </m:rPr>
+              <m:t>clu</m:t>
+            </m:r>
+          </m:sup>
+        </m:sSubSup>
+        <m:r>
+          <m:t>≥0,</m:t>
+        </m:r>
+        <m:sSub>
+          <m:e>
+            <m:r>
+              <m:t>γ</m:t>
+            </m:r>
+          </m:e>
+          <m:sub>
+            <m:r>
+              <m:t>c,a</m:t>
+            </m:r>
+          </m:sub>
+        </m:sSub>
+        <m:r>
+          <m:t>∈</m:t>
+        </m:r>
+        <m:d>
+          <m:dPr>
+            <m:begChr m:val="{"/>
+            <m:sepChr m:val=","/>
+            <m:endChr m:val="}"/>
+          </m:dPr>
+          <m:e>
+            <m:r>
+              <m:t>0</m:t>
+            </m:r>
+          </m:e>
+          <m:e>
+            <m:r>
+              <m:t>1</m:t>
+            </m:r>
+          </m:e>
+        </m:d>
+      </m:oMath>
     </w:p>
     <w:p>
       <w:pPr>
@@ -24740,382 +24135,123 @@
     </w:p>
     <w:p>
       <w:pPr>
+        <w:pStyle w:val="a0"/>
+        <w:jc w:val="center"/>
+      </w:pPr>
+      <m:oMath>
+        <m:sSup>
+          <m:e>
+            <m:r>
+              <m:t>Z</m:t>
+            </m:r>
+          </m:e>
+          <m:sup>
+            <m:r>
+              <m:rPr>
+                <m:sty m:val="p"/>
+              </m:rPr>
+              <m:t>bal</m:t>
+            </m:r>
+          </m:sup>
+        </m:sSup>
+        <m:r>
+          <m:t>=</m:t>
+        </m:r>
+        <m:nary>
+          <m:naryPr>
+            <m:chr m:val="∑"/>
+            <m:limLoc m:val="subSup"/>
+            <m:grow m:val="1"/>
+            <m:subHide m:val="off"/>
+            <m:supHide m:val="on"/>
+          </m:naryPr>
+          <m:sub>
+            <m:r>
+              <m:t>v∈</m:t>
+            </m:r>
+            <m:sSup>
+              <m:e>
+                <m:r>
+                  <m:t>V</m:t>
+                </m:r>
+              </m:e>
+              <m:sup>
+                <m:r>
+                  <m:rPr>
+                    <m:sty m:val="p"/>
+                  </m:rPr>
+                  <m:t>OF</m:t>
+                </m:r>
+              </m:sup>
+            </m:sSup>
+          </m:sub>
+          <m:sup/>
+          <m:e>
+            <m:d>
+              <m:dPr>
+                <m:sepChr m:val="+"/>
+              </m:dPr>
+              <m:e>
+                <m:sSubSup>
+                  <m:e>
+                    <m:r>
+                      <m:t>m</m:t>
+                    </m:r>
+                  </m:e>
+                  <m:sub>
+                    <m:r>
+                      <m:t>v,</m:t>
+                    </m:r>
+                    <m:r>
+                      <m:rPr>
+                        <m:sty m:val="p"/>
+                      </m:rPr>
+                      <m:t>OF</m:t>
+                    </m:r>
+                  </m:sub>
+                  <m:sup>
+                    <m:r>
+                      <m:t>20</m:t>
+                    </m:r>
+                  </m:sup>
+                </m:sSubSup>
+              </m:e>
+              <m:e>
+                <m:sSubSup>
+                  <m:e>
+                    <m:r>
+                      <m:t>m</m:t>
+                    </m:r>
+                  </m:e>
+                  <m:sub>
+                    <m:r>
+                      <m:t>v,</m:t>
+                    </m:r>
+                    <m:r>
+                      <m:rPr>
+                        <m:sty m:val="p"/>
+                      </m:rPr>
+                      <m:t>OF</m:t>
+                    </m:r>
+                  </m:sub>
+                  <m:sup>
+                    <m:r>
+                      <m:t>40</m:t>
+                    </m:r>
+                  </m:sup>
+                </m:sSubSup>
+              </m:e>
+            </m:d>
+          </m:e>
+        </m:nary>
+      </m:oMath>
+    </w:p>
+    <w:p>
+      <w:pPr>
         <w:pStyle w:val="FirstParagraph"/>
       </w:pPr>
-      <m:oMathPara>
-        <m:oMathParaPr>
-          <m:jc m:val="center"/>
-        </m:oMathParaPr>
-        <m:oMath>
-          <m:sSup>
-            <m:sSupPr>
-              <m:ctrlPr>
-                <w:rPr>
-                  <w:rFonts w:ascii="Cambria Math" w:hAnsi="Cambria Math"/>
-                </w:rPr>
-              </m:ctrlPr>
-            </m:sSupPr>
-            <m:e>
-              <m:r>
-                <w:rPr>
-                  <w:rFonts w:ascii="Cambria Math" w:hAnsi="Cambria Math"/>
-                </w:rPr>
-                <m:t>Z</m:t>
-              </m:r>
-            </m:e>
-            <m:sup>
-              <m:r>
-                <w:rPr>
-                  <w:rFonts w:ascii="Cambria Math" w:hAnsi="Cambria Math"/>
-                </w:rPr>
-                <m:t>bal</m:t>
-              </m:r>
-            </m:sup>
-          </m:sSup>
-          <m:r>
-            <m:rPr>
-              <m:sty m:val="p"/>
-            </m:rPr>
-            <w:rPr>
-              <w:rFonts w:ascii="Cambria Math" w:hAnsi="Cambria Math"/>
-            </w:rPr>
-            <m:t>=</m:t>
-          </m:r>
-          <m:nary>
-            <m:naryPr>
-              <m:chr m:val="∑"/>
-              <m:limLoc m:val="undOvr"/>
-              <m:supHide m:val="1"/>
-              <m:ctrlPr>
-                <w:rPr>
-                  <w:rFonts w:ascii="Cambria Math" w:hAnsi="Cambria Math"/>
-                </w:rPr>
-              </m:ctrlPr>
-            </m:naryPr>
-            <m:sub>
-              <m:r>
-                <w:rPr>
-                  <w:rFonts w:ascii="Cambria Math" w:hAnsi="Cambria Math"/>
-                </w:rPr>
-                <m:t>v</m:t>
-              </m:r>
-              <m:r>
-                <m:rPr>
-                  <m:sty m:val="p"/>
-                </m:rPr>
-                <w:rPr>
-                  <w:rFonts w:ascii="Cambria Math" w:hAnsi="Cambria Math"/>
-                </w:rPr>
-                <m:t>∈</m:t>
-              </m:r>
-              <m:sSup>
-                <m:sSupPr>
-                  <m:ctrlPr>
-                    <w:rPr>
-                      <w:rFonts w:ascii="Cambria Math" w:hAnsi="Cambria Math"/>
-                    </w:rPr>
-                  </m:ctrlPr>
-                </m:sSupPr>
-                <m:e>
-                  <m:r>
-                    <m:rPr>
-                      <m:scr m:val="script"/>
-                      <m:sty m:val="p"/>
-                    </m:rPr>
-                    <w:rPr>
-                      <w:rFonts w:ascii="Cambria Math" w:hAnsi="Cambria Math"/>
-                    </w:rPr>
-                    <m:t>V</m:t>
-                  </m:r>
-                </m:e>
-                <m:sup>
-                  <m:r>
-                    <w:rPr>
-                      <w:rFonts w:ascii="Cambria Math" w:hAnsi="Cambria Math"/>
-                    </w:rPr>
-                    <m:t>OF</m:t>
-                  </m:r>
-                </m:sup>
-              </m:sSup>
-            </m:sub>
-            <m:sup>
-              <m:r>
-                <w:rPr>
-                  <w:rFonts w:ascii="Cambria Math" w:hAnsi="Cambria Math"/>
-                </w:rPr>
-                <m:t>​</m:t>
-              </m:r>
-            </m:sup>
-            <m:e>
-              <m:d>
-                <m:dPr>
-                  <m:begChr m:val="["/>
-                  <m:endChr m:val="]"/>
-                  <m:ctrlPr>
-                    <w:rPr>
-                      <w:rFonts w:ascii="Cambria Math" w:hAnsi="Cambria Math"/>
-                    </w:rPr>
-                  </m:ctrlPr>
-                </m:dPr>
-                <m:e>
-                  <m:d>
-                    <m:dPr>
-                      <m:ctrlPr>
-                        <w:rPr>
-                          <w:rFonts w:ascii="Cambria Math" w:hAnsi="Cambria Math"/>
-                        </w:rPr>
-                      </m:ctrlPr>
-                    </m:dPr>
-                    <m:e>
-                      <m:sSubSup>
-                        <m:sSubSupPr>
-                          <m:ctrlPr>
-                            <w:rPr>
-                              <w:rFonts w:ascii="Cambria Math" w:hAnsi="Cambria Math"/>
-                            </w:rPr>
-                          </m:ctrlPr>
-                        </m:sSubSupPr>
-                        <m:e>
-                          <m:r>
-                            <w:rPr>
-                              <w:rFonts w:ascii="Cambria Math" w:hAnsi="Cambria Math"/>
-                            </w:rPr>
-                            <m:t>u</m:t>
-                          </m:r>
-                        </m:e>
-                        <m:sub>
-                          <m:r>
-                            <w:rPr>
-                              <w:rFonts w:ascii="Cambria Math" w:hAnsi="Cambria Math"/>
-                            </w:rPr>
-                            <m:t>v</m:t>
-                          </m:r>
-                        </m:sub>
-                        <m:sup>
-                          <m:r>
-                            <w:rPr>
-                              <w:rFonts w:ascii="Cambria Math" w:hAnsi="Cambria Math"/>
-                            </w:rPr>
-                            <m:t>20</m:t>
-                          </m:r>
-                        </m:sup>
-                      </m:sSubSup>
-                      <m:r>
-                        <m:rPr>
-                          <m:sty m:val="p"/>
-                        </m:rPr>
-                        <w:rPr>
-                          <w:rFonts w:ascii="Cambria Math" w:hAnsi="Cambria Math"/>
-                        </w:rPr>
-                        <m:t>-</m:t>
-                      </m:r>
-                      <m:sSubSup>
-                        <m:sSubSupPr>
-                          <m:ctrlPr>
-                            <w:rPr>
-                              <w:rFonts w:ascii="Cambria Math" w:hAnsi="Cambria Math"/>
-                            </w:rPr>
-                          </m:ctrlPr>
-                        </m:sSubSupPr>
-                        <m:e>
-                          <m:r>
-                            <m:rPr>
-                              <m:scr m:val="script"/>
-                              <m:sty m:val="p"/>
-                            </m:rPr>
-                            <w:rPr>
-                              <w:rFonts w:ascii="Cambria Math" w:hAnsi="Cambria Math"/>
-                            </w:rPr>
-                            <m:t>l</m:t>
-                          </m:r>
-                        </m:e>
-                        <m:sub>
-                          <m:r>
-                            <w:rPr>
-                              <w:rFonts w:ascii="Cambria Math" w:hAnsi="Cambria Math"/>
-                            </w:rPr>
-                            <m:t>v</m:t>
-                          </m:r>
-                        </m:sub>
-                        <m:sup>
-                          <m:r>
-                            <w:rPr>
-                              <w:rFonts w:ascii="Cambria Math" w:hAnsi="Cambria Math"/>
-                            </w:rPr>
-                            <m:t>20</m:t>
-                          </m:r>
-                        </m:sup>
-                      </m:sSubSup>
-                    </m:e>
-                  </m:d>
-                  <m:r>
-                    <m:rPr>
-                      <m:sty m:val="p"/>
-                    </m:rPr>
-                    <w:rPr>
-                      <w:rFonts w:ascii="Cambria Math" w:hAnsi="Cambria Math"/>
-                    </w:rPr>
-                    <m:t>+</m:t>
-                  </m:r>
-                  <m:d>
-                    <m:dPr>
-                      <m:ctrlPr>
-                        <w:rPr>
-                          <w:rFonts w:ascii="Cambria Math" w:hAnsi="Cambria Math"/>
-                        </w:rPr>
-                      </m:ctrlPr>
-                    </m:dPr>
-                    <m:e>
-                      <m:sSubSup>
-                        <m:sSubSupPr>
-                          <m:ctrlPr>
-                            <w:rPr>
-                              <w:rFonts w:ascii="Cambria Math" w:hAnsi="Cambria Math"/>
-                            </w:rPr>
-                          </m:ctrlPr>
-                        </m:sSubSupPr>
-                        <m:e>
-                          <m:r>
-                            <w:rPr>
-                              <w:rFonts w:ascii="Cambria Math" w:hAnsi="Cambria Math"/>
-                            </w:rPr>
-                            <m:t>u</m:t>
-                          </m:r>
-                        </m:e>
-                        <m:sub>
-                          <m:r>
-                            <w:rPr>
-                              <w:rFonts w:ascii="Cambria Math" w:hAnsi="Cambria Math"/>
-                            </w:rPr>
-                            <m:t>v</m:t>
-                          </m:r>
-                        </m:sub>
-                        <m:sup>
-                          <m:r>
-                            <w:rPr>
-                              <w:rFonts w:ascii="Cambria Math" w:hAnsi="Cambria Math"/>
-                            </w:rPr>
-                            <m:t>40</m:t>
-                          </m:r>
-                        </m:sup>
-                      </m:sSubSup>
-                      <m:r>
-                        <m:rPr>
-                          <m:sty m:val="p"/>
-                        </m:rPr>
-                        <w:rPr>
-                          <w:rFonts w:ascii="Cambria Math" w:hAnsi="Cambria Math"/>
-                        </w:rPr>
-                        <m:t>-</m:t>
-                      </m:r>
-                      <m:sSubSup>
-                        <m:sSubSupPr>
-                          <m:ctrlPr>
-                            <w:rPr>
-                              <w:rFonts w:ascii="Cambria Math" w:hAnsi="Cambria Math"/>
-                            </w:rPr>
-                          </m:ctrlPr>
-                        </m:sSubSupPr>
-                        <m:e>
-                          <m:r>
-                            <m:rPr>
-                              <m:scr m:val="script"/>
-                              <m:sty m:val="p"/>
-                            </m:rPr>
-                            <w:rPr>
-                              <w:rFonts w:ascii="Cambria Math" w:hAnsi="Cambria Math"/>
-                            </w:rPr>
-                            <m:t>l</m:t>
-                          </m:r>
-                        </m:e>
-                        <m:sub>
-                          <m:r>
-                            <w:rPr>
-                              <w:rFonts w:ascii="Cambria Math" w:hAnsi="Cambria Math"/>
-                            </w:rPr>
-                            <m:t>v</m:t>
-                          </m:r>
-                        </m:sub>
-                        <m:sup>
-                          <m:r>
-                            <w:rPr>
-                              <w:rFonts w:ascii="Cambria Math" w:hAnsi="Cambria Math"/>
-                            </w:rPr>
-                            <m:t>40</m:t>
-                          </m:r>
-                        </m:sup>
-                      </m:sSubSup>
-                    </m:e>
-                  </m:d>
-                </m:e>
-              </m:d>
-            </m:e>
-          </m:nary>
-        </m:oMath>
-      </m:oMathPara>
-    </w:p>
-    <w:p>
-      <w:pPr>
-        <w:pStyle w:val="FirstParagraph"/>
-        <w:rPr>
-          <w:lang w:eastAsia="zh-CN"/>
-        </w:rPr>
-      </w:pPr>
-      <w:r>
-        <w:rPr>
-          <w:rFonts w:ascii="Times New Roman" w:eastAsia="宋体" w:hAnsi="Times New Roman"/>
-          <w:sz w:val="22"/>
-          <w:lang w:eastAsia="zh-CN"/>
-        </w:rPr>
-        <w:t>该项用于控制出口航次</w:t>
-      </w:r>
-      <w:r>
-        <w:rPr>
-          <w:rFonts w:ascii="Times New Roman" w:eastAsia="宋体" w:hAnsi="Times New Roman"/>
-          <w:sz w:val="22"/>
-          <w:lang w:eastAsia="zh-CN"/>
-        </w:rPr>
-        <w:t xml:space="preserve"> OF </w:t>
-      </w:r>
-      <w:r>
-        <w:rPr>
-          <w:rFonts w:ascii="Times New Roman" w:eastAsia="宋体" w:hAnsi="Times New Roman"/>
-          <w:sz w:val="22"/>
-          <w:lang w:eastAsia="zh-CN"/>
-        </w:rPr>
-        <w:t>箱在已使用箱区之间的分布均衡。上下界差值越小，说明该航次</w:t>
-      </w:r>
-      <w:r>
-        <w:rPr>
-          <w:rFonts w:ascii="Times New Roman" w:eastAsia="宋体" w:hAnsi="Times New Roman"/>
-          <w:sz w:val="22"/>
-          <w:lang w:eastAsia="zh-CN"/>
-        </w:rPr>
-        <w:t xml:space="preserve"> OF 20 </w:t>
-      </w:r>
-      <w:r>
-        <w:rPr>
-          <w:rFonts w:ascii="Times New Roman" w:eastAsia="宋体" w:hAnsi="Times New Roman"/>
-          <w:sz w:val="22"/>
-          <w:lang w:eastAsia="zh-CN"/>
-        </w:rPr>
-        <w:t>尺或</w:t>
-      </w:r>
-      <w:r>
-        <w:rPr>
-          <w:rFonts w:ascii="Times New Roman" w:eastAsia="宋体" w:hAnsi="Times New Roman"/>
-          <w:sz w:val="22"/>
-          <w:lang w:eastAsia="zh-CN"/>
-        </w:rPr>
-        <w:t xml:space="preserve"> 40 </w:t>
-      </w:r>
-      <w:r>
-        <w:rPr>
-          <w:rFonts w:ascii="Times New Roman" w:eastAsia="宋体" w:hAnsi="Times New Roman"/>
-          <w:sz w:val="22"/>
-          <w:lang w:eastAsia="zh-CN"/>
-        </w:rPr>
-        <w:t>尺箱在已使用箱区之间越均衡。</w:t>
+      <w:r>
+        <w:t>该项用于控制出口航次 OF 新增箱量不要过度集中在单个箱区。模型最小化每个出口 OF 航次 20 尺和 40 尺新增量的单区最大值。</w:t>
       </w:r>
     </w:p>
     <w:bookmarkEnd w:id="58"/>
@@ -25720,44 +24856,7 @@
         </w:rPr>
       </w:pPr>
       <w:r>
-        <w:rPr>
-          <w:rFonts w:ascii="Times New Roman" w:eastAsia="宋体" w:hAnsi="Times New Roman"/>
-          <w:sz w:val="22"/>
-          <w:lang w:eastAsia="zh-CN"/>
-        </w:rPr>
-        <w:t>目标函数权重按业务刚性由高到低设置：未满足需求惩罚最高，其次是作业能力超额和出口</w:t>
-      </w:r>
-      <w:r>
-        <w:rPr>
-          <w:rFonts w:ascii="Times New Roman" w:eastAsia="宋体" w:hAnsi="Times New Roman"/>
-          <w:sz w:val="22"/>
-          <w:lang w:eastAsia="zh-CN"/>
-        </w:rPr>
-        <w:t xml:space="preserve"> OF </w:t>
-      </w:r>
-      <w:r>
-        <w:rPr>
-          <w:rFonts w:ascii="Times New Roman" w:eastAsia="宋体" w:hAnsi="Times New Roman"/>
-          <w:sz w:val="22"/>
-          <w:lang w:eastAsia="zh-CN"/>
-        </w:rPr>
-        <w:t>箱区数超额，再其次是运输距离、箱区多航次共用和旧计划调整，最后是</w:t>
-      </w:r>
-      <w:r>
-        <w:rPr>
-          <w:rFonts w:ascii="Times New Roman" w:eastAsia="宋体" w:hAnsi="Times New Roman"/>
-          <w:sz w:val="22"/>
-          <w:lang w:eastAsia="zh-CN"/>
-        </w:rPr>
-        <w:t xml:space="preserve"> OF </w:t>
-      </w:r>
-      <w:r>
-        <w:rPr>
-          <w:rFonts w:ascii="Times New Roman" w:eastAsia="宋体" w:hAnsi="Times New Roman"/>
-          <w:sz w:val="22"/>
-          <w:lang w:eastAsia="zh-CN"/>
-        </w:rPr>
-        <w:t>箱型分布均衡。模型应先保证箱量尽可能被规划完成，再追求可执行性、箱区数量控制、运输效率、计划稳定性和分布均衡。</w:t>
+        <w:t>目标函数权重按业务刚性由高到低设置：未满足需求惩罚最高，其次是作业能力超额、出口 OF 箱区数超额、近靠泊航次共用箱区惩罚和人工指定箱区未满足惩罚；再其次是运输距离、箱区多航次共用、旧计划调整、进口聚类集中和 OF 均衡；航次优先箱区软偏好权重最低。模型应先保证箱量尽可能被规划完成，再追求可执行性、箱区数量控制、运输效率、计划稳定性和分布均衡。</w:t>
       </w:r>
     </w:p>
     <w:p>
@@ -25765,6 +24864,1095 @@
         <w:pict w14:anchorId="6CCAAED5">
           <v:rect id="_x0000_i1033" style="width:0;height:1.5pt" o:hralign="center" o:hrstd="t" o:hr="t"/>
         </w:pict>
+      </w:r>
+    </w:p>
+    <w:p>
+      <w:pPr>
+        <w:pStyle w:val="2"/>
+      </w:pPr>
+      <w:r>
+        <w:t>8.11 当前版本新增目标项：优先箱区、进口聚类与新版 OF 均衡</w:t>
+      </w:r>
+    </w:p>
+    <w:p>
+      <w:pPr>
+        <w:pStyle w:val="FirstParagraph"/>
+      </w:pPr>
+      <w:r>
+        <w:t>当前目标函数在原有分项基础上加入航次优先箱区软偏好和进口聚类箱区数惩罚；OF 均衡项使用单区最大新增量口径。priority_area 权重为 0.01，import_cluster_area 权重为 5，balance 权重为 5。</w:t>
+      </w:r>
+    </w:p>
+    <w:p>
+      <w:pPr>
+        <w:pStyle w:val="a0"/>
+        <w:jc w:val="center"/>
+      </w:pPr>
+      <m:oMath>
+        <m:r>
+          <m:rPr>
+            <m:sty m:val="p"/>
+          </m:rPr>
+          <m:t>min</m:t>
+        </m:r>
+        <m:r>
+          <m:t>Z=</m:t>
+        </m:r>
+        <m:sSup>
+          <m:e>
+            <m:r>
+              <m:t>w</m:t>
+            </m:r>
+          </m:e>
+          <m:sup>
+            <m:r>
+              <m:rPr>
+                <m:nor/>
+              </m:rPr>
+              <m:t>miss</m:t>
+            </m:r>
+          </m:sup>
+        </m:sSup>
+        <m:sSup>
+          <m:e>
+            <m:r>
+              <m:t>Z</m:t>
+            </m:r>
+          </m:e>
+          <m:sup>
+            <m:r>
+              <m:rPr>
+                <m:nor/>
+              </m:rPr>
+              <m:t>miss</m:t>
+            </m:r>
+          </m:sup>
+        </m:sSup>
+        <m:r>
+          <m:t>+</m:t>
+        </m:r>
+        <m:sSup>
+          <m:e>
+            <m:r>
+              <m:t>w</m:t>
+            </m:r>
+          </m:e>
+          <m:sup>
+            <m:r>
+              <m:rPr>
+                <m:nor/>
+              </m:rPr>
+              <m:t>op</m:t>
+            </m:r>
+          </m:sup>
+        </m:sSup>
+        <m:sSup>
+          <m:e>
+            <m:r>
+              <m:t>Z</m:t>
+            </m:r>
+          </m:e>
+          <m:sup>
+            <m:r>
+              <m:rPr>
+                <m:nor/>
+              </m:rPr>
+              <m:t>op</m:t>
+            </m:r>
+          </m:sup>
+        </m:sSup>
+        <m:r>
+          <m:t>+</m:t>
+        </m:r>
+        <m:sSup>
+          <m:e>
+            <m:r>
+              <m:t>w</m:t>
+            </m:r>
+          </m:e>
+          <m:sup>
+            <m:r>
+              <m:rPr>
+                <m:nor/>
+              </m:rPr>
+              <m:t>of</m:t>
+            </m:r>
+          </m:sup>
+        </m:sSup>
+        <m:sSup>
+          <m:e>
+            <m:r>
+              <m:t>Z</m:t>
+            </m:r>
+          </m:e>
+          <m:sup>
+            <m:r>
+              <m:rPr>
+                <m:nor/>
+              </m:rPr>
+              <m:t>of</m:t>
+            </m:r>
+          </m:sup>
+        </m:sSup>
+        <m:r>
+          <m:t>+</m:t>
+        </m:r>
+        <m:sSup>
+          <m:e>
+            <m:r>
+              <m:t>w</m:t>
+            </m:r>
+          </m:e>
+          <m:sup>
+            <m:r>
+              <m:rPr>
+                <m:nor/>
+              </m:rPr>
+              <m:t>dist</m:t>
+            </m:r>
+          </m:sup>
+        </m:sSup>
+        <m:sSup>
+          <m:e>
+            <m:r>
+              <m:t>Z</m:t>
+            </m:r>
+          </m:e>
+          <m:sup>
+            <m:r>
+              <m:rPr>
+                <m:nor/>
+              </m:rPr>
+              <m:t>dist</m:t>
+            </m:r>
+          </m:sup>
+        </m:sSup>
+        <m:r>
+          <m:t>+</m:t>
+        </m:r>
+        <m:sSup>
+          <m:e>
+            <m:r>
+              <m:t>w</m:t>
+            </m:r>
+          </m:e>
+          <m:sup>
+            <m:r>
+              <m:rPr>
+                <m:nor/>
+              </m:rPr>
+              <m:t>share</m:t>
+            </m:r>
+          </m:sup>
+        </m:sSup>
+        <m:sSup>
+          <m:e>
+            <m:r>
+              <m:t>Z</m:t>
+            </m:r>
+          </m:e>
+          <m:sup>
+            <m:r>
+              <m:rPr>
+                <m:nor/>
+              </m:rPr>
+              <m:t>share</m:t>
+            </m:r>
+          </m:sup>
+        </m:sSup>
+        <m:r>
+          <m:t>+</m:t>
+        </m:r>
+        <m:sSup>
+          <m:e>
+            <m:r>
+              <m:t>w</m:t>
+            </m:r>
+          </m:e>
+          <m:sup>
+            <m:r>
+              <m:rPr>
+                <m:nor/>
+              </m:rPr>
+              <m:t>berth</m:t>
+            </m:r>
+          </m:sup>
+        </m:sSup>
+        <m:sSup>
+          <m:e>
+            <m:r>
+              <m:t>Z</m:t>
+            </m:r>
+          </m:e>
+          <m:sup>
+            <m:r>
+              <m:rPr>
+                <m:nor/>
+              </m:rPr>
+              <m:t>berth</m:t>
+            </m:r>
+          </m:sup>
+        </m:sSup>
+        <m:r>
+          <m:t>+</m:t>
+        </m:r>
+        <m:sSup>
+          <m:e>
+            <m:r>
+              <m:t>w</m:t>
+            </m:r>
+          </m:e>
+          <m:sup>
+            <m:r>
+              <m:rPr>
+                <m:nor/>
+              </m:rPr>
+              <m:t>req</m:t>
+            </m:r>
+          </m:sup>
+        </m:sSup>
+        <m:sSup>
+          <m:e>
+            <m:r>
+              <m:t>Z</m:t>
+            </m:r>
+          </m:e>
+          <m:sup>
+            <m:r>
+              <m:rPr>
+                <m:nor/>
+              </m:rPr>
+              <m:t>req</m:t>
+            </m:r>
+          </m:sup>
+        </m:sSup>
+        <m:r>
+          <m:t>+</m:t>
+        </m:r>
+        <m:sSup>
+          <m:e>
+            <m:r>
+              <m:t>w</m:t>
+            </m:r>
+          </m:e>
+          <m:sup>
+            <m:r>
+              <m:rPr>
+                <m:nor/>
+              </m:rPr>
+              <m:t>pri</m:t>
+            </m:r>
+          </m:sup>
+        </m:sSup>
+        <m:sSup>
+          <m:e>
+            <m:r>
+              <m:t>Z</m:t>
+            </m:r>
+          </m:e>
+          <m:sup>
+            <m:r>
+              <m:rPr>
+                <m:nor/>
+              </m:rPr>
+              <m:t>pri</m:t>
+            </m:r>
+          </m:sup>
+        </m:sSup>
+        <m:r>
+          <m:t>+</m:t>
+        </m:r>
+        <m:sSup>
+          <m:e>
+            <m:r>
+              <m:t>w</m:t>
+            </m:r>
+          </m:e>
+          <m:sup>
+            <m:r>
+              <m:rPr>
+                <m:nor/>
+              </m:rPr>
+              <m:t>clu</m:t>
+            </m:r>
+          </m:sup>
+        </m:sSup>
+        <m:sSup>
+          <m:e>
+            <m:r>
+              <m:t>Z</m:t>
+            </m:r>
+          </m:e>
+          <m:sup>
+            <m:r>
+              <m:rPr>
+                <m:nor/>
+              </m:rPr>
+              <m:t>clu</m:t>
+            </m:r>
+          </m:sup>
+        </m:sSup>
+        <m:r>
+          <m:t>+</m:t>
+        </m:r>
+        <m:sSup>
+          <m:e>
+            <m:r>
+              <m:t>w</m:t>
+            </m:r>
+          </m:e>
+          <m:sup>
+            <m:r>
+              <m:rPr>
+                <m:nor/>
+              </m:rPr>
+              <m:t>adj</m:t>
+            </m:r>
+          </m:sup>
+        </m:sSup>
+        <m:sSup>
+          <m:e>
+            <m:r>
+              <m:t>Z</m:t>
+            </m:r>
+          </m:e>
+          <m:sup>
+            <m:r>
+              <m:rPr>
+                <m:nor/>
+              </m:rPr>
+              <m:t>adj</m:t>
+            </m:r>
+          </m:sup>
+        </m:sSup>
+        <m:r>
+          <m:t>+</m:t>
+        </m:r>
+        <m:sSup>
+          <m:e>
+            <m:r>
+              <m:t>w</m:t>
+            </m:r>
+          </m:e>
+          <m:sup>
+            <m:r>
+              <m:rPr>
+                <m:nor/>
+              </m:rPr>
+              <m:t>bal</m:t>
+            </m:r>
+          </m:sup>
+        </m:sSup>
+        <m:sSup>
+          <m:e>
+            <m:r>
+              <m:t>Z</m:t>
+            </m:r>
+          </m:e>
+          <m:sup>
+            <m:r>
+              <m:rPr>
+                <m:nor/>
+              </m:rPr>
+              <m:t>bal</m:t>
+            </m:r>
+          </m:sup>
+        </m:sSup>
+      </m:oMath>
+    </w:p>
+    <w:p>
+      <w:pPr>
+        <w:pStyle w:val="a0"/>
+        <w:jc w:val="center"/>
+      </w:pPr>
+      <m:oMath>
+        <m:d>
+          <m:dPr>
+            <m:sepChr m:val=""/>
+          </m:dPr>
+          <m:e>
+            <m:sSup>
+              <m:e>
+                <m:r>
+                  <m:t>w</m:t>
+                </m:r>
+              </m:e>
+              <m:sup>
+                <m:r>
+                  <m:rPr>
+                    <m:nor/>
+                  </m:rPr>
+                  <m:t>miss</m:t>
+                </m:r>
+              </m:sup>
+            </m:sSup>
+            <m:r>
+              <m:t>,</m:t>
+            </m:r>
+            <m:sSup>
+              <m:e>
+                <m:r>
+                  <m:t>w</m:t>
+                </m:r>
+              </m:e>
+              <m:sup>
+                <m:r>
+                  <m:rPr>
+                    <m:nor/>
+                  </m:rPr>
+                  <m:t>op</m:t>
+                </m:r>
+              </m:sup>
+            </m:sSup>
+            <m:r>
+              <m:t>,</m:t>
+            </m:r>
+            <m:sSup>
+              <m:e>
+                <m:r>
+                  <m:t>w</m:t>
+                </m:r>
+              </m:e>
+              <m:sup>
+                <m:r>
+                  <m:rPr>
+                    <m:nor/>
+                  </m:rPr>
+                  <m:t>of</m:t>
+                </m:r>
+              </m:sup>
+            </m:sSup>
+            <m:r>
+              <m:t>,</m:t>
+            </m:r>
+            <m:sSup>
+              <m:e>
+                <m:r>
+                  <m:t>w</m:t>
+                </m:r>
+              </m:e>
+              <m:sup>
+                <m:r>
+                  <m:rPr>
+                    <m:nor/>
+                  </m:rPr>
+                  <m:t>dist</m:t>
+                </m:r>
+              </m:sup>
+            </m:sSup>
+            <m:r>
+              <m:t>,</m:t>
+            </m:r>
+            <m:sSup>
+              <m:e>
+                <m:r>
+                  <m:t>w</m:t>
+                </m:r>
+              </m:e>
+              <m:sup>
+                <m:r>
+                  <m:rPr>
+                    <m:nor/>
+                  </m:rPr>
+                  <m:t>share</m:t>
+                </m:r>
+              </m:sup>
+            </m:sSup>
+            <m:r>
+              <m:t>,</m:t>
+            </m:r>
+            <m:sSup>
+              <m:e>
+                <m:r>
+                  <m:t>w</m:t>
+                </m:r>
+              </m:e>
+              <m:sup>
+                <m:r>
+                  <m:rPr>
+                    <m:nor/>
+                  </m:rPr>
+                  <m:t>berth</m:t>
+                </m:r>
+              </m:sup>
+            </m:sSup>
+            <m:r>
+              <m:t>,</m:t>
+            </m:r>
+            <m:sSup>
+              <m:e>
+                <m:r>
+                  <m:t>w</m:t>
+                </m:r>
+              </m:e>
+              <m:sup>
+                <m:r>
+                  <m:rPr>
+                    <m:nor/>
+                  </m:rPr>
+                  <m:t>req</m:t>
+                </m:r>
+              </m:sup>
+            </m:sSup>
+            <m:r>
+              <m:t>,</m:t>
+            </m:r>
+            <m:sSup>
+              <m:e>
+                <m:r>
+                  <m:t>w</m:t>
+                </m:r>
+              </m:e>
+              <m:sup>
+                <m:r>
+                  <m:rPr>
+                    <m:nor/>
+                  </m:rPr>
+                  <m:t>pri</m:t>
+                </m:r>
+              </m:sup>
+            </m:sSup>
+            <m:r>
+              <m:t>,</m:t>
+            </m:r>
+            <m:sSup>
+              <m:e>
+                <m:r>
+                  <m:t>w</m:t>
+                </m:r>
+              </m:e>
+              <m:sup>
+                <m:r>
+                  <m:rPr>
+                    <m:nor/>
+                  </m:rPr>
+                  <m:t>clu</m:t>
+                </m:r>
+              </m:sup>
+            </m:sSup>
+            <m:r>
+              <m:t>,</m:t>
+            </m:r>
+            <m:sSup>
+              <m:e>
+                <m:r>
+                  <m:t>w</m:t>
+                </m:r>
+              </m:e>
+              <m:sup>
+                <m:r>
+                  <m:rPr>
+                    <m:nor/>
+                  </m:rPr>
+                  <m:t>adj</m:t>
+                </m:r>
+              </m:sup>
+            </m:sSup>
+            <m:r>
+              <m:t>,</m:t>
+            </m:r>
+            <m:sSup>
+              <m:e>
+                <m:r>
+                  <m:t>w</m:t>
+                </m:r>
+              </m:e>
+              <m:sup>
+                <m:r>
+                  <m:rPr>
+                    <m:nor/>
+                  </m:rPr>
+                  <m:t>bal</m:t>
+                </m:r>
+              </m:sup>
+            </m:sSup>
+            <m:r>
+              <m:t>)</m:t>
+            </m:r>
+            <m:r>
+              <m:t>=</m:t>
+            </m:r>
+            <m:r>
+              <m:t>(</m:t>
+            </m:r>
+            <m:r>
+              <m:t>100</m:t>
+            </m:r>
+            <m:r>
+              <m:t>,</m:t>
+            </m:r>
+            <m:r>
+              <m:t>50</m:t>
+            </m:r>
+            <m:r>
+              <m:t>,</m:t>
+            </m:r>
+            <m:r>
+              <m:t>40</m:t>
+            </m:r>
+            <m:r>
+              <m:t>,</m:t>
+            </m:r>
+            <m:r>
+              <m:t>30</m:t>
+            </m:r>
+            <m:r>
+              <m:t>,</m:t>
+            </m:r>
+            <m:r>
+              <m:t>20</m:t>
+            </m:r>
+            <m:r>
+              <m:t>,</m:t>
+            </m:r>
+            <m:r>
+              <m:t>25</m:t>
+            </m:r>
+            <m:r>
+              <m:t>,</m:t>
+            </m:r>
+            <m:r>
+              <m:t>10000</m:t>
+            </m:r>
+            <m:r>
+              <m:t>,</m:t>
+            </m:r>
+            <m:r>
+              <m:t>0.01</m:t>
+            </m:r>
+            <m:r>
+              <m:t>,</m:t>
+            </m:r>
+            <m:r>
+              <m:t>5</m:t>
+            </m:r>
+            <m:r>
+              <m:t>,</m:t>
+            </m:r>
+            <m:r>
+              <m:t>10</m:t>
+            </m:r>
+            <m:r>
+              <m:t>,</m:t>
+            </m:r>
+            <m:r>
+              <m:t>5</m:t>
+            </m:r>
+          </m:e>
+        </m:d>
+      </m:oMath>
+    </w:p>
+    <w:p>
+      <w:pPr>
+        <w:pStyle w:val="a0"/>
+        <w:jc w:val="center"/>
+      </w:pPr>
+      <m:oMath>
+        <m:sSup>
+          <m:e>
+            <m:r>
+              <m:t>Z</m:t>
+            </m:r>
+          </m:e>
+          <m:sup>
+            <m:r>
+              <m:rPr>
+                <m:nor/>
+              </m:rPr>
+              <m:t>pri</m:t>
+            </m:r>
+          </m:sup>
+        </m:sSup>
+        <m:r>
+          <m:t>=</m:t>
+        </m:r>
+        <m:nary>
+          <m:naryPr>
+            <m:chr m:val="∑"/>
+            <m:limLoc m:val="undOvr"/>
+            <m:grow m:val="1"/>
+            <m:subHide m:val="off"/>
+            <m:supHide m:val="on"/>
+          </m:naryPr>
+          <m:sub>
+            <m:r>
+              <m:t>(v,a)∈</m:t>
+            </m:r>
+            <m:sSup>
+              <m:e>
+                <m:r>
+                  <m:t>P</m:t>
+                </m:r>
+              </m:e>
+              <m:sup>
+                <m:r>
+                  <m:rPr>
+                    <m:nor/>
+                  </m:rPr>
+                  <m:t>non-pri</m:t>
+                </m:r>
+              </m:sup>
+            </m:sSup>
+          </m:sub>
+          <m:sup/>
+          <m:e>
+            <m:sSub>
+              <m:e>
+                <m:r>
+                  <m:t>y</m:t>
+                </m:r>
+              </m:e>
+              <m:sub>
+                <m:r>
+                  <m:t>v,a</m:t>
+                </m:r>
+              </m:sub>
+            </m:sSub>
+          </m:e>
+        </m:nary>
+      </m:oMath>
+    </w:p>
+    <w:p>
+      <w:pPr>
+        <w:pStyle w:val="a0"/>
+        <w:jc w:val="center"/>
+      </w:pPr>
+      <m:oMath>
+        <m:sSup>
+          <m:e>
+            <m:r>
+              <m:t>Z</m:t>
+            </m:r>
+          </m:e>
+          <m:sup>
+            <m:r>
+              <m:rPr>
+                <m:nor/>
+              </m:rPr>
+              <m:t>clu</m:t>
+            </m:r>
+          </m:sup>
+        </m:sSup>
+        <m:r>
+          <m:t>=</m:t>
+        </m:r>
+        <m:nary>
+          <m:naryPr>
+            <m:chr m:val="∑"/>
+            <m:limLoc m:val="undOvr"/>
+            <m:grow m:val="1"/>
+            <m:subHide m:val="off"/>
+            <m:supHide m:val="on"/>
+          </m:naryPr>
+          <m:sub>
+            <m:r>
+              <m:t>(c,a)∈G×A</m:t>
+            </m:r>
+          </m:sub>
+          <m:sup/>
+          <m:e>
+            <m:sSub>
+              <m:e>
+                <m:r>
+                  <m:t>γ</m:t>
+                </m:r>
+              </m:e>
+              <m:sub>
+                <m:r>
+                  <m:t>c,a</m:t>
+                </m:r>
+              </m:sub>
+            </m:sSub>
+          </m:e>
+        </m:nary>
+      </m:oMath>
+    </w:p>
+    <w:p>
+      <w:pPr>
+        <w:pStyle w:val="a0"/>
+        <w:jc w:val="center"/>
+      </w:pPr>
+      <m:oMath>
+        <m:sSup>
+          <m:e>
+            <m:r>
+              <m:t>Z</m:t>
+            </m:r>
+          </m:e>
+          <m:sup>
+            <m:r>
+              <m:rPr>
+                <m:nor/>
+              </m:rPr>
+              <m:t>bal</m:t>
+            </m:r>
+          </m:sup>
+        </m:sSup>
+        <m:r>
+          <m:t>=</m:t>
+        </m:r>
+        <m:nary>
+          <m:naryPr>
+            <m:chr m:val="∑"/>
+            <m:limLoc m:val="undOvr"/>
+            <m:grow m:val="1"/>
+            <m:subHide m:val="off"/>
+            <m:supHide m:val="on"/>
+          </m:naryPr>
+          <m:sub>
+            <m:r>
+              <m:t>v∈</m:t>
+            </m:r>
+            <m:sSup>
+              <m:e>
+                <m:r>
+                  <m:t>V</m:t>
+                </m:r>
+              </m:e>
+              <m:sup>
+                <m:r>
+                  <m:rPr>
+                    <m:nor/>
+                  </m:rPr>
+                  <m:t>OF</m:t>
+                </m:r>
+              </m:sup>
+            </m:sSup>
+          </m:sub>
+          <m:sup/>
+          <m:e>
+            <m:sSubSup>
+              <m:e>
+                <m:r>
+                  <m:t>m</m:t>
+                </m:r>
+              </m:e>
+              <m:sub>
+                <m:r>
+                  <m:t>v,</m:t>
+                </m:r>
+                <m:r>
+                  <m:rPr>
+                    <m:sty m:val="p"/>
+                  </m:rPr>
+                  <m:t>OF</m:t>
+                </m:r>
+              </m:sub>
+              <m:sup>
+                <m:r>
+                  <m:t>20</m:t>
+                </m:r>
+              </m:sup>
+            </m:sSubSup>
+            <m:r>
+              <m:t>+</m:t>
+            </m:r>
+            <m:sSubSup>
+              <m:e>
+                <m:r>
+                  <m:t>m</m:t>
+                </m:r>
+              </m:e>
+              <m:sub>
+                <m:r>
+                  <m:t>v,</m:t>
+                </m:r>
+                <m:r>
+                  <m:rPr>
+                    <m:sty m:val="p"/>
+                  </m:rPr>
+                  <m:t>OF</m:t>
+                </m:r>
+              </m:sub>
+              <m:sup>
+                <m:r>
+                  <m:t>40</m:t>
+                </m:r>
+              </m:sup>
+            </m:sSubSup>
+          </m:e>
+        </m:nary>
+      </m:oMath>
+    </w:p>
+    <w:p>
+      <w:pPr>
+        <w:pStyle w:val="FirstParagraph"/>
+      </w:pPr>
+      <w:r>
+        <w:t>其中，Z_req 与 Z_pri 是两类不同的区域软目标，当前代码中的来源、权重和业务含义均不同，不能合并理解。</w:t>
+      </w:r>
+    </w:p>
+    <w:p>
+      <w:pPr>
+        <w:pStyle w:val="a0"/>
+        <w:jc w:val="center"/>
+      </w:pPr>
+      <m:oMath>
+        <m:sSup>
+          <m:e>
+            <m:r>
+              <m:t>Z</m:t>
+            </m:r>
+          </m:e>
+          <m:sup>
+            <m:r>
+              <m:rPr>
+                <m:sty m:val="p"/>
+              </m:rPr>
+              <m:t>req</m:t>
+            </m:r>
+          </m:sup>
+        </m:sSup>
+        <m:r>
+          <m:t>=</m:t>
+        </m:r>
+        <m:nary>
+          <m:naryPr>
+            <m:chr m:val="∑"/>
+            <m:limLoc m:val="subSup"/>
+            <m:grow m:val="1"/>
+            <m:subHide m:val="off"/>
+            <m:supHide m:val="on"/>
+          </m:naryPr>
+          <m:sub>
+            <m:r>
+              <m:t>v∈V,a∈</m:t>
+            </m:r>
+            <m:sSubSup>
+              <m:e>
+                <m:r>
+                  <m:t>A</m:t>
+                </m:r>
+              </m:e>
+              <m:sub>
+                <m:r>
+                  <m:t>v</m:t>
+                </m:r>
+              </m:sub>
+              <m:sup>
+                <m:r>
+                  <m:rPr>
+                    <m:sty m:val="p"/>
+                  </m:rPr>
+                  <m:t>req</m:t>
+                </m:r>
+              </m:sup>
+            </m:sSubSup>
+          </m:sub>
+          <m:sup/>
+          <m:e>
+            <m:sSubSup>
+              <m:e>
+                <m:r>
+                  <m:t>r</m:t>
+                </m:r>
+              </m:e>
+              <m:sub>
+                <m:r>
+                  <m:t>v,a</m:t>
+                </m:r>
+              </m:sub>
+              <m:sup>
+                <m:r>
+                  <m:rPr>
+                    <m:sty m:val="p"/>
+                  </m:rPr>
+                  <m:t>req</m:t>
+                </m:r>
+              </m:sup>
+            </m:sSubSup>
+          </m:e>
+        </m:nary>
+      </m:oMath>
+    </w:p>
+    <w:p>
+      <w:pPr>
+        <w:pStyle w:val="FirstParagraph"/>
+      </w:pPr>
+      <w:r>
+        <w:t>Z_req 对应代码中的 required_areas_by_vessel、required_area_unmet 和 required_area_penalty。它主要来自 adjust_plan_info.large_plan.add 形成的指定箱区要求：若用户或上游控制希望航次 v 使用箱区 a，但最终 y[v,a]=0，则 required_area_unmet[v,a] 取正并进入高权重惩罚。业务上它表达“指定箱区尽量必须被用到”的软要求；它不表示航次只能使用这些箱区，也不要求全部箱量进入这些箱区，而是惩罚指定箱区完全未被使用。</w:t>
+      </w:r>
+    </w:p>
+    <w:p>
+      <w:pPr>
+        <w:pStyle w:val="a0"/>
+        <w:jc w:val="center"/>
+      </w:pPr>
+      <m:oMath>
+        <m:sSup>
+          <m:e>
+            <m:r>
+              <m:t>Z</m:t>
+            </m:r>
+          </m:e>
+          <m:sup>
+            <m:r>
+              <m:rPr>
+                <m:sty m:val="p"/>
+              </m:rPr>
+              <m:t>pri</m:t>
+            </m:r>
+          </m:sup>
+        </m:sSup>
+        <m:r>
+          <m:t>=</m:t>
+        </m:r>
+        <m:nary>
+          <m:naryPr>
+            <m:chr m:val="∑"/>
+            <m:limLoc m:val="subSup"/>
+            <m:grow m:val="1"/>
+            <m:subHide m:val="off"/>
+            <m:supHide m:val="on"/>
+          </m:naryPr>
+          <m:sub>
+            <m:r>
+              <m:t>v∈V,a∉</m:t>
+            </m:r>
+            <m:sSubSup>
+              <m:e>
+                <m:r>
+                  <m:t>A</m:t>
+                </m:r>
+              </m:e>
+              <m:sub>
+                <m:r>
+                  <m:t>v</m:t>
+                </m:r>
+              </m:sub>
+              <m:sup>
+                <m:r>
+                  <m:rPr>
+                    <m:sty m:val="p"/>
+                  </m:rPr>
+                  <m:t>pri</m:t>
+                </m:r>
+              </m:sup>
+            </m:sSubSup>
+          </m:sub>
+          <m:sup/>
+          <m:e>
+            <m:sSub>
+              <m:e>
+                <m:r>
+                  <m:t>y</m:t>
+                </m:r>
+              </m:e>
+              <m:sub>
+                <m:r>
+                  <m:t>v,a</m:t>
+                </m:r>
+              </m:sub>
+            </m:sSub>
+          </m:e>
+        </m:nary>
+      </m:oMath>
+    </w:p>
+    <w:p>
+      <w:pPr>
+        <w:pStyle w:val="FirstParagraph"/>
+      </w:pPr>
+      <w:r>
+        <w:t>Z_pri 对应代码中的 priority_areas_by_vessel、priority_area_keys 和 priority_area 权重。它主要来自 voyage_priority_areas：若航次 v 配置了优先箱区集合，求解器会对 allowed 范围内但不属于优先集合的箱区 a 统计 y[v,a]。业务上它表达“优先使用这些箱区，必要时可以用其他 allowed 箱区”的软偏好；每多打开一个非优先箱区会产生很小的惩罚。因此，req 是高权重的指定箱区未使用惩罚，pri 是低权重的非优先箱区使用惩罚。</w:t>
       </w:r>
     </w:p>
     <w:p>
@@ -35428,101 +35616,971 @@
         <w:pStyle w:val="FirstParagraph"/>
       </w:pPr>
       <w:r>
-        <w:rPr>
-          <w:rFonts w:ascii="Times New Roman" w:eastAsia="宋体" w:hAnsi="Times New Roman"/>
-          <w:sz w:val="22"/>
-        </w:rPr>
-        <w:t>对所有</w:t>
-      </w:r>
-      <w:r>
-        <w:rPr>
-          <w:rFonts w:ascii="Times New Roman" w:eastAsia="宋体" w:hAnsi="Times New Roman"/>
-          <w:sz w:val="22"/>
-        </w:rPr>
-        <w:t xml:space="preserve"> </w:t>
-      </w:r>
+        <w:t>当前版本只对 OF 新增量 X-S 建立单区最大值约束。对所有 v∈V^OF、a∈A：</w:t>
+      </w:r>
+    </w:p>
+    <w:p>
+      <w:pPr>
+        <w:pStyle w:val="a0"/>
+        <w:jc w:val="center"/>
+      </w:pPr>
       <m:oMath>
-        <m:r>
-          <w:rPr>
-            <w:rFonts w:ascii="Cambria Math" w:hAnsi="Cambria Math"/>
-          </w:rPr>
-          <m:t>v</m:t>
-        </m:r>
-        <m:r>
-          <m:rPr>
-            <m:sty m:val="p"/>
-          </m:rPr>
-          <w:rPr>
-            <w:rFonts w:ascii="Cambria Math" w:hAnsi="Cambria Math"/>
-          </w:rPr>
-          <m:t>∈</m:t>
-        </m:r>
-        <m:sSup>
-          <m:sSupPr>
-            <m:ctrlPr>
-              <w:rPr>
-                <w:rFonts w:ascii="Cambria Math" w:hAnsi="Cambria Math"/>
-              </w:rPr>
-            </m:ctrlPr>
-          </m:sSupPr>
+        <m:sSubSup>
           <m:e>
             <m:r>
+              <m:t>X</m:t>
+            </m:r>
+          </m:e>
+          <m:sub>
+            <m:r>
+              <m:t>v,</m:t>
+            </m:r>
+            <m:r>
               <m:rPr>
-                <m:scr m:val="script"/>
                 <m:sty m:val="p"/>
               </m:rPr>
-              <w:rPr>
-                <w:rFonts w:ascii="Cambria Math" w:hAnsi="Cambria Math"/>
-              </w:rPr>
-              <m:t>V</m:t>
+              <m:t>OF</m:t>
+            </m:r>
+            <m:r>
+              <m:t>,a</m:t>
+            </m:r>
+          </m:sub>
+          <m:sup>
+            <m:r>
+              <m:t>20</m:t>
+            </m:r>
+          </m:sup>
+        </m:sSubSup>
+        <m:r>
+          <m:t>-</m:t>
+        </m:r>
+        <m:sSubSup>
+          <m:e>
+            <m:r>
+              <m:t>S</m:t>
             </m:r>
           </m:e>
+          <m:sub>
+            <m:r>
+              <m:t>v,</m:t>
+            </m:r>
+            <m:r>
+              <m:rPr>
+                <m:sty m:val="p"/>
+              </m:rPr>
+              <m:t>OF</m:t>
+            </m:r>
+            <m:r>
+              <m:t>,a</m:t>
+            </m:r>
+          </m:sub>
           <m:sup>
             <m:r>
-              <w:rPr>
-                <w:rFonts w:ascii="Cambria Math" w:hAnsi="Cambria Math"/>
-              </w:rPr>
+              <m:t>20</m:t>
+            </m:r>
+          </m:sup>
+        </m:sSubSup>
+        <m:r>
+          <m:t>≤</m:t>
+        </m:r>
+        <m:sSubSup>
+          <m:e>
+            <m:r>
+              <m:t>m</m:t>
+            </m:r>
+          </m:e>
+          <m:sub>
+            <m:r>
+              <m:t>v,</m:t>
+            </m:r>
+            <m:r>
+              <m:rPr>
+                <m:sty m:val="p"/>
+              </m:rPr>
               <m:t>OF</m:t>
             </m:r>
+          </m:sub>
+          <m:sup>
+            <m:r>
+              <m:t>20</m:t>
+            </m:r>
           </m:sup>
-        </m:sSup>
+        </m:sSubSup>
       </m:oMath>
-      <w:r>
-        <w:rPr>
-          <w:rFonts w:ascii="Times New Roman" w:eastAsia="宋体" w:hAnsi="Times New Roman"/>
-          <w:sz w:val="22"/>
-        </w:rPr>
-        <w:t>、</w:t>
-      </w:r>
+    </w:p>
+    <w:p>
+      <w:pPr>
+        <w:pStyle w:val="a0"/>
+        <w:jc w:val="center"/>
+      </w:pPr>
       <m:oMath>
+        <m:sSubSup>
+          <m:e>
+            <m:r>
+              <m:t>X</m:t>
+            </m:r>
+          </m:e>
+          <m:sub>
+            <m:r>
+              <m:t>v,</m:t>
+            </m:r>
+            <m:r>
+              <m:rPr>
+                <m:sty m:val="p"/>
+              </m:rPr>
+              <m:t>OF</m:t>
+            </m:r>
+            <m:r>
+              <m:t>,a</m:t>
+            </m:r>
+          </m:sub>
+          <m:sup>
+            <m:r>
+              <m:t>40</m:t>
+            </m:r>
+          </m:sup>
+        </m:sSubSup>
         <m:r>
-          <w:rPr>
-            <w:rFonts w:ascii="Cambria Math" w:hAnsi="Cambria Math"/>
-          </w:rPr>
-          <m:t>a</m:t>
+          <m:t>-</m:t>
         </m:r>
+        <m:sSubSup>
+          <m:e>
+            <m:r>
+              <m:t>S</m:t>
+            </m:r>
+          </m:e>
+          <m:sub>
+            <m:r>
+              <m:t>v,</m:t>
+            </m:r>
+            <m:r>
+              <m:rPr>
+                <m:sty m:val="p"/>
+              </m:rPr>
+              <m:t>OF</m:t>
+            </m:r>
+            <m:r>
+              <m:t>,a</m:t>
+            </m:r>
+          </m:sub>
+          <m:sup>
+            <m:r>
+              <m:t>40</m:t>
+            </m:r>
+          </m:sup>
+        </m:sSubSup>
         <m:r>
-          <m:rPr>
-            <m:scr m:val="script"/>
-            <m:sty m:val="p"/>
-          </m:rPr>
-          <w:rPr>
-            <w:rFonts w:ascii="Cambria Math" w:hAnsi="Cambria Math"/>
-          </w:rPr>
-          <m:t>∈A</m:t>
+          <m:t>≤</m:t>
         </m:r>
+        <m:sSubSup>
+          <m:e>
+            <m:r>
+              <m:t>m</m:t>
+            </m:r>
+          </m:e>
+          <m:sub>
+            <m:r>
+              <m:t>v,</m:t>
+            </m:r>
+            <m:r>
+              <m:rPr>
+                <m:sty m:val="p"/>
+              </m:rPr>
+              <m:t>OF</m:t>
+            </m:r>
+          </m:sub>
+          <m:sup>
+            <m:r>
+              <m:t>40</m:t>
+            </m:r>
+          </m:sup>
+        </m:sSubSup>
       </m:oMath>
-      <w:r>
-        <w:rPr>
-          <w:rFonts w:ascii="Times New Roman" w:eastAsia="宋体" w:hAnsi="Times New Roman"/>
-          <w:sz w:val="22"/>
-        </w:rPr>
-        <w:t>：</w:t>
+    </w:p>
+    <w:p>
+      <w:pPr>
+        <w:pStyle w:val="FirstParagraph"/>
+      </w:pPr>
+      <w:r>
+        <w:t>这两条约束使 m_v,OF^20 和 m_v,OF^40 分别成为该出口航次 20 尺、40 尺 OF 新增量在所有箱区中的上界；目标函数最小化这些上界后，会促使新增 OF 箱量避免集中在单一箱区。</w:t>
+      </w:r>
+    </w:p>
+    <w:bookmarkEnd w:id="75"/>
+    <w:p>
+      <w:pPr>
+        <w:pStyle w:val="2"/>
+        <w:rPr>
+          <w:lang w:eastAsia="zh-CN"/>
+        </w:rPr>
+      </w:pPr>
+      <w:r>
+        <w:rPr>
+          <w:rFonts w:ascii="Times New Roman" w:eastAsia="宋体" w:hAnsi="Times New Roman"/>
+          <w:sz w:val="22"/>
+          <w:lang w:eastAsia="zh-CN"/>
+        </w:rPr>
+        <w:t xml:space="preserve">9.17 </w:t>
+      </w:r>
+      <w:r>
+        <w:rPr>
+          <w:rFonts w:ascii="Times New Roman" w:eastAsia="宋体" w:hAnsi="Times New Roman"/>
+          <w:sz w:val="22"/>
+          <w:lang w:eastAsia="zh-CN"/>
+        </w:rPr>
+        <w:t>近靠泊航次共用箱区约束</w:t>
+      </w:r>
+    </w:p>
+    <w:p>
+      <w:pPr>
+        <w:pStyle w:val="FirstParagraph"/>
+      </w:pPr>
+      <w:r>
+        <w:rPr>
+          <w:rFonts w:ascii="Times New Roman" w:eastAsia="宋体" w:hAnsi="Times New Roman"/>
+          <w:sz w:val="22"/>
+        </w:rPr>
+        <w:t>对所有</w:t>
+      </w:r>
+      <w:r>
+        <w:rPr>
+          <w:rFonts w:ascii="Times New Roman" w:eastAsia="宋体" w:hAnsi="Times New Roman"/>
+          <w:sz w:val="22"/>
+        </w:rPr>
+        <w:t xml:space="preserve"> </w:t>
       </w:r>
     </w:p>
     <w:p>
       <w:pPr>
         <w:pStyle w:val="a0"/>
+        <w:jc w:val="center"/>
+      </w:pPr>
+      <m:oMathPara>
+        <m:oMathParaPr>
+          <m:jc m:val="center"/>
+        </m:oMathParaPr>
+        <m:oMath>
+          <m:d>
+            <m:dPr>
+              <m:ctrlPr>
+                <w:rPr>
+                  <w:rFonts w:ascii="Cambria Math" w:hAnsi="Cambria Math"/>
+                </w:rPr>
+              </m:ctrlPr>
+            </m:dPr>
+            <m:e>
+              <m:r>
+                <w:rPr>
+                  <w:rFonts w:ascii="Cambria Math" w:hAnsi="Cambria Math"/>
+                </w:rPr>
+                <m:t>v</m:t>
+              </m:r>
+              <m:r>
+                <m:rPr>
+                  <m:sty m:val="p"/>
+                </m:rPr>
+                <w:rPr>
+                  <w:rFonts w:ascii="Cambria Math" w:hAnsi="Cambria Math"/>
+                </w:rPr>
+                <m:t>,</m:t>
+              </m:r>
+              <m:r>
+                <w:rPr>
+                  <w:rFonts w:ascii="Cambria Math" w:hAnsi="Cambria Math"/>
+                </w:rPr>
+                <m:t>v</m:t>
+              </m:r>
+              <m:r>
+                <m:rPr>
+                  <m:sty m:val="p"/>
+                </m:rPr>
+                <w:rPr>
+                  <w:rFonts w:ascii="Cambria Math" w:hAnsi="Cambria Math"/>
+                </w:rPr>
+                <m:t>'</m:t>
+              </m:r>
+            </m:e>
+          </m:d>
+          <m:r>
+            <m:rPr>
+              <m:sty m:val="p"/>
+            </m:rPr>
+            <w:rPr>
+              <w:rFonts w:ascii="Cambria Math" w:hAnsi="Cambria Math"/>
+            </w:rPr>
+            <m:t>∈</m:t>
+          </m:r>
+          <m:sSup>
+            <m:sSupPr>
+              <m:ctrlPr>
+                <w:rPr>
+                  <w:rFonts w:ascii="Cambria Math" w:hAnsi="Cambria Math"/>
+                </w:rPr>
+              </m:ctrlPr>
+            </m:sSupPr>
+            <m:e>
+              <m:r>
+                <w:rPr>
+                  <w:rFonts w:ascii="Cambria Math" w:hAnsi="Cambria Math"/>
+                </w:rPr>
+                <m:t>B</m:t>
+              </m:r>
+            </m:e>
+            <m:sup>
+              <m:r>
+                <m:rPr>
+                  <m:sty m:val="p"/>
+                </m:rPr>
+                <w:rPr>
+                  <w:rFonts w:ascii="Cambria Math" w:hAnsi="Cambria Math"/>
+                </w:rPr>
+                <m:t>close</m:t>
+              </m:r>
+            </m:sup>
+          </m:sSup>
+          <m:r>
+            <m:rPr>
+              <m:sty m:val="p"/>
+            </m:rPr>
+            <w:rPr>
+              <w:rFonts w:ascii="Cambria Math" w:hAnsi="Cambria Math"/>
+            </w:rPr>
+            <m:t>,</m:t>
+          </m:r>
+          <m:r>
+            <w:rPr>
+              <w:rFonts w:ascii="Cambria Math" w:hAnsi="Cambria Math"/>
+            </w:rPr>
+            <m:t> a</m:t>
+          </m:r>
+          <m:r>
+            <m:rPr>
+              <m:sty m:val="p"/>
+            </m:rPr>
+            <w:rPr>
+              <w:rFonts w:ascii="Cambria Math" w:hAnsi="Cambria Math"/>
+            </w:rPr>
+            <m:t>∈</m:t>
+          </m:r>
+          <m:r>
+            <w:rPr>
+              <w:rFonts w:ascii="Cambria Math" w:hAnsi="Cambria Math"/>
+            </w:rPr>
+            <m:t>A</m:t>
+          </m:r>
+        </m:oMath>
+      </m:oMathPara>
+    </w:p>
+    <w:p>
+      <w:pPr>
+        <w:pStyle w:val="FirstParagraph"/>
+        <w:rPr>
+          <w:lang w:eastAsia="zh-CN"/>
+        </w:rPr>
+      </w:pPr>
+      <w:r>
+        <w:rPr>
+          <w:rFonts w:ascii="Times New Roman" w:eastAsia="宋体" w:hAnsi="Times New Roman"/>
+          <w:sz w:val="22"/>
+          <w:lang w:eastAsia="zh-CN"/>
+        </w:rPr>
+        <w:t>，建立如下线性化约束：</w:t>
+      </w:r>
+    </w:p>
+    <w:p>
+      <w:pPr>
+        <w:pStyle w:val="a0"/>
+        <w:jc w:val="center"/>
+      </w:pPr>
+      <m:oMathPara>
+        <m:oMathParaPr>
+          <m:jc m:val="center"/>
+        </m:oMathParaPr>
+        <m:oMath>
+          <m:sSub>
+            <m:sSubPr>
+              <m:ctrlPr>
+                <w:rPr>
+                  <w:rFonts w:ascii="Cambria Math" w:hAnsi="Cambria Math"/>
+                </w:rPr>
+              </m:ctrlPr>
+            </m:sSubPr>
+            <m:e>
+              <m:r>
+                <w:rPr>
+                  <w:rFonts w:ascii="Cambria Math" w:hAnsi="Cambria Math"/>
+                </w:rPr>
+                <m:t>b</m:t>
+              </m:r>
+            </m:e>
+            <m:sub>
+              <m:r>
+                <w:rPr>
+                  <w:rFonts w:ascii="Cambria Math" w:hAnsi="Cambria Math"/>
+                </w:rPr>
+                <m:t>v</m:t>
+              </m:r>
+              <m:r>
+                <m:rPr>
+                  <m:sty m:val="p"/>
+                </m:rPr>
+                <w:rPr>
+                  <w:rFonts w:ascii="Cambria Math" w:hAnsi="Cambria Math"/>
+                </w:rPr>
+                <m:t>,</m:t>
+              </m:r>
+              <m:r>
+                <w:rPr>
+                  <w:rFonts w:ascii="Cambria Math" w:hAnsi="Cambria Math"/>
+                </w:rPr>
+                <m:t>v</m:t>
+              </m:r>
+              <m:r>
+                <m:rPr>
+                  <m:sty m:val="p"/>
+                </m:rPr>
+                <w:rPr>
+                  <w:rFonts w:ascii="Cambria Math" w:hAnsi="Cambria Math"/>
+                </w:rPr>
+                <m:t>',</m:t>
+              </m:r>
+              <m:r>
+                <w:rPr>
+                  <w:rFonts w:ascii="Cambria Math" w:hAnsi="Cambria Math"/>
+                </w:rPr>
+                <m:t>a</m:t>
+              </m:r>
+            </m:sub>
+          </m:sSub>
+          <m:r>
+            <m:rPr>
+              <m:sty m:val="p"/>
+            </m:rPr>
+            <w:rPr>
+              <w:rFonts w:ascii="Cambria Math" w:hAnsi="Cambria Math"/>
+            </w:rPr>
+            <m:t>≥</m:t>
+          </m:r>
+          <m:sSub>
+            <m:sSubPr>
+              <m:ctrlPr>
+                <w:rPr>
+                  <w:rFonts w:ascii="Cambria Math" w:hAnsi="Cambria Math"/>
+                </w:rPr>
+              </m:ctrlPr>
+            </m:sSubPr>
+            <m:e>
+              <m:r>
+                <w:rPr>
+                  <w:rFonts w:ascii="Cambria Math" w:hAnsi="Cambria Math"/>
+                </w:rPr>
+                <m:t>y</m:t>
+              </m:r>
+            </m:e>
+            <m:sub>
+              <m:r>
+                <w:rPr>
+                  <w:rFonts w:ascii="Cambria Math" w:hAnsi="Cambria Math"/>
+                </w:rPr>
+                <m:t>v</m:t>
+              </m:r>
+              <m:r>
+                <m:rPr>
+                  <m:sty m:val="p"/>
+                </m:rPr>
+                <w:rPr>
+                  <w:rFonts w:ascii="Cambria Math" w:hAnsi="Cambria Math"/>
+                </w:rPr>
+                <m:t>,</m:t>
+              </m:r>
+              <m:r>
+                <w:rPr>
+                  <w:rFonts w:ascii="Cambria Math" w:hAnsi="Cambria Math"/>
+                </w:rPr>
+                <m:t>a</m:t>
+              </m:r>
+            </m:sub>
+          </m:sSub>
+          <m:r>
+            <m:rPr>
+              <m:sty m:val="p"/>
+            </m:rPr>
+            <w:rPr>
+              <w:rFonts w:ascii="Cambria Math" w:hAnsi="Cambria Math"/>
+            </w:rPr>
+            <m:t>+</m:t>
+          </m:r>
+          <m:sSub>
+            <m:sSubPr>
+              <m:ctrlPr>
+                <w:rPr>
+                  <w:rFonts w:ascii="Cambria Math" w:hAnsi="Cambria Math"/>
+                </w:rPr>
+              </m:ctrlPr>
+            </m:sSubPr>
+            <m:e>
+              <m:r>
+                <w:rPr>
+                  <w:rFonts w:ascii="Cambria Math" w:hAnsi="Cambria Math"/>
+                </w:rPr>
+                <m:t>y</m:t>
+              </m:r>
+            </m:e>
+            <m:sub>
+              <m:r>
+                <w:rPr>
+                  <w:rFonts w:ascii="Cambria Math" w:hAnsi="Cambria Math"/>
+                </w:rPr>
+                <m:t>v</m:t>
+              </m:r>
+              <m:r>
+                <m:rPr>
+                  <m:sty m:val="p"/>
+                </m:rPr>
+                <w:rPr>
+                  <w:rFonts w:ascii="Cambria Math" w:hAnsi="Cambria Math"/>
+                </w:rPr>
+                <m:t>',</m:t>
+              </m:r>
+              <m:r>
+                <w:rPr>
+                  <w:rFonts w:ascii="Cambria Math" w:hAnsi="Cambria Math"/>
+                </w:rPr>
+                <m:t>a</m:t>
+              </m:r>
+            </m:sub>
+          </m:sSub>
+          <m:r>
+            <m:rPr>
+              <m:sty m:val="p"/>
+            </m:rPr>
+            <w:rPr>
+              <w:rFonts w:ascii="Cambria Math" w:hAnsi="Cambria Math"/>
+            </w:rPr>
+            <m:t>-</m:t>
+          </m:r>
+          <m:r>
+            <w:rPr>
+              <w:rFonts w:ascii="Cambria Math" w:hAnsi="Cambria Math"/>
+            </w:rPr>
+            <m:t>1</m:t>
+          </m:r>
+        </m:oMath>
+      </m:oMathPara>
+    </w:p>
+    <w:p>
+      <w:pPr>
+        <w:pStyle w:val="a0"/>
+        <w:jc w:val="center"/>
+      </w:pPr>
+      <m:oMathPara>
+        <m:oMathParaPr>
+          <m:jc m:val="center"/>
+        </m:oMathParaPr>
+        <m:oMath>
+          <m:sSub>
+            <m:sSubPr>
+              <m:ctrlPr>
+                <w:rPr>
+                  <w:rFonts w:ascii="Cambria Math" w:hAnsi="Cambria Math"/>
+                </w:rPr>
+              </m:ctrlPr>
+            </m:sSubPr>
+            <m:e>
+              <m:r>
+                <w:rPr>
+                  <w:rFonts w:ascii="Cambria Math" w:hAnsi="Cambria Math"/>
+                </w:rPr>
+                <m:t>b</m:t>
+              </m:r>
+            </m:e>
+            <m:sub>
+              <m:r>
+                <w:rPr>
+                  <w:rFonts w:ascii="Cambria Math" w:hAnsi="Cambria Math"/>
+                </w:rPr>
+                <m:t>v</m:t>
+              </m:r>
+              <m:r>
+                <m:rPr>
+                  <m:sty m:val="p"/>
+                </m:rPr>
+                <w:rPr>
+                  <w:rFonts w:ascii="Cambria Math" w:hAnsi="Cambria Math"/>
+                </w:rPr>
+                <m:t>,</m:t>
+              </m:r>
+              <m:r>
+                <w:rPr>
+                  <w:rFonts w:ascii="Cambria Math" w:hAnsi="Cambria Math"/>
+                </w:rPr>
+                <m:t>v</m:t>
+              </m:r>
+              <m:r>
+                <m:rPr>
+                  <m:sty m:val="p"/>
+                </m:rPr>
+                <w:rPr>
+                  <w:rFonts w:ascii="Cambria Math" w:hAnsi="Cambria Math"/>
+                </w:rPr>
+                <m:t>',</m:t>
+              </m:r>
+              <m:r>
+                <w:rPr>
+                  <w:rFonts w:ascii="Cambria Math" w:hAnsi="Cambria Math"/>
+                </w:rPr>
+                <m:t>a</m:t>
+              </m:r>
+            </m:sub>
+          </m:sSub>
+          <m:r>
+            <m:rPr>
+              <m:sty m:val="p"/>
+            </m:rPr>
+            <w:rPr>
+              <w:rFonts w:ascii="Cambria Math" w:hAnsi="Cambria Math"/>
+            </w:rPr>
+            <m:t>≤</m:t>
+          </m:r>
+          <m:sSub>
+            <m:sSubPr>
+              <m:ctrlPr>
+                <w:rPr>
+                  <w:rFonts w:ascii="Cambria Math" w:hAnsi="Cambria Math"/>
+                </w:rPr>
+              </m:ctrlPr>
+            </m:sSubPr>
+            <m:e>
+              <m:r>
+                <w:rPr>
+                  <w:rFonts w:ascii="Cambria Math" w:hAnsi="Cambria Math"/>
+                </w:rPr>
+                <m:t>y</m:t>
+              </m:r>
+            </m:e>
+            <m:sub>
+              <m:r>
+                <w:rPr>
+                  <w:rFonts w:ascii="Cambria Math" w:hAnsi="Cambria Math"/>
+                </w:rPr>
+                <m:t>v</m:t>
+              </m:r>
+              <m:r>
+                <m:rPr>
+                  <m:sty m:val="p"/>
+                </m:rPr>
+                <w:rPr>
+                  <w:rFonts w:ascii="Cambria Math" w:hAnsi="Cambria Math"/>
+                </w:rPr>
+                <m:t>,</m:t>
+              </m:r>
+              <m:r>
+                <w:rPr>
+                  <w:rFonts w:ascii="Cambria Math" w:hAnsi="Cambria Math"/>
+                </w:rPr>
+                <m:t>a</m:t>
+              </m:r>
+            </m:sub>
+          </m:sSub>
+        </m:oMath>
+      </m:oMathPara>
+    </w:p>
+    <w:p>
+      <w:pPr>
+        <w:pStyle w:val="a0"/>
+        <w:jc w:val="center"/>
+      </w:pPr>
+      <m:oMathPara>
+        <m:oMathParaPr>
+          <m:jc m:val="center"/>
+        </m:oMathParaPr>
+        <m:oMath>
+          <m:sSub>
+            <m:sSubPr>
+              <m:ctrlPr>
+                <w:rPr>
+                  <w:rFonts w:ascii="Cambria Math" w:hAnsi="Cambria Math"/>
+                </w:rPr>
+              </m:ctrlPr>
+            </m:sSubPr>
+            <m:e>
+              <m:r>
+                <w:rPr>
+                  <w:rFonts w:ascii="Cambria Math" w:hAnsi="Cambria Math"/>
+                </w:rPr>
+                <m:t>b</m:t>
+              </m:r>
+            </m:e>
+            <m:sub>
+              <m:r>
+                <w:rPr>
+                  <w:rFonts w:ascii="Cambria Math" w:hAnsi="Cambria Math"/>
+                </w:rPr>
+                <m:t>v</m:t>
+              </m:r>
+              <m:r>
+                <m:rPr>
+                  <m:sty m:val="p"/>
+                </m:rPr>
+                <w:rPr>
+                  <w:rFonts w:ascii="Cambria Math" w:hAnsi="Cambria Math"/>
+                </w:rPr>
+                <m:t>,</m:t>
+              </m:r>
+              <m:r>
+                <w:rPr>
+                  <w:rFonts w:ascii="Cambria Math" w:hAnsi="Cambria Math"/>
+                </w:rPr>
+                <m:t>v</m:t>
+              </m:r>
+              <m:r>
+                <m:rPr>
+                  <m:sty m:val="p"/>
+                </m:rPr>
+                <w:rPr>
+                  <w:rFonts w:ascii="Cambria Math" w:hAnsi="Cambria Math"/>
+                </w:rPr>
+                <m:t>',</m:t>
+              </m:r>
+              <m:r>
+                <w:rPr>
+                  <w:rFonts w:ascii="Cambria Math" w:hAnsi="Cambria Math"/>
+                </w:rPr>
+                <m:t>a</m:t>
+              </m:r>
+            </m:sub>
+          </m:sSub>
+          <m:r>
+            <m:rPr>
+              <m:sty m:val="p"/>
+            </m:rPr>
+            <w:rPr>
+              <w:rFonts w:ascii="Cambria Math" w:hAnsi="Cambria Math"/>
+            </w:rPr>
+            <m:t>≤</m:t>
+          </m:r>
+          <m:sSub>
+            <m:sSubPr>
+              <m:ctrlPr>
+                <w:rPr>
+                  <w:rFonts w:ascii="Cambria Math" w:hAnsi="Cambria Math"/>
+                </w:rPr>
+              </m:ctrlPr>
+            </m:sSubPr>
+            <m:e>
+              <m:r>
+                <w:rPr>
+                  <w:rFonts w:ascii="Cambria Math" w:hAnsi="Cambria Math"/>
+                </w:rPr>
+                <m:t>y</m:t>
+              </m:r>
+            </m:e>
+            <m:sub>
+              <m:r>
+                <w:rPr>
+                  <w:rFonts w:ascii="Cambria Math" w:hAnsi="Cambria Math"/>
+                </w:rPr>
+                <m:t>v</m:t>
+              </m:r>
+              <m:r>
+                <m:rPr>
+                  <m:sty m:val="p"/>
+                </m:rPr>
+                <w:rPr>
+                  <w:rFonts w:ascii="Cambria Math" w:hAnsi="Cambria Math"/>
+                </w:rPr>
+                <m:t>',</m:t>
+              </m:r>
+              <m:r>
+                <w:rPr>
+                  <w:rFonts w:ascii="Cambria Math" w:hAnsi="Cambria Math"/>
+                </w:rPr>
+                <m:t>a</m:t>
+              </m:r>
+            </m:sub>
+          </m:sSub>
+        </m:oMath>
+      </m:oMathPara>
+    </w:p>
+    <w:p>
+      <w:pPr>
+        <w:pStyle w:val="FirstParagraph"/>
+        <w:rPr>
+          <w:lang w:eastAsia="zh-CN"/>
+        </w:rPr>
+      </w:pPr>
+      <w:r>
+        <w:rPr>
+          <w:rFonts w:ascii="Times New Roman" w:eastAsia="宋体" w:hAnsi="Times New Roman"/>
+          <w:sz w:val="22"/>
+          <w:lang w:eastAsia="zh-CN"/>
+        </w:rPr>
+        <w:t>当两个近靠泊出口航次都使用同一箱区时，</w:t>
+      </w:r>
+    </w:p>
+    <w:p>
+      <w:pPr>
+        <w:pStyle w:val="a0"/>
+        <w:jc w:val="center"/>
+      </w:pPr>
+      <m:oMathPara>
+        <m:oMath>
+          <m:sSub>
+            <m:sSubPr>
+              <m:ctrlPr>
+                <w:rPr>
+                  <w:rFonts w:ascii="Cambria Math" w:hAnsi="Cambria Math"/>
+                </w:rPr>
+              </m:ctrlPr>
+            </m:sSubPr>
+            <m:e>
+              <m:r>
+                <w:rPr>
+                  <w:rFonts w:ascii="Cambria Math" w:hAnsi="Cambria Math"/>
+                </w:rPr>
+                <m:t>b</m:t>
+              </m:r>
+            </m:e>
+            <m:sub>
+              <m:r>
+                <w:rPr>
+                  <w:rFonts w:ascii="Cambria Math" w:hAnsi="Cambria Math"/>
+                </w:rPr>
+                <m:t>v</m:t>
+              </m:r>
+              <m:r>
+                <m:rPr>
+                  <m:sty m:val="p"/>
+                </m:rPr>
+                <w:rPr>
+                  <w:rFonts w:ascii="Cambria Math" w:hAnsi="Cambria Math"/>
+                </w:rPr>
+                <m:t>,</m:t>
+              </m:r>
+              <m:r>
+                <w:rPr>
+                  <w:rFonts w:ascii="Cambria Math" w:hAnsi="Cambria Math"/>
+                </w:rPr>
+                <m:t>v</m:t>
+              </m:r>
+              <m:r>
+                <m:rPr>
+                  <m:sty m:val="p"/>
+                </m:rPr>
+                <w:rPr>
+                  <w:rFonts w:ascii="Cambria Math" w:hAnsi="Cambria Math"/>
+                </w:rPr>
+                <m:t>',</m:t>
+              </m:r>
+              <m:r>
+                <w:rPr>
+                  <w:rFonts w:ascii="Cambria Math" w:hAnsi="Cambria Math"/>
+                </w:rPr>
+                <m:t>a</m:t>
+              </m:r>
+            </m:sub>
+          </m:sSub>
+          <m:r>
+            <w:rPr>
+              <w:rFonts w:ascii="Cambria Math" w:hAnsi="Cambria Math"/>
+            </w:rPr>
+            <m:t>=1</m:t>
+          </m:r>
+        </m:oMath>
+      </m:oMathPara>
+    </w:p>
+    <w:p>
+      <w:pPr>
+        <w:pStyle w:val="FirstParagraph"/>
+        <w:rPr>
+          <w:lang w:eastAsia="zh-CN"/>
+        </w:rPr>
+      </w:pPr>
+      <w:r>
+        <w:rPr>
+          <w:rFonts w:ascii="Times New Roman" w:eastAsia="宋体" w:hAnsi="Times New Roman"/>
+          <w:sz w:val="22"/>
+          <w:lang w:eastAsia="zh-CN"/>
+        </w:rPr>
+        <w:t>，并在目标函数中受到惩罚。该约束是同时开港或靠泊时间接近航次的箱区冲突控制约束。</w:t>
+      </w:r>
+    </w:p>
+    <w:p>
+      <w:pPr>
+        <w:pStyle w:val="2"/>
+        <w:rPr>
+          <w:rFonts w:hint="eastAsia"/>
+          <w:lang w:eastAsia="zh-CN"/>
+        </w:rPr>
+      </w:pPr>
+      <w:r>
+        <w:rPr>
+          <w:rFonts w:ascii="Times New Roman" w:eastAsia="宋体" w:hAnsi="Times New Roman"/>
+          <w:sz w:val="22"/>
+          <w:lang w:eastAsia="zh-CN"/>
+        </w:rPr>
+        <w:t xml:space="preserve">9.18 </w:t>
+      </w:r>
+      <w:r>
+        <w:rPr>
+          <w:rFonts w:ascii="Times New Roman" w:eastAsia="宋体" w:hAnsi="Times New Roman"/>
+          <w:sz w:val="22"/>
+          <w:lang w:eastAsia="zh-CN"/>
+        </w:rPr>
+        <w:t>人工箱区控制约束</w:t>
+      </w:r>
+      <w:r>
+        <w:rPr>
+          <w:rFonts w:ascii="Times New Roman" w:eastAsia="宋体" w:hAnsi="Times New Roman" w:hint="eastAsia"/>
+          <w:sz w:val="22"/>
+          <w:lang w:eastAsia="zh-CN"/>
+        </w:rPr>
+        <w:t>（计划开始前指定箱区）</w:t>
+      </w:r>
+    </w:p>
+    <w:p>
+      <w:pPr>
+        <w:pStyle w:val="FirstParagraph"/>
+        <w:rPr>
+          <w:lang w:eastAsia="zh-CN"/>
+        </w:rPr>
+      </w:pPr>
+      <w:r>
+        <w:rPr>
+          <w:rFonts w:ascii="Times New Roman" w:eastAsia="宋体" w:hAnsi="Times New Roman"/>
+          <w:sz w:val="22"/>
+          <w:lang w:eastAsia="zh-CN"/>
+        </w:rPr>
+        <w:t>如果航次</w:t>
+      </w:r>
+      <w:r>
+        <w:rPr>
+          <w:rFonts w:ascii="Times New Roman" w:eastAsia="宋体" w:hAnsi="Times New Roman"/>
+          <w:sz w:val="22"/>
+          <w:lang w:eastAsia="zh-CN"/>
+        </w:rPr>
+        <w:t xml:space="preserve"> v </w:t>
+      </w:r>
+      <w:r>
+        <w:rPr>
+          <w:rFonts w:ascii="Times New Roman" w:eastAsia="宋体" w:hAnsi="Times New Roman"/>
+          <w:sz w:val="22"/>
+          <w:lang w:eastAsia="zh-CN"/>
+        </w:rPr>
+        <w:t>允许新增计划进入的箱区集合为</w:t>
+      </w:r>
+      <w:r>
+        <w:rPr>
+          <w:rFonts w:ascii="Times New Roman" w:eastAsia="宋体" w:hAnsi="Times New Roman"/>
+          <w:sz w:val="22"/>
+          <w:lang w:eastAsia="zh-CN"/>
+        </w:rPr>
+        <w:t xml:space="preserve"> </w:t>
+      </w:r>
+    </w:p>
+    <w:p>
+      <w:pPr>
+        <w:pStyle w:val="a0"/>
+        <w:jc w:val="center"/>
       </w:pPr>
       <m:oMathPara>
         <m:oMathParaPr>
@@ -35542,7 +36600,7 @@
                 <w:rPr>
                   <w:rFonts w:ascii="Cambria Math" w:hAnsi="Cambria Math"/>
                 </w:rPr>
-                <m:t>X</m:t>
+                <m:t>A</m:t>
               </m:r>
             </m:e>
             <m:sub>
@@ -35552,6 +36610,8 @@
                 </w:rPr>
                 <m:t>v</m:t>
               </m:r>
+            </m:sub>
+            <m:sup>
               <m:r>
                 <m:rPr>
                   <m:sty m:val="p"/>
@@ -35559,78 +36619,7 @@
                 <w:rPr>
                   <w:rFonts w:ascii="Cambria Math" w:hAnsi="Cambria Math"/>
                 </w:rPr>
-                <m:t>,</m:t>
-              </m:r>
-              <m:r>
-                <w:rPr>
-                  <w:rFonts w:ascii="Cambria Math" w:hAnsi="Cambria Math"/>
-                </w:rPr>
-                <m:t>OF</m:t>
-              </m:r>
-              <m:r>
-                <m:rPr>
-                  <m:sty m:val="p"/>
-                </m:rPr>
-                <w:rPr>
-                  <w:rFonts w:ascii="Cambria Math" w:hAnsi="Cambria Math"/>
-                </w:rPr>
-                <m:t>,</m:t>
-              </m:r>
-              <m:r>
-                <w:rPr>
-                  <w:rFonts w:ascii="Cambria Math" w:hAnsi="Cambria Math"/>
-                </w:rPr>
-                <m:t>a</m:t>
-              </m:r>
-            </m:sub>
-            <m:sup>
-              <m:r>
-                <w:rPr>
-                  <w:rFonts w:ascii="Cambria Math" w:hAnsi="Cambria Math"/>
-                </w:rPr>
-                <m:t>20</m:t>
-              </m:r>
-            </m:sup>
-          </m:sSubSup>
-          <m:r>
-            <m:rPr>
-              <m:sty m:val="p"/>
-            </m:rPr>
-            <w:rPr>
-              <w:rFonts w:ascii="Cambria Math" w:hAnsi="Cambria Math"/>
-            </w:rPr>
-            <m:t>≤</m:t>
-          </m:r>
-          <m:sSubSup>
-            <m:sSubSupPr>
-              <m:ctrlPr>
-                <w:rPr>
-                  <w:rFonts w:ascii="Cambria Math" w:hAnsi="Cambria Math"/>
-                </w:rPr>
-              </m:ctrlPr>
-            </m:sSubSupPr>
-            <m:e>
-              <m:r>
-                <w:rPr>
-                  <w:rFonts w:ascii="Cambria Math" w:hAnsi="Cambria Math"/>
-                </w:rPr>
-                <m:t>u</m:t>
-              </m:r>
-            </m:e>
-            <m:sub>
-              <m:r>
-                <w:rPr>
-                  <w:rFonts w:ascii="Cambria Math" w:hAnsi="Cambria Math"/>
-                </w:rPr>
-                <m:t>v</m:t>
-              </m:r>
-            </m:sub>
-            <m:sup>
-              <m:r>
-                <w:rPr>
-                  <w:rFonts w:ascii="Cambria Math" w:hAnsi="Cambria Math"/>
-                </w:rPr>
-                <m:t>20</m:t>
+                <m:t>allow</m:t>
               </m:r>
             </m:sup>
           </m:sSubSup>
@@ -35640,6 +36629,23 @@
     <w:p>
       <w:pPr>
         <w:pStyle w:val="FirstParagraph"/>
+        <w:rPr>
+          <w:lang w:eastAsia="zh-CN"/>
+        </w:rPr>
+      </w:pPr>
+      <w:r>
+        <w:rPr>
+          <w:rFonts w:ascii="Times New Roman" w:eastAsia="宋体" w:hAnsi="Times New Roman"/>
+          <w:sz w:val="22"/>
+          <w:lang w:eastAsia="zh-CN"/>
+        </w:rPr>
+        <w:t>，则对所有不在该集合中的箱区，预处理层将可用性参数置零：</w:t>
+      </w:r>
+    </w:p>
+    <w:p>
+      <w:pPr>
+        <w:pStyle w:val="a0"/>
+        <w:jc w:val="center"/>
       </w:pPr>
       <m:oMathPara>
         <m:oMathParaPr>
@@ -35659,7 +36665,7 @@
                 <w:rPr>
                   <w:rFonts w:ascii="Cambria Math" w:hAnsi="Cambria Math"/>
                 </w:rPr>
-                <m:t>X</m:t>
+                <m:t>E</m:t>
               </m:r>
             </m:e>
             <m:sub>
@@ -35682,7 +36688,7 @@
                 <w:rPr>
                   <w:rFonts w:ascii="Cambria Math" w:hAnsi="Cambria Math"/>
                 </w:rPr>
-                <m:t>OF</m:t>
+                <m:t>f</m:t>
               </m:r>
               <m:r>
                 <m:rPr>
@@ -35705,7 +36711,7 @@
                 <w:rPr>
                   <w:rFonts w:ascii="Cambria Math" w:hAnsi="Cambria Math"/>
                 </w:rPr>
-                <m:t>40</m:t>
+                <m:t>20</m:t>
               </m:r>
             </m:sup>
           </m:sSubSup>
@@ -35716,7 +36722,7 @@
             <w:rPr>
               <w:rFonts w:ascii="Cambria Math" w:hAnsi="Cambria Math"/>
             </w:rPr>
-            <m:t>≤</m:t>
+            <m:t>=</m:t>
           </m:r>
           <m:sSubSup>
             <m:sSubSupPr>
@@ -35731,7 +36737,7 @@
                 <w:rPr>
                   <w:rFonts w:ascii="Cambria Math" w:hAnsi="Cambria Math"/>
                 </w:rPr>
-                <m:t>u</m:t>
+                <m:t>E</m:t>
               </m:r>
             </m:e>
             <m:sub>
@@ -35741,6 +36747,36 @@
                 </w:rPr>
                 <m:t>v</m:t>
               </m:r>
+              <m:r>
+                <m:rPr>
+                  <m:sty m:val="p"/>
+                </m:rPr>
+                <w:rPr>
+                  <w:rFonts w:ascii="Cambria Math" w:hAnsi="Cambria Math"/>
+                </w:rPr>
+                <m:t>,</m:t>
+              </m:r>
+              <m:r>
+                <w:rPr>
+                  <w:rFonts w:ascii="Cambria Math" w:hAnsi="Cambria Math"/>
+                </w:rPr>
+                <m:t>f</m:t>
+              </m:r>
+              <m:r>
+                <m:rPr>
+                  <m:sty m:val="p"/>
+                </m:rPr>
+                <w:rPr>
+                  <w:rFonts w:ascii="Cambria Math" w:hAnsi="Cambria Math"/>
+                </w:rPr>
+                <m:t>,</m:t>
+              </m:r>
+              <m:r>
+                <w:rPr>
+                  <w:rFonts w:ascii="Cambria Math" w:hAnsi="Cambria Math"/>
+                </w:rPr>
+                <m:t>a</m:t>
+              </m:r>
             </m:sub>
             <m:sup>
               <m:r>
@@ -35748,6 +36784,96 @@
                   <w:rFonts w:ascii="Cambria Math" w:hAnsi="Cambria Math"/>
                 </w:rPr>
                 <m:t>40</m:t>
+              </m:r>
+            </m:sup>
+          </m:sSubSup>
+          <m:r>
+            <m:rPr>
+              <m:sty m:val="p"/>
+            </m:rPr>
+            <w:rPr>
+              <w:rFonts w:ascii="Cambria Math" w:hAnsi="Cambria Math"/>
+            </w:rPr>
+            <m:t>=</m:t>
+          </m:r>
+          <m:r>
+            <w:rPr>
+              <w:rFonts w:ascii="Cambria Math" w:hAnsi="Cambria Math"/>
+            </w:rPr>
+            <m:t>0</m:t>
+          </m:r>
+          <m:r>
+            <m:rPr>
+              <m:sty m:val="p"/>
+            </m:rPr>
+            <w:rPr>
+              <w:rFonts w:ascii="Cambria Math" w:hAnsi="Cambria Math"/>
+            </w:rPr>
+            <m:t>,</m:t>
+          </m:r>
+          <m:r>
+            <w:rPr>
+              <w:rFonts w:ascii="Cambria Math" w:hAnsi="Cambria Math"/>
+            </w:rPr>
+            <m:t> </m:t>
+          </m:r>
+          <m:r>
+            <m:rPr>
+              <m:sty m:val="p"/>
+            </m:rPr>
+            <w:rPr>
+              <w:rFonts w:ascii="Cambria Math" w:hAnsi="Cambria Math"/>
+            </w:rPr>
+            <m:t>∀</m:t>
+          </m:r>
+          <m:r>
+            <w:rPr>
+              <w:rFonts w:ascii="Cambria Math" w:hAnsi="Cambria Math"/>
+            </w:rPr>
+            <m:t>a</m:t>
+          </m:r>
+          <m:r>
+            <m:rPr>
+              <m:sty m:val="p"/>
+            </m:rPr>
+            <w:rPr>
+              <w:rFonts w:ascii="Cambria Math" w:hAnsi="Cambria Math"/>
+            </w:rPr>
+            <m:t>∉</m:t>
+          </m:r>
+          <m:sSubSup>
+            <m:sSubSupPr>
+              <m:ctrlPr>
+                <w:rPr>
+                  <w:rFonts w:ascii="Cambria Math" w:hAnsi="Cambria Math"/>
+                </w:rPr>
+              </m:ctrlPr>
+            </m:sSubSupPr>
+            <m:e>
+              <m:r>
+                <w:rPr>
+                  <w:rFonts w:ascii="Cambria Math" w:hAnsi="Cambria Math"/>
+                </w:rPr>
+                <m:t>A</m:t>
+              </m:r>
+            </m:e>
+            <m:sub>
+              <m:r>
+                <w:rPr>
+                  <w:rFonts w:ascii="Cambria Math" w:hAnsi="Cambria Math"/>
+                </w:rPr>
+                <m:t>v</m:t>
+              </m:r>
+            </m:sub>
+            <m:sup>
+              <m:r>
+                <m:rPr>
+                  <m:sty m:val="p"/>
+                </m:rPr>
+                <w:rPr>
+                  <w:rFonts w:ascii="Cambria Math" w:hAnsi="Cambria Math"/>
+                </w:rPr>
+                <m:t>allow</m:t>
               </m:r>
             </m:sup>
           </m:sSubSup>
@@ -35757,6 +36883,40 @@
     <w:p>
       <w:pPr>
         <w:pStyle w:val="FirstParagraph"/>
+      </w:pPr>
+      <w:r>
+        <w:rPr>
+          <w:rFonts w:ascii="Times New Roman" w:eastAsia="宋体" w:hAnsi="Times New Roman"/>
+          <w:sz w:val="22"/>
+        </w:rPr>
+        <w:t>如果箱区</w:t>
+      </w:r>
+      <w:r>
+        <w:rPr>
+          <w:rFonts w:ascii="Times New Roman" w:eastAsia="宋体" w:hAnsi="Times New Roman"/>
+          <w:sz w:val="22"/>
+        </w:rPr>
+        <w:t xml:space="preserve"> a </w:t>
+      </w:r>
+      <w:r>
+        <w:rPr>
+          <w:rFonts w:ascii="Times New Roman" w:eastAsia="宋体" w:hAnsi="Times New Roman"/>
+          <w:sz w:val="22"/>
+        </w:rPr>
+        <w:t>属于指定使用集合</w:t>
+      </w:r>
+      <w:r>
+        <w:rPr>
+          <w:rFonts w:ascii="Times New Roman" w:eastAsia="宋体" w:hAnsi="Times New Roman"/>
+          <w:sz w:val="22"/>
+        </w:rPr>
+        <w:t xml:space="preserve"> </w:t>
+      </w:r>
+    </w:p>
+    <w:p>
+      <w:pPr>
+        <w:pStyle w:val="a0"/>
+        <w:jc w:val="center"/>
       </w:pPr>
       <m:oMathPara>
         <m:oMathParaPr>
@@ -35776,7 +36936,7 @@
                 <w:rPr>
                   <w:rFonts w:ascii="Cambria Math" w:hAnsi="Cambria Math"/>
                 </w:rPr>
-                <m:t>X</m:t>
+                <m:t>A</m:t>
               </m:r>
             </m:e>
             <m:sub>
@@ -35786,6 +36946,8 @@
                 </w:rPr>
                 <m:t>v</m:t>
               </m:r>
+            </m:sub>
+            <m:sup>
               <m:r>
                 <m:rPr>
                   <m:sty m:val="p"/>
@@ -35793,222 +36955,29 @@
                 <w:rPr>
                   <w:rFonts w:ascii="Cambria Math" w:hAnsi="Cambria Math"/>
                 </w:rPr>
-                <m:t>,</m:t>
-              </m:r>
-              <m:r>
-                <w:rPr>
-                  <w:rFonts w:ascii="Cambria Math" w:hAnsi="Cambria Math"/>
-                </w:rPr>
-                <m:t>OF</m:t>
-              </m:r>
-              <m:r>
-                <m:rPr>
-                  <m:sty m:val="p"/>
-                </m:rPr>
-                <w:rPr>
-                  <w:rFonts w:ascii="Cambria Math" w:hAnsi="Cambria Math"/>
-                </w:rPr>
-                <m:t>,</m:t>
-              </m:r>
-              <m:r>
-                <w:rPr>
-                  <w:rFonts w:ascii="Cambria Math" w:hAnsi="Cambria Math"/>
-                </w:rPr>
-                <m:t>a</m:t>
-              </m:r>
-            </m:sub>
-            <m:sup>
-              <m:r>
-                <w:rPr>
-                  <w:rFonts w:ascii="Cambria Math" w:hAnsi="Cambria Math"/>
-                </w:rPr>
-                <m:t>20</m:t>
+                <m:t>req</m:t>
               </m:r>
             </m:sup>
           </m:sSubSup>
-          <m:r>
-            <m:rPr>
-              <m:sty m:val="p"/>
-            </m:rPr>
-            <w:rPr>
-              <w:rFonts w:ascii="Cambria Math" w:hAnsi="Cambria Math"/>
-            </w:rPr>
-            <m:t>≥</m:t>
-          </m:r>
-          <m:sSubSup>
-            <m:sSubSupPr>
-              <m:ctrlPr>
-                <w:rPr>
-                  <w:rFonts w:ascii="Cambria Math" w:hAnsi="Cambria Math"/>
-                </w:rPr>
-              </m:ctrlPr>
-            </m:sSubSupPr>
-            <m:e>
-              <m:r>
-                <m:rPr>
-                  <m:scr m:val="script"/>
-                  <m:sty m:val="p"/>
-                </m:rPr>
-                <w:rPr>
-                  <w:rFonts w:ascii="Cambria Math" w:hAnsi="Cambria Math"/>
-                </w:rPr>
-                <m:t>l</m:t>
-              </m:r>
-            </m:e>
-            <m:sub>
-              <m:r>
-                <w:rPr>
-                  <w:rFonts w:ascii="Cambria Math" w:hAnsi="Cambria Math"/>
-                </w:rPr>
-                <m:t>v</m:t>
-              </m:r>
-            </m:sub>
-            <m:sup>
-              <m:r>
-                <w:rPr>
-                  <w:rFonts w:ascii="Cambria Math" w:hAnsi="Cambria Math"/>
-                </w:rPr>
-                <m:t>20</m:t>
-              </m:r>
-            </m:sup>
-          </m:sSubSup>
-          <m:r>
-            <m:rPr>
-              <m:sty m:val="p"/>
-            </m:rPr>
-            <w:rPr>
-              <w:rFonts w:ascii="Cambria Math" w:hAnsi="Cambria Math"/>
-            </w:rPr>
-            <m:t>-</m:t>
-          </m:r>
-          <m:sSubSup>
-            <m:sSubSupPr>
-              <m:ctrlPr>
-                <w:rPr>
-                  <w:rFonts w:ascii="Cambria Math" w:hAnsi="Cambria Math"/>
-                </w:rPr>
-              </m:ctrlPr>
-            </m:sSubSupPr>
-            <m:e>
-              <m:r>
-                <w:rPr>
-                  <w:rFonts w:ascii="Cambria Math" w:hAnsi="Cambria Math"/>
-                </w:rPr>
-                <m:t>D</m:t>
-              </m:r>
-            </m:e>
-            <m:sub>
-              <m:r>
-                <w:rPr>
-                  <w:rFonts w:ascii="Cambria Math" w:hAnsi="Cambria Math"/>
-                </w:rPr>
-                <m:t>v</m:t>
-              </m:r>
-              <m:r>
-                <m:rPr>
-                  <m:sty m:val="p"/>
-                </m:rPr>
-                <w:rPr>
-                  <w:rFonts w:ascii="Cambria Math" w:hAnsi="Cambria Math"/>
-                </w:rPr>
-                <m:t>,</m:t>
-              </m:r>
-              <m:r>
-                <w:rPr>
-                  <w:rFonts w:ascii="Cambria Math" w:hAnsi="Cambria Math"/>
-                </w:rPr>
-                <m:t>OF</m:t>
-              </m:r>
-            </m:sub>
-            <m:sup>
-              <m:r>
-                <w:rPr>
-                  <w:rFonts w:ascii="Cambria Math" w:hAnsi="Cambria Math"/>
-                </w:rPr>
-                <m:t>20</m:t>
-              </m:r>
-            </m:sup>
-          </m:sSubSup>
-          <m:d>
-            <m:dPr>
-              <m:ctrlPr>
-                <w:rPr>
-                  <w:rFonts w:ascii="Cambria Math" w:hAnsi="Cambria Math"/>
-                </w:rPr>
-              </m:ctrlPr>
-            </m:dPr>
-            <m:e>
-              <m:r>
-                <w:rPr>
-                  <w:rFonts w:ascii="Cambria Math" w:hAnsi="Cambria Math"/>
-                </w:rPr>
-                <m:t>1</m:t>
-              </m:r>
-              <m:r>
-                <m:rPr>
-                  <m:sty m:val="p"/>
-                </m:rPr>
-                <w:rPr>
-                  <w:rFonts w:ascii="Cambria Math" w:hAnsi="Cambria Math"/>
-                </w:rPr>
-                <m:t>-</m:t>
-              </m:r>
-              <m:sSubSup>
-                <m:sSubSupPr>
-                  <m:ctrlPr>
-                    <w:rPr>
-                      <w:rFonts w:ascii="Cambria Math" w:hAnsi="Cambria Math"/>
-                    </w:rPr>
-                  </m:ctrlPr>
-                </m:sSubSupPr>
-                <m:e>
-                  <m:r>
-                    <w:rPr>
-                      <w:rFonts w:ascii="Cambria Math" w:hAnsi="Cambria Math"/>
-                    </w:rPr>
-                    <m:t>z</m:t>
-                  </m:r>
-                </m:e>
-                <m:sub>
-                  <m:r>
-                    <w:rPr>
-                      <w:rFonts w:ascii="Cambria Math" w:hAnsi="Cambria Math"/>
-                    </w:rPr>
-                    <m:t>v</m:t>
-                  </m:r>
-                  <m:r>
-                    <m:rPr>
-                      <m:sty m:val="p"/>
-                    </m:rPr>
-                    <w:rPr>
-                      <w:rFonts w:ascii="Cambria Math" w:hAnsi="Cambria Math"/>
-                    </w:rPr>
-                    <m:t>,</m:t>
-                  </m:r>
-                  <m:r>
-                    <w:rPr>
-                      <w:rFonts w:ascii="Cambria Math" w:hAnsi="Cambria Math"/>
-                    </w:rPr>
-                    <m:t>a</m:t>
-                  </m:r>
-                </m:sub>
-                <m:sup>
-                  <m:r>
-                    <w:rPr>
-                      <w:rFonts w:ascii="Cambria Math" w:hAnsi="Cambria Math"/>
-                    </w:rPr>
-                    <m:t>OF</m:t>
-                  </m:r>
-                </m:sup>
-              </m:sSubSup>
-            </m:e>
-          </m:d>
         </m:oMath>
       </m:oMathPara>
     </w:p>
     <w:p>
       <w:pPr>
         <w:pStyle w:val="FirstParagraph"/>
+      </w:pPr>
+      <w:r>
+        <w:rPr>
+          <w:rFonts w:ascii="Times New Roman" w:eastAsia="宋体" w:hAnsi="Times New Roman"/>
+          <w:sz w:val="22"/>
+        </w:rPr>
+        <w:t>，则建立软约束：</w:t>
+      </w:r>
+    </w:p>
+    <w:p>
+      <w:pPr>
+        <w:pStyle w:val="a0"/>
+        <w:jc w:val="center"/>
       </w:pPr>
       <m:oMathPara>
         <m:oMathParaPr>
@@ -36028,7 +36997,7 @@
                 <w:rPr>
                   <w:rFonts w:ascii="Cambria Math" w:hAnsi="Cambria Math"/>
                 </w:rPr>
-                <m:t>X</m:t>
+                <m:t>r</m:t>
               </m:r>
             </m:e>
             <m:sub>
@@ -36051,8 +37020,10 @@
                 <w:rPr>
                   <w:rFonts w:ascii="Cambria Math" w:hAnsi="Cambria Math"/>
                 </w:rPr>
-                <m:t>OF</m:t>
-              </m:r>
+                <m:t>a</m:t>
+              </m:r>
+            </m:sub>
+            <m:sup>
               <m:r>
                 <m:rPr>
                   <m:sty m:val="p"/>
@@ -36060,21 +37031,7 @@
                 <w:rPr>
                   <w:rFonts w:ascii="Cambria Math" w:hAnsi="Cambria Math"/>
                 </w:rPr>
-                <m:t>,</m:t>
-              </m:r>
-              <m:r>
-                <w:rPr>
-                  <w:rFonts w:ascii="Cambria Math" w:hAnsi="Cambria Math"/>
-                </w:rPr>
-                <m:t>a</m:t>
-              </m:r>
-            </m:sub>
-            <m:sup>
-              <m:r>
-                <w:rPr>
-                  <w:rFonts w:ascii="Cambria Math" w:hAnsi="Cambria Math"/>
-                </w:rPr>
-                <m:t>40</m:t>
+                <m:t>req</m:t>
               </m:r>
             </m:sup>
           </m:sSubSup>
@@ -36087,6 +37044,100 @@
             </w:rPr>
             <m:t>≥</m:t>
           </m:r>
+          <m:r>
+            <w:rPr>
+              <w:rFonts w:ascii="Cambria Math" w:hAnsi="Cambria Math"/>
+            </w:rPr>
+            <m:t>1</m:t>
+          </m:r>
+          <m:r>
+            <m:rPr>
+              <m:sty m:val="p"/>
+            </m:rPr>
+            <w:rPr>
+              <w:rFonts w:ascii="Cambria Math" w:hAnsi="Cambria Math"/>
+            </w:rPr>
+            <m:t>-</m:t>
+          </m:r>
+          <m:sSub>
+            <m:sSubPr>
+              <m:ctrlPr>
+                <w:rPr>
+                  <w:rFonts w:ascii="Cambria Math" w:hAnsi="Cambria Math"/>
+                </w:rPr>
+              </m:ctrlPr>
+            </m:sSubPr>
+            <m:e>
+              <m:r>
+                <w:rPr>
+                  <w:rFonts w:ascii="Cambria Math" w:hAnsi="Cambria Math"/>
+                </w:rPr>
+                <m:t>y</m:t>
+              </m:r>
+            </m:e>
+            <m:sub>
+              <m:r>
+                <w:rPr>
+                  <w:rFonts w:ascii="Cambria Math" w:hAnsi="Cambria Math"/>
+                </w:rPr>
+                <m:t>v</m:t>
+              </m:r>
+              <m:r>
+                <m:rPr>
+                  <m:sty m:val="p"/>
+                </m:rPr>
+                <w:rPr>
+                  <w:rFonts w:ascii="Cambria Math" w:hAnsi="Cambria Math"/>
+                </w:rPr>
+                <m:t>,</m:t>
+              </m:r>
+              <m:r>
+                <w:rPr>
+                  <w:rFonts w:ascii="Cambria Math" w:hAnsi="Cambria Math"/>
+                </w:rPr>
+                <m:t>a</m:t>
+              </m:r>
+            </m:sub>
+          </m:sSub>
+          <m:r>
+            <m:rPr>
+              <m:sty m:val="p"/>
+            </m:rPr>
+            <w:rPr>
+              <w:rFonts w:ascii="Cambria Math" w:hAnsi="Cambria Math"/>
+            </w:rPr>
+            <m:t>,</m:t>
+          </m:r>
+          <m:r>
+            <w:rPr>
+              <w:rFonts w:ascii="Cambria Math" w:hAnsi="Cambria Math"/>
+            </w:rPr>
+            <m:t> </m:t>
+          </m:r>
+          <m:r>
+            <m:rPr>
+              <m:sty m:val="p"/>
+            </m:rPr>
+            <w:rPr>
+              <w:rFonts w:ascii="Cambria Math" w:hAnsi="Cambria Math"/>
+            </w:rPr>
+            <m:t>∀</m:t>
+          </m:r>
+          <m:r>
+            <w:rPr>
+              <w:rFonts w:ascii="Cambria Math" w:hAnsi="Cambria Math"/>
+            </w:rPr>
+            <m:t>a</m:t>
+          </m:r>
+          <m:r>
+            <m:rPr>
+              <m:sty m:val="p"/>
+            </m:rPr>
+            <w:rPr>
+              <w:rFonts w:ascii="Cambria Math" w:hAnsi="Cambria Math"/>
+            </w:rPr>
+            <m:t>∈</m:t>
+          </m:r>
           <m:sSubSup>
             <m:sSubSupPr>
               <m:ctrlPr>
@@ -36097,14 +37148,10 @@
             </m:sSubSupPr>
             <m:e>
               <m:r>
-                <m:rPr>
-                  <m:scr m:val="script"/>
-                  <m:sty m:val="p"/>
-                </m:rPr>
-                <w:rPr>
-                  <w:rFonts w:ascii="Cambria Math" w:hAnsi="Cambria Math"/>
-                </w:rPr>
-                <m:t>l</m:t>
+                <w:rPr>
+                  <w:rFonts w:ascii="Cambria Math" w:hAnsi="Cambria Math"/>
+                </w:rPr>
+                <m:t>A</m:t>
               </m:r>
             </m:e>
             <m:sub>
@@ -36116,46 +37163,6 @@
               </m:r>
             </m:sub>
             <m:sup>
-              <m:r>
-                <w:rPr>
-                  <w:rFonts w:ascii="Cambria Math" w:hAnsi="Cambria Math"/>
-                </w:rPr>
-                <m:t>40</m:t>
-              </m:r>
-            </m:sup>
-          </m:sSubSup>
-          <m:r>
-            <m:rPr>
-              <m:sty m:val="p"/>
-            </m:rPr>
-            <w:rPr>
-              <w:rFonts w:ascii="Cambria Math" w:hAnsi="Cambria Math"/>
-            </w:rPr>
-            <m:t>-</m:t>
-          </m:r>
-          <m:sSubSup>
-            <m:sSubSupPr>
-              <m:ctrlPr>
-                <w:rPr>
-                  <w:rFonts w:ascii="Cambria Math" w:hAnsi="Cambria Math"/>
-                </w:rPr>
-              </m:ctrlPr>
-            </m:sSubSupPr>
-            <m:e>
-              <m:r>
-                <w:rPr>
-                  <w:rFonts w:ascii="Cambria Math" w:hAnsi="Cambria Math"/>
-                </w:rPr>
-                <m:t>D</m:t>
-              </m:r>
-            </m:e>
-            <m:sub>
-              <m:r>
-                <w:rPr>
-                  <w:rFonts w:ascii="Cambria Math" w:hAnsi="Cambria Math"/>
-                </w:rPr>
-                <m:t>v</m:t>
-              </m:r>
               <m:r>
                 <m:rPr>
                   <m:sty m:val="p"/>
@@ -36163,98 +37170,10 @@
                 <w:rPr>
                   <w:rFonts w:ascii="Cambria Math" w:hAnsi="Cambria Math"/>
                 </w:rPr>
-                <m:t>,</m:t>
-              </m:r>
-              <m:r>
-                <w:rPr>
-                  <w:rFonts w:ascii="Cambria Math" w:hAnsi="Cambria Math"/>
-                </w:rPr>
-                <m:t>OF</m:t>
-              </m:r>
-            </m:sub>
-            <m:sup>
-              <m:r>
-                <w:rPr>
-                  <w:rFonts w:ascii="Cambria Math" w:hAnsi="Cambria Math"/>
-                </w:rPr>
-                <m:t>40</m:t>
+                <m:t>req</m:t>
               </m:r>
             </m:sup>
           </m:sSubSup>
-          <m:d>
-            <m:dPr>
-              <m:ctrlPr>
-                <w:rPr>
-                  <w:rFonts w:ascii="Cambria Math" w:hAnsi="Cambria Math"/>
-                </w:rPr>
-              </m:ctrlPr>
-            </m:dPr>
-            <m:e>
-              <m:r>
-                <w:rPr>
-                  <w:rFonts w:ascii="Cambria Math" w:hAnsi="Cambria Math"/>
-                </w:rPr>
-                <m:t>1</m:t>
-              </m:r>
-              <m:r>
-                <m:rPr>
-                  <m:sty m:val="p"/>
-                </m:rPr>
-                <w:rPr>
-                  <w:rFonts w:ascii="Cambria Math" w:hAnsi="Cambria Math"/>
-                </w:rPr>
-                <m:t>-</m:t>
-              </m:r>
-              <m:sSubSup>
-                <m:sSubSupPr>
-                  <m:ctrlPr>
-                    <w:rPr>
-                      <w:rFonts w:ascii="Cambria Math" w:hAnsi="Cambria Math"/>
-                    </w:rPr>
-                  </m:ctrlPr>
-                </m:sSubSupPr>
-                <m:e>
-                  <m:r>
-                    <w:rPr>
-                      <w:rFonts w:ascii="Cambria Math" w:hAnsi="Cambria Math"/>
-                    </w:rPr>
-                    <m:t>z</m:t>
-                  </m:r>
-                </m:e>
-                <m:sub>
-                  <m:r>
-                    <w:rPr>
-                      <w:rFonts w:ascii="Cambria Math" w:hAnsi="Cambria Math"/>
-                    </w:rPr>
-                    <m:t>v</m:t>
-                  </m:r>
-                  <m:r>
-                    <m:rPr>
-                      <m:sty m:val="p"/>
-                    </m:rPr>
-                    <w:rPr>
-                      <w:rFonts w:ascii="Cambria Math" w:hAnsi="Cambria Math"/>
-                    </w:rPr>
-                    <m:t>,</m:t>
-                  </m:r>
-                  <m:r>
-                    <w:rPr>
-                      <w:rFonts w:ascii="Cambria Math" w:hAnsi="Cambria Math"/>
-                    </w:rPr>
-                    <m:t>a</m:t>
-                  </m:r>
-                </m:sub>
-                <m:sup>
-                  <m:r>
-                    <w:rPr>
-                      <w:rFonts w:ascii="Cambria Math" w:hAnsi="Cambria Math"/>
-                    </w:rPr>
-                    <m:t>OF</m:t>
-                  </m:r>
-                </m:sup>
-              </m:sSubSup>
-            </m:e>
-          </m:d>
         </m:oMath>
       </m:oMathPara>
     </w:p>
@@ -36271,389 +37190,7 @@
           <w:sz w:val="22"/>
           <w:lang w:eastAsia="zh-CN"/>
         </w:rPr>
-        <w:t>这组约束只对已经使用的</w:t>
-      </w:r>
-      <w:r>
-        <w:rPr>
-          <w:rFonts w:ascii="Times New Roman" w:eastAsia="宋体" w:hAnsi="Times New Roman"/>
-          <w:sz w:val="22"/>
-          <w:lang w:eastAsia="zh-CN"/>
-        </w:rPr>
-        <w:t xml:space="preserve"> OF </w:t>
-      </w:r>
-      <w:r>
-        <w:rPr>
-          <w:rFonts w:ascii="Times New Roman" w:eastAsia="宋体" w:hAnsi="Times New Roman"/>
-          <w:sz w:val="22"/>
-          <w:lang w:eastAsia="zh-CN"/>
-        </w:rPr>
-        <w:t>箱区起作用。当</w:t>
-      </w:r>
-      <w:r>
-        <w:rPr>
-          <w:rFonts w:ascii="Times New Roman" w:eastAsia="宋体" w:hAnsi="Times New Roman"/>
-          <w:sz w:val="22"/>
-          <w:lang w:eastAsia="zh-CN"/>
-        </w:rPr>
-        <w:t xml:space="preserve"> </w:t>
-      </w:r>
-      <m:oMath>
-        <m:sSubSup>
-          <m:sSubSupPr>
-            <m:ctrlPr>
-              <w:rPr>
-                <w:rFonts w:ascii="Cambria Math" w:hAnsi="Cambria Math"/>
-              </w:rPr>
-            </m:ctrlPr>
-          </m:sSubSupPr>
-          <m:e>
-            <m:r>
-              <w:rPr>
-                <w:rFonts w:ascii="Cambria Math" w:hAnsi="Cambria Math"/>
-                <w:lang w:eastAsia="zh-CN"/>
-              </w:rPr>
-              <m:t>z</m:t>
-            </m:r>
-          </m:e>
-          <m:sub>
-            <m:r>
-              <w:rPr>
-                <w:rFonts w:ascii="Cambria Math" w:hAnsi="Cambria Math"/>
-                <w:lang w:eastAsia="zh-CN"/>
-              </w:rPr>
-              <m:t>v</m:t>
-            </m:r>
-            <m:r>
-              <m:rPr>
-                <m:sty m:val="p"/>
-              </m:rPr>
-              <w:rPr>
-                <w:rFonts w:ascii="Cambria Math" w:hAnsi="Cambria Math"/>
-                <w:lang w:eastAsia="zh-CN"/>
-              </w:rPr>
-              <m:t>,</m:t>
-            </m:r>
-            <m:r>
-              <w:rPr>
-                <w:rFonts w:ascii="Cambria Math" w:hAnsi="Cambria Math"/>
-                <w:lang w:eastAsia="zh-CN"/>
-              </w:rPr>
-              <m:t>a</m:t>
-            </m:r>
-          </m:sub>
-          <m:sup>
-            <m:r>
-              <w:rPr>
-                <w:rFonts w:ascii="Cambria Math" w:hAnsi="Cambria Math"/>
-                <w:lang w:eastAsia="zh-CN"/>
-              </w:rPr>
-              <m:t>OF</m:t>
-            </m:r>
-          </m:sup>
-        </m:sSubSup>
-        <m:r>
-          <m:rPr>
-            <m:sty m:val="p"/>
-          </m:rPr>
-          <w:rPr>
-            <w:rFonts w:ascii="Cambria Math" w:hAnsi="Cambria Math"/>
-            <w:lang w:eastAsia="zh-CN"/>
-          </w:rPr>
-          <m:t>=</m:t>
-        </m:r>
-        <m:r>
-          <w:rPr>
-            <w:rFonts w:ascii="Cambria Math" w:hAnsi="Cambria Math"/>
-            <w:lang w:eastAsia="zh-CN"/>
-          </w:rPr>
-          <m:t>1</m:t>
-        </m:r>
-      </m:oMath>
-      <w:r>
-        <w:rPr>
-          <w:rFonts w:ascii="Times New Roman" w:eastAsia="宋体" w:hAnsi="Times New Roman"/>
-          <w:sz w:val="22"/>
-          <w:lang w:eastAsia="zh-CN"/>
-        </w:rPr>
-        <w:t xml:space="preserve"> </w:t>
-      </w:r>
-      <w:r>
-        <w:rPr>
-          <w:rFonts w:ascii="Times New Roman" w:eastAsia="宋体" w:hAnsi="Times New Roman"/>
-          <w:sz w:val="22"/>
-          <w:lang w:eastAsia="zh-CN"/>
-        </w:rPr>
-        <w:t>时，下界约束要求该箱区的</w:t>
-      </w:r>
-      <w:r>
-        <w:rPr>
-          <w:rFonts w:ascii="Times New Roman" w:eastAsia="宋体" w:hAnsi="Times New Roman"/>
-          <w:sz w:val="22"/>
-          <w:lang w:eastAsia="zh-CN"/>
-        </w:rPr>
-        <w:t xml:space="preserve"> OF </w:t>
-      </w:r>
-      <w:r>
-        <w:rPr>
-          <w:rFonts w:ascii="Times New Roman" w:eastAsia="宋体" w:hAnsi="Times New Roman"/>
-          <w:sz w:val="22"/>
-          <w:lang w:eastAsia="zh-CN"/>
-        </w:rPr>
-        <w:t>箱量不低于</w:t>
-      </w:r>
-      <w:r>
-        <w:rPr>
-          <w:rFonts w:ascii="Times New Roman" w:eastAsia="宋体" w:hAnsi="Times New Roman"/>
-          <w:sz w:val="22"/>
-          <w:lang w:eastAsia="zh-CN"/>
-        </w:rPr>
-        <w:t xml:space="preserve"> </w:t>
-      </w:r>
-      <m:oMath>
-        <m:r>
-          <m:rPr>
-            <m:scr m:val="script"/>
-            <m:sty m:val="p"/>
-          </m:rPr>
-          <w:rPr>
-            <w:rFonts w:ascii="Cambria Math" w:hAnsi="Cambria Math"/>
-            <w:lang w:eastAsia="zh-CN"/>
-          </w:rPr>
-          <m:t>l</m:t>
-        </m:r>
-      </m:oMath>
-      <w:r>
-        <w:rPr>
-          <w:rFonts w:ascii="Times New Roman" w:eastAsia="宋体" w:hAnsi="Times New Roman"/>
-          <w:sz w:val="22"/>
-          <w:lang w:eastAsia="zh-CN"/>
-        </w:rPr>
-        <w:t>；当</w:t>
-      </w:r>
-      <w:r>
-        <w:rPr>
-          <w:rFonts w:ascii="Times New Roman" w:eastAsia="宋体" w:hAnsi="Times New Roman"/>
-          <w:sz w:val="22"/>
-          <w:lang w:eastAsia="zh-CN"/>
-        </w:rPr>
-        <w:t xml:space="preserve"> </w:t>
-      </w:r>
-      <m:oMath>
-        <m:sSubSup>
-          <m:sSubSupPr>
-            <m:ctrlPr>
-              <w:rPr>
-                <w:rFonts w:ascii="Cambria Math" w:hAnsi="Cambria Math"/>
-              </w:rPr>
-            </m:ctrlPr>
-          </m:sSubSupPr>
-          <m:e>
-            <m:r>
-              <w:rPr>
-                <w:rFonts w:ascii="Cambria Math" w:hAnsi="Cambria Math"/>
-                <w:lang w:eastAsia="zh-CN"/>
-              </w:rPr>
-              <m:t>z</m:t>
-            </m:r>
-          </m:e>
-          <m:sub>
-            <m:r>
-              <w:rPr>
-                <w:rFonts w:ascii="Cambria Math" w:hAnsi="Cambria Math"/>
-                <w:lang w:eastAsia="zh-CN"/>
-              </w:rPr>
-              <m:t>v</m:t>
-            </m:r>
-            <m:r>
-              <m:rPr>
-                <m:sty m:val="p"/>
-              </m:rPr>
-              <w:rPr>
-                <w:rFonts w:ascii="Cambria Math" w:hAnsi="Cambria Math"/>
-                <w:lang w:eastAsia="zh-CN"/>
-              </w:rPr>
-              <m:t>,</m:t>
-            </m:r>
-            <m:r>
-              <w:rPr>
-                <w:rFonts w:ascii="Cambria Math" w:hAnsi="Cambria Math"/>
-                <w:lang w:eastAsia="zh-CN"/>
-              </w:rPr>
-              <m:t>a</m:t>
-            </m:r>
-          </m:sub>
-          <m:sup>
-            <m:r>
-              <w:rPr>
-                <w:rFonts w:ascii="Cambria Math" w:hAnsi="Cambria Math"/>
-                <w:lang w:eastAsia="zh-CN"/>
-              </w:rPr>
-              <m:t>OF</m:t>
-            </m:r>
-          </m:sup>
-        </m:sSubSup>
-        <m:r>
-          <m:rPr>
-            <m:sty m:val="p"/>
-          </m:rPr>
-          <w:rPr>
-            <w:rFonts w:ascii="Cambria Math" w:hAnsi="Cambria Math"/>
-            <w:lang w:eastAsia="zh-CN"/>
-          </w:rPr>
-          <m:t>=</m:t>
-        </m:r>
-        <m:r>
-          <w:rPr>
-            <w:rFonts w:ascii="Cambria Math" w:hAnsi="Cambria Math"/>
-            <w:lang w:eastAsia="zh-CN"/>
-          </w:rPr>
-          <m:t>0</m:t>
-        </m:r>
-      </m:oMath>
-      <w:r>
-        <w:rPr>
-          <w:rFonts w:ascii="Times New Roman" w:eastAsia="宋体" w:hAnsi="Times New Roman"/>
-          <w:sz w:val="22"/>
-          <w:lang w:eastAsia="zh-CN"/>
-        </w:rPr>
-        <w:t xml:space="preserve"> </w:t>
-      </w:r>
-      <w:r>
-        <w:rPr>
-          <w:rFonts w:ascii="Times New Roman" w:eastAsia="宋体" w:hAnsi="Times New Roman"/>
-          <w:sz w:val="22"/>
-          <w:lang w:eastAsia="zh-CN"/>
-        </w:rPr>
-        <w:t>时，下界通过大</w:t>
-      </w:r>
-      <w:r>
-        <w:rPr>
-          <w:rFonts w:ascii="Times New Roman" w:eastAsia="宋体" w:hAnsi="Times New Roman"/>
-          <w:sz w:val="22"/>
-          <w:lang w:eastAsia="zh-CN"/>
-        </w:rPr>
-        <w:t xml:space="preserve"> </w:t>
-      </w:r>
-      <m:oMath>
-        <m:r>
-          <w:rPr>
-            <w:rFonts w:ascii="Cambria Math" w:hAnsi="Cambria Math"/>
-            <w:lang w:eastAsia="zh-CN"/>
-          </w:rPr>
-          <m:t>M</m:t>
-        </m:r>
-      </m:oMath>
-      <w:r>
-        <w:rPr>
-          <w:rFonts w:ascii="Times New Roman" w:eastAsia="宋体" w:hAnsi="Times New Roman"/>
-          <w:sz w:val="22"/>
-          <w:lang w:eastAsia="zh-CN"/>
-        </w:rPr>
-        <w:t xml:space="preserve"> </w:t>
-      </w:r>
-      <w:r>
-        <w:rPr>
-          <w:rFonts w:ascii="Times New Roman" w:eastAsia="宋体" w:hAnsi="Times New Roman"/>
-          <w:sz w:val="22"/>
-          <w:lang w:eastAsia="zh-CN"/>
-        </w:rPr>
-        <w:t>项放松。目标函数惩罚</w:t>
-      </w:r>
-      <w:r>
-        <w:rPr>
-          <w:rFonts w:ascii="Times New Roman" w:eastAsia="宋体" w:hAnsi="Times New Roman"/>
-          <w:sz w:val="22"/>
-          <w:lang w:eastAsia="zh-CN"/>
-        </w:rPr>
-        <w:t xml:space="preserve"> </w:t>
-      </w:r>
-      <m:oMath>
-        <m:r>
-          <w:rPr>
-            <w:rFonts w:ascii="Cambria Math" w:hAnsi="Cambria Math"/>
-            <w:lang w:eastAsia="zh-CN"/>
-          </w:rPr>
-          <m:t>u</m:t>
-        </m:r>
-        <m:r>
-          <m:rPr>
-            <m:scr m:val="script"/>
-            <m:sty m:val="p"/>
-          </m:rPr>
-          <w:rPr>
-            <w:rFonts w:ascii="Cambria Math" w:hAnsi="Cambria Math"/>
-            <w:lang w:eastAsia="zh-CN"/>
-          </w:rPr>
-          <m:t>-l</m:t>
-        </m:r>
-      </m:oMath>
-      <w:r>
-        <w:rPr>
-          <w:rFonts w:ascii="Times New Roman" w:eastAsia="宋体" w:hAnsi="Times New Roman"/>
-          <w:sz w:val="22"/>
-          <w:lang w:eastAsia="zh-CN"/>
-        </w:rPr>
-        <w:t>，从而鼓励同一出口航次的</w:t>
-      </w:r>
-      <w:r>
-        <w:rPr>
-          <w:rFonts w:ascii="Times New Roman" w:eastAsia="宋体" w:hAnsi="Times New Roman"/>
-          <w:sz w:val="22"/>
-          <w:lang w:eastAsia="zh-CN"/>
-        </w:rPr>
-        <w:t xml:space="preserve"> OF </w:t>
-      </w:r>
-      <w:r>
-        <w:rPr>
-          <w:rFonts w:ascii="Times New Roman" w:eastAsia="宋体" w:hAnsi="Times New Roman"/>
-          <w:sz w:val="22"/>
-          <w:lang w:eastAsia="zh-CN"/>
-        </w:rPr>
-        <w:t>箱在所使用箱区之间分布更均衡。</w:t>
-      </w:r>
-    </w:p>
-    <w:bookmarkEnd w:id="75"/>
-    <w:p>
-      <w:pPr>
-        <w:pStyle w:val="2"/>
-        <w:rPr>
-          <w:lang w:eastAsia="zh-CN"/>
-        </w:rPr>
-      </w:pPr>
-      <w:r>
-        <w:rPr>
-          <w:rFonts w:ascii="Times New Roman" w:eastAsia="宋体" w:hAnsi="Times New Roman"/>
-          <w:sz w:val="22"/>
-          <w:lang w:eastAsia="zh-CN"/>
-        </w:rPr>
-        <w:t xml:space="preserve">9.17 </w:t>
-      </w:r>
-      <w:r>
-        <w:rPr>
-          <w:rFonts w:ascii="Times New Roman" w:eastAsia="宋体" w:hAnsi="Times New Roman"/>
-          <w:sz w:val="22"/>
-          <w:lang w:eastAsia="zh-CN"/>
-        </w:rPr>
-        <w:t>近靠泊航次共用箱区约束</w:t>
-      </w:r>
-    </w:p>
-    <w:p>
-      <w:pPr>
-        <w:pStyle w:val="FirstParagraph"/>
-      </w:pPr>
-      <w:r>
-        <w:rPr>
-          <w:rFonts w:ascii="Times New Roman" w:eastAsia="宋体" w:hAnsi="Times New Roman"/>
-          <w:sz w:val="22"/>
-        </w:rPr>
-        <w:t>对所有</w:t>
-      </w:r>
-      <w:r>
-        <w:rPr>
-          <w:rFonts w:ascii="Times New Roman" w:eastAsia="宋体" w:hAnsi="Times New Roman"/>
-          <w:sz w:val="22"/>
-        </w:rPr>
-        <w:t xml:space="preserve"> </w:t>
+        <w:t>当指定箱区未被使用时，</w:t>
       </w:r>
     </w:p>
     <w:p>
@@ -36666,15 +37203,23 @@
           <m:jc m:val="center"/>
         </m:oMathParaPr>
         <m:oMath>
-          <m:d>
-            <m:dPr>
+          <m:sSubSup>
+            <m:sSubSupPr>
               <m:ctrlPr>
                 <w:rPr>
                   <w:rFonts w:ascii="Cambria Math" w:hAnsi="Cambria Math"/>
                 </w:rPr>
               </m:ctrlPr>
-            </m:dPr>
+            </m:sSubSupPr>
             <m:e>
+              <m:r>
+                <w:rPr>
+                  <w:rFonts w:ascii="Cambria Math" w:hAnsi="Cambria Math"/>
+                </w:rPr>
+                <m:t>r</m:t>
+              </m:r>
+            </m:e>
+            <m:sub>
               <m:r>
                 <w:rPr>
                   <w:rFonts w:ascii="Cambria Math" w:hAnsi="Cambria Math"/>
@@ -36694,8 +37239,10 @@
                 <w:rPr>
                   <w:rFonts w:ascii="Cambria Math" w:hAnsi="Cambria Math"/>
                 </w:rPr>
-                <m:t>v</m:t>
-              </m:r>
+                <m:t>a</m:t>
+              </m:r>
+            </m:sub>
+            <m:sup>
               <m:r>
                 <m:rPr>
                   <m:sty m:val="p"/>
@@ -36703,61 +37250,280 @@
                 <w:rPr>
                   <w:rFonts w:ascii="Cambria Math" w:hAnsi="Cambria Math"/>
                 </w:rPr>
-                <m:t>'</m:t>
+                <m:t>req</m:t>
+              </m:r>
+            </m:sup>
+          </m:sSubSup>
+        </m:oMath>
+      </m:oMathPara>
+    </w:p>
+    <w:p>
+      <w:pPr>
+        <w:pStyle w:val="FirstParagraph"/>
+        <w:rPr>
+          <w:lang w:eastAsia="zh-CN"/>
+        </w:rPr>
+      </w:pPr>
+      <w:r>
+        <w:rPr>
+          <w:rFonts w:ascii="Times New Roman" w:eastAsia="宋体" w:hAnsi="Times New Roman"/>
+          <w:sz w:val="22"/>
+          <w:lang w:eastAsia="zh-CN"/>
+        </w:rPr>
+        <w:lastRenderedPageBreak/>
+        <w:t xml:space="preserve"> </w:t>
+      </w:r>
+      <w:r>
+        <w:rPr>
+          <w:rFonts w:ascii="Times New Roman" w:eastAsia="宋体" w:hAnsi="Times New Roman"/>
+          <w:sz w:val="22"/>
+          <w:lang w:eastAsia="zh-CN"/>
+        </w:rPr>
+        <w:t>为正并进入目标函数惩罚。</w:t>
+      </w:r>
+    </w:p>
+    <w:p>
+      <w:pPr>
+        <w:pStyle w:val="2"/>
+        <w:rPr>
+          <w:lang w:eastAsia="zh-CN"/>
+        </w:rPr>
+      </w:pPr>
+      <w:r>
+        <w:rPr>
+          <w:rFonts w:ascii="Times New Roman" w:eastAsia="宋体" w:hAnsi="Times New Roman"/>
+          <w:sz w:val="22"/>
+          <w:lang w:eastAsia="zh-CN"/>
+        </w:rPr>
+        <w:t xml:space="preserve">9.19 </w:t>
+      </w:r>
+      <w:r>
+        <w:rPr>
+          <w:rFonts w:ascii="Times New Roman" w:eastAsia="宋体" w:hAnsi="Times New Roman"/>
+          <w:sz w:val="22"/>
+          <w:lang w:eastAsia="zh-CN"/>
+        </w:rPr>
+        <w:t>变量域</w:t>
+      </w:r>
+    </w:p>
+    <w:p>
+      <w:pPr>
+        <w:pStyle w:val="FirstParagraph"/>
+        <w:rPr>
+          <w:lang w:eastAsia="zh-CN"/>
+        </w:rPr>
+      </w:pPr>
+      <w:r>
+        <w:rPr>
+          <w:rFonts w:ascii="Times New Roman" w:eastAsia="宋体" w:hAnsi="Times New Roman"/>
+          <w:sz w:val="22"/>
+          <w:lang w:eastAsia="zh-CN"/>
+        </w:rPr>
+        <w:t>对所有定义域内的索引，计划箱量变量为非负整数：</w:t>
+      </w:r>
+    </w:p>
+    <w:p>
+      <w:pPr>
+        <w:pStyle w:val="a0"/>
+        <w:rPr>
+          <w:lang w:eastAsia="zh-CN"/>
+        </w:rPr>
+      </w:pPr>
+      <m:oMathPara>
+        <m:oMathParaPr>
+          <m:jc m:val="center"/>
+        </m:oMathParaPr>
+        <m:oMath>
+          <m:sSubSup>
+            <m:sSubSupPr>
+              <m:ctrlPr>
+                <w:rPr>
+                  <w:rFonts w:ascii="Cambria Math" w:hAnsi="Cambria Math"/>
+                </w:rPr>
+              </m:ctrlPr>
+            </m:sSubSupPr>
+            <m:e>
+              <m:r>
+                <w:rPr>
+                  <w:rFonts w:ascii="Cambria Math" w:hAnsi="Cambria Math"/>
+                  <w:lang w:eastAsia="zh-CN"/>
+                </w:rPr>
+                <m:t>X</m:t>
               </m:r>
             </m:e>
-          </m:d>
+            <m:sub>
+              <m:r>
+                <w:rPr>
+                  <w:rFonts w:ascii="Cambria Math" w:hAnsi="Cambria Math"/>
+                  <w:lang w:eastAsia="zh-CN"/>
+                </w:rPr>
+                <m:t>v</m:t>
+              </m:r>
+              <m:r>
+                <m:rPr>
+                  <m:sty m:val="p"/>
+                </m:rPr>
+                <w:rPr>
+                  <w:rFonts w:ascii="Cambria Math" w:hAnsi="Cambria Math"/>
+                  <w:lang w:eastAsia="zh-CN"/>
+                </w:rPr>
+                <m:t>,</m:t>
+              </m:r>
+              <m:r>
+                <w:rPr>
+                  <w:rFonts w:ascii="Cambria Math" w:hAnsi="Cambria Math"/>
+                  <w:lang w:eastAsia="zh-CN"/>
+                </w:rPr>
+                <m:t>f</m:t>
+              </m:r>
+              <m:r>
+                <m:rPr>
+                  <m:sty m:val="p"/>
+                </m:rPr>
+                <w:rPr>
+                  <w:rFonts w:ascii="Cambria Math" w:hAnsi="Cambria Math"/>
+                  <w:lang w:eastAsia="zh-CN"/>
+                </w:rPr>
+                <m:t>,</m:t>
+              </m:r>
+              <m:r>
+                <w:rPr>
+                  <w:rFonts w:ascii="Cambria Math" w:hAnsi="Cambria Math"/>
+                  <w:lang w:eastAsia="zh-CN"/>
+                </w:rPr>
+                <m:t>a</m:t>
+              </m:r>
+            </m:sub>
+            <m:sup>
+              <m:r>
+                <w:rPr>
+                  <w:rFonts w:ascii="Cambria Math" w:hAnsi="Cambria Math"/>
+                  <w:lang w:eastAsia="zh-CN"/>
+                </w:rPr>
+                <m:t>20</m:t>
+              </m:r>
+            </m:sup>
+          </m:sSubSup>
           <m:r>
             <m:rPr>
               <m:sty m:val="p"/>
             </m:rPr>
             <w:rPr>
               <w:rFonts w:ascii="Cambria Math" w:hAnsi="Cambria Math"/>
-            </w:rPr>
-            <m:t>∈</m:t>
-          </m:r>
-          <m:sSup>
-            <m:sSupPr>
+              <w:lang w:eastAsia="zh-CN"/>
+            </w:rPr>
+            <m:t>≥</m:t>
+          </m:r>
+          <m:r>
+            <w:rPr>
+              <w:rFonts w:ascii="Cambria Math" w:hAnsi="Cambria Math"/>
+              <w:lang w:eastAsia="zh-CN"/>
+            </w:rPr>
+            <m:t>0</m:t>
+          </m:r>
+          <m:r>
+            <m:rPr>
+              <m:sty m:val="p"/>
+            </m:rPr>
+            <w:rPr>
+              <w:rFonts w:ascii="Cambria Math" w:hAnsi="Cambria Math"/>
+              <w:lang w:eastAsia="zh-CN"/>
+            </w:rPr>
+            <m:t>,</m:t>
+          </m:r>
+          <m:r>
+            <w:rPr>
+              <w:rFonts w:ascii="Cambria Math" w:hAnsi="Cambria Math"/>
+              <w:lang w:eastAsia="zh-CN"/>
+            </w:rPr>
+            <m:t> </m:t>
+          </m:r>
+          <m:sSubSup>
+            <m:sSubSupPr>
               <m:ctrlPr>
                 <w:rPr>
                   <w:rFonts w:ascii="Cambria Math" w:hAnsi="Cambria Math"/>
                 </w:rPr>
               </m:ctrlPr>
-            </m:sSupPr>
+            </m:sSubSupPr>
             <m:e>
               <m:r>
                 <w:rPr>
                   <w:rFonts w:ascii="Cambria Math" w:hAnsi="Cambria Math"/>
-                </w:rPr>
-                <m:t>B</m:t>
+                  <w:lang w:eastAsia="zh-CN"/>
+                </w:rPr>
+                <m:t>X</m:t>
               </m:r>
             </m:e>
-            <m:sup>
+            <m:sub>
+              <m:r>
+                <w:rPr>
+                  <w:rFonts w:ascii="Cambria Math" w:hAnsi="Cambria Math"/>
+                  <w:lang w:eastAsia="zh-CN"/>
+                </w:rPr>
+                <m:t>v</m:t>
+              </m:r>
               <m:r>
                 <m:rPr>
                   <m:sty m:val="p"/>
                 </m:rPr>
                 <w:rPr>
                   <w:rFonts w:ascii="Cambria Math" w:hAnsi="Cambria Math"/>
-                </w:rPr>
-                <m:t>close</m:t>
+                  <w:lang w:eastAsia="zh-CN"/>
+                </w:rPr>
+                <m:t>,</m:t>
+              </m:r>
+              <m:r>
+                <w:rPr>
+                  <w:rFonts w:ascii="Cambria Math" w:hAnsi="Cambria Math"/>
+                  <w:lang w:eastAsia="zh-CN"/>
+                </w:rPr>
+                <m:t>f</m:t>
+              </m:r>
+              <m:r>
+                <m:rPr>
+                  <m:sty m:val="p"/>
+                </m:rPr>
+                <w:rPr>
+                  <w:rFonts w:ascii="Cambria Math" w:hAnsi="Cambria Math"/>
+                  <w:lang w:eastAsia="zh-CN"/>
+                </w:rPr>
+                <m:t>,</m:t>
+              </m:r>
+              <m:r>
+                <w:rPr>
+                  <w:rFonts w:ascii="Cambria Math" w:hAnsi="Cambria Math"/>
+                  <w:lang w:eastAsia="zh-CN"/>
+                </w:rPr>
+                <m:t>a</m:t>
+              </m:r>
+            </m:sub>
+            <m:sup>
+              <m:r>
+                <w:rPr>
+                  <w:rFonts w:ascii="Cambria Math" w:hAnsi="Cambria Math"/>
+                  <w:lang w:eastAsia="zh-CN"/>
+                </w:rPr>
+                <m:t>40</m:t>
               </m:r>
             </m:sup>
-          </m:sSup>
+          </m:sSubSup>
           <m:r>
             <m:rPr>
               <m:sty m:val="p"/>
             </m:rPr>
             <w:rPr>
               <w:rFonts w:ascii="Cambria Math" w:hAnsi="Cambria Math"/>
-            </w:rPr>
-            <m:t>,</m:t>
-          </m:r>
-          <m:r>
-            <w:rPr>
-              <w:rFonts w:ascii="Cambria Math" w:hAnsi="Cambria Math"/>
-            </w:rPr>
-            <m:t> a</m:t>
+              <w:lang w:eastAsia="zh-CN"/>
+            </w:rPr>
+            <m:t>≥</m:t>
+          </m:r>
+          <m:r>
+            <w:rPr>
+              <w:rFonts w:ascii="Cambria Math" w:hAnsi="Cambria Math"/>
+              <w:lang w:eastAsia="zh-CN"/>
+            </w:rPr>
+            <m:t>0</m:t>
           </m:r>
           <m:r>
             <m:rPr>
@@ -36765,14 +37531,25 @@
             </m:rPr>
             <w:rPr>
               <w:rFonts w:ascii="Cambria Math" w:hAnsi="Cambria Math"/>
-            </w:rPr>
-            <m:t>∈</m:t>
-          </m:r>
-          <m:r>
-            <w:rPr>
-              <w:rFonts w:ascii="Cambria Math" w:hAnsi="Cambria Math"/>
-            </w:rPr>
-            <m:t>A</m:t>
+              <w:lang w:eastAsia="zh-CN"/>
+            </w:rPr>
+            <m:t>,</m:t>
+          </m:r>
+          <m:r>
+            <w:rPr>
+              <w:rFonts w:ascii="Cambria Math" w:hAnsi="Cambria Math"/>
+              <w:lang w:eastAsia="zh-CN"/>
+            </w:rPr>
+            <m:t> </m:t>
+          </m:r>
+          <m:r>
+            <m:rPr>
+              <m:nor/>
+            </m:rPr>
+            <w:rPr>
+              <w:lang w:eastAsia="zh-CN"/>
+            </w:rPr>
+            <m:t>且均为整数</m:t>
           </m:r>
         </m:oMath>
       </m:oMathPara>
@@ -36790,13 +37567,12 @@
           <w:sz w:val="22"/>
           <w:lang w:eastAsia="zh-CN"/>
         </w:rPr>
-        <w:t>，建立如下线性化约束：</w:t>
+        <w:t>航次是否使用箱区变量为二元变量：</w:t>
       </w:r>
     </w:p>
     <w:p>
       <w:pPr>
         <w:pStyle w:val="a0"/>
-        <w:jc w:val="center"/>
       </w:pPr>
       <m:oMathPara>
         <m:oMathParaPr>
@@ -36816,7 +37592,7 @@
                 <w:rPr>
                   <w:rFonts w:ascii="Cambria Math" w:hAnsi="Cambria Math"/>
                 </w:rPr>
-                <m:t>b</m:t>
+                <m:t>y</m:t>
               </m:r>
             </m:e>
             <m:sub>
@@ -36839,21 +37615,6 @@
                 <w:rPr>
                   <w:rFonts w:ascii="Cambria Math" w:hAnsi="Cambria Math"/>
                 </w:rPr>
-                <m:t>v</m:t>
-              </m:r>
-              <m:r>
-                <m:rPr>
-                  <m:sty m:val="p"/>
-                </m:rPr>
-                <w:rPr>
-                  <w:rFonts w:ascii="Cambria Math" w:hAnsi="Cambria Math"/>
-                </w:rPr>
-                <m:t>',</m:t>
-              </m:r>
-              <m:r>
-                <w:rPr>
-                  <w:rFonts w:ascii="Cambria Math" w:hAnsi="Cambria Math"/>
-                </w:rPr>
                 <m:t>a</m:t>
               </m:r>
             </m:sub>
@@ -36865,48 +37626,14 @@
             <w:rPr>
               <w:rFonts w:ascii="Cambria Math" w:hAnsi="Cambria Math"/>
             </w:rPr>
-            <m:t>≥</m:t>
-          </m:r>
-          <m:sSub>
-            <m:sSubPr>
-              <m:ctrlPr>
-                <w:rPr>
-                  <w:rFonts w:ascii="Cambria Math" w:hAnsi="Cambria Math"/>
-                </w:rPr>
-              </m:ctrlPr>
-            </m:sSubPr>
-            <m:e>
-              <m:r>
-                <w:rPr>
-                  <w:rFonts w:ascii="Cambria Math" w:hAnsi="Cambria Math"/>
-                </w:rPr>
-                <m:t>y</m:t>
-              </m:r>
-            </m:e>
-            <m:sub>
-              <m:r>
-                <w:rPr>
-                  <w:rFonts w:ascii="Cambria Math" w:hAnsi="Cambria Math"/>
-                </w:rPr>
-                <m:t>v</m:t>
-              </m:r>
-              <m:r>
-                <m:rPr>
-                  <m:sty m:val="p"/>
-                </m:rPr>
-                <w:rPr>
-                  <w:rFonts w:ascii="Cambria Math" w:hAnsi="Cambria Math"/>
-                </w:rPr>
-                <m:t>,</m:t>
-              </m:r>
-              <m:r>
-                <w:rPr>
-                  <w:rFonts w:ascii="Cambria Math" w:hAnsi="Cambria Math"/>
-                </w:rPr>
-                <m:t>a</m:t>
-              </m:r>
-            </m:sub>
-          </m:sSub>
+            <m:t>∈{</m:t>
+          </m:r>
+          <m:r>
+            <w:rPr>
+              <w:rFonts w:ascii="Cambria Math" w:hAnsi="Cambria Math"/>
+            </w:rPr>
+            <m:t>0</m:t>
+          </m:r>
           <m:r>
             <m:rPr>
               <m:sty m:val="p"/>
@@ -36914,48 +37641,14 @@
             <w:rPr>
               <w:rFonts w:ascii="Cambria Math" w:hAnsi="Cambria Math"/>
             </w:rPr>
-            <m:t>+</m:t>
-          </m:r>
-          <m:sSub>
-            <m:sSubPr>
-              <m:ctrlPr>
-                <w:rPr>
-                  <w:rFonts w:ascii="Cambria Math" w:hAnsi="Cambria Math"/>
-                </w:rPr>
-              </m:ctrlPr>
-            </m:sSubPr>
-            <m:e>
-              <m:r>
-                <w:rPr>
-                  <w:rFonts w:ascii="Cambria Math" w:hAnsi="Cambria Math"/>
-                </w:rPr>
-                <m:t>y</m:t>
-              </m:r>
-            </m:e>
-            <m:sub>
-              <m:r>
-                <w:rPr>
-                  <w:rFonts w:ascii="Cambria Math" w:hAnsi="Cambria Math"/>
-                </w:rPr>
-                <m:t>v</m:t>
-              </m:r>
-              <m:r>
-                <m:rPr>
-                  <m:sty m:val="p"/>
-                </m:rPr>
-                <w:rPr>
-                  <w:rFonts w:ascii="Cambria Math" w:hAnsi="Cambria Math"/>
-                </w:rPr>
-                <m:t>',</m:t>
-              </m:r>
-              <m:r>
-                <w:rPr>
-                  <w:rFonts w:ascii="Cambria Math" w:hAnsi="Cambria Math"/>
-                </w:rPr>
-                <m:t>a</m:t>
-              </m:r>
-            </m:sub>
-          </m:sSub>
+            <m:t>,</m:t>
+          </m:r>
+          <m:r>
+            <w:rPr>
+              <w:rFonts w:ascii="Cambria Math" w:hAnsi="Cambria Math"/>
+            </w:rPr>
+            <m:t>1</m:t>
+          </m:r>
           <m:r>
             <m:rPr>
               <m:sty m:val="p"/>
@@ -36963,21 +37656,33 @@
             <w:rPr>
               <w:rFonts w:ascii="Cambria Math" w:hAnsi="Cambria Math"/>
             </w:rPr>
-            <m:t>-</m:t>
-          </m:r>
-          <m:r>
-            <w:rPr>
-              <w:rFonts w:ascii="Cambria Math" w:hAnsi="Cambria Math"/>
-            </w:rPr>
-            <m:t>1</m:t>
+            <m:t>}</m:t>
           </m:r>
         </m:oMath>
       </m:oMathPara>
     </w:p>
     <w:p>
       <w:pPr>
+        <w:pStyle w:val="FirstParagraph"/>
+        <w:rPr>
+          <w:lang w:eastAsia="zh-CN"/>
+        </w:rPr>
+      </w:pPr>
+      <w:r>
+        <w:rPr>
+          <w:rFonts w:ascii="Times New Roman" w:eastAsia="宋体" w:hAnsi="Times New Roman"/>
+          <w:sz w:val="22"/>
+          <w:lang w:eastAsia="zh-CN"/>
+        </w:rPr>
+        <w:t>箱区服务航次数超额变量为非负整数：</w:t>
+      </w:r>
+    </w:p>
+    <w:p>
+      <w:pPr>
         <w:pStyle w:val="a0"/>
-        <w:jc w:val="center"/>
+        <w:rPr>
+          <w:lang w:eastAsia="zh-CN"/>
+        </w:rPr>
       </w:pPr>
       <m:oMathPara>
         <m:oMathParaPr>
@@ -36996,44 +37701,16 @@
               <m:r>
                 <w:rPr>
                   <w:rFonts w:ascii="Cambria Math" w:hAnsi="Cambria Math"/>
-                </w:rPr>
-                <m:t>b</m:t>
+                  <w:lang w:eastAsia="zh-CN"/>
+                </w:rPr>
+                <m:t>h</m:t>
               </m:r>
             </m:e>
             <m:sub>
               <m:r>
                 <w:rPr>
                   <w:rFonts w:ascii="Cambria Math" w:hAnsi="Cambria Math"/>
-                </w:rPr>
-                <m:t>v</m:t>
-              </m:r>
-              <m:r>
-                <m:rPr>
-                  <m:sty m:val="p"/>
-                </m:rPr>
-                <w:rPr>
-                  <w:rFonts w:ascii="Cambria Math" w:hAnsi="Cambria Math"/>
-                </w:rPr>
-                <m:t>,</m:t>
-              </m:r>
-              <m:r>
-                <w:rPr>
-                  <w:rFonts w:ascii="Cambria Math" w:hAnsi="Cambria Math"/>
-                </w:rPr>
-                <m:t>v</m:t>
-              </m:r>
-              <m:r>
-                <m:rPr>
-                  <m:sty m:val="p"/>
-                </m:rPr>
-                <w:rPr>
-                  <w:rFonts w:ascii="Cambria Math" w:hAnsi="Cambria Math"/>
-                </w:rPr>
-                <m:t>',</m:t>
-              </m:r>
-              <m:r>
-                <w:rPr>
-                  <w:rFonts w:ascii="Cambria Math" w:hAnsi="Cambria Math"/>
+                  <w:lang w:eastAsia="zh-CN"/>
                 </w:rPr>
                 <m:t>a</m:t>
               </m:r>
@@ -37045,1299 +37722,23 @@
             </m:rPr>
             <w:rPr>
               <w:rFonts w:ascii="Cambria Math" w:hAnsi="Cambria Math"/>
-            </w:rPr>
-            <m:t>≤</m:t>
-          </m:r>
-          <m:sSub>
-            <m:sSubPr>
-              <m:ctrlPr>
-                <w:rPr>
-                  <w:rFonts w:ascii="Cambria Math" w:hAnsi="Cambria Math"/>
-                </w:rPr>
-              </m:ctrlPr>
-            </m:sSubPr>
-            <m:e>
-              <m:r>
-                <w:rPr>
-                  <w:rFonts w:ascii="Cambria Math" w:hAnsi="Cambria Math"/>
-                </w:rPr>
-                <m:t>y</m:t>
-              </m:r>
-            </m:e>
-            <m:sub>
-              <m:r>
-                <w:rPr>
-                  <w:rFonts w:ascii="Cambria Math" w:hAnsi="Cambria Math"/>
-                </w:rPr>
-                <m:t>v</m:t>
-              </m:r>
-              <m:r>
-                <m:rPr>
-                  <m:sty m:val="p"/>
-                </m:rPr>
-                <w:rPr>
-                  <w:rFonts w:ascii="Cambria Math" w:hAnsi="Cambria Math"/>
-                </w:rPr>
-                <m:t>,</m:t>
-              </m:r>
-              <m:r>
-                <w:rPr>
-                  <w:rFonts w:ascii="Cambria Math" w:hAnsi="Cambria Math"/>
-                </w:rPr>
-                <m:t>a</m:t>
-              </m:r>
-            </m:sub>
-          </m:sSub>
-        </m:oMath>
-      </m:oMathPara>
-    </w:p>
-    <w:p>
-      <w:pPr>
-        <w:pStyle w:val="a0"/>
-        <w:jc w:val="center"/>
-      </w:pPr>
-      <m:oMathPara>
-        <m:oMathParaPr>
-          <m:jc m:val="center"/>
-        </m:oMathParaPr>
-        <m:oMath>
-          <m:sSub>
-            <m:sSubPr>
-              <m:ctrlPr>
-                <w:rPr>
-                  <w:rFonts w:ascii="Cambria Math" w:hAnsi="Cambria Math"/>
-                </w:rPr>
-              </m:ctrlPr>
-            </m:sSubPr>
-            <m:e>
-              <m:r>
-                <w:rPr>
-                  <w:rFonts w:ascii="Cambria Math" w:hAnsi="Cambria Math"/>
-                </w:rPr>
-                <m:t>b</m:t>
-              </m:r>
-            </m:e>
-            <m:sub>
-              <m:r>
-                <w:rPr>
-                  <w:rFonts w:ascii="Cambria Math" w:hAnsi="Cambria Math"/>
-                </w:rPr>
-                <m:t>v</m:t>
-              </m:r>
-              <m:r>
-                <m:rPr>
-                  <m:sty m:val="p"/>
-                </m:rPr>
-                <w:rPr>
-                  <w:rFonts w:ascii="Cambria Math" w:hAnsi="Cambria Math"/>
-                </w:rPr>
-                <m:t>,</m:t>
-              </m:r>
-              <m:r>
-                <w:rPr>
-                  <w:rFonts w:ascii="Cambria Math" w:hAnsi="Cambria Math"/>
-                </w:rPr>
-                <m:t>v</m:t>
-              </m:r>
-              <m:r>
-                <m:rPr>
-                  <m:sty m:val="p"/>
-                </m:rPr>
-                <w:rPr>
-                  <w:rFonts w:ascii="Cambria Math" w:hAnsi="Cambria Math"/>
-                </w:rPr>
-                <m:t>',</m:t>
-              </m:r>
-              <m:r>
-                <w:rPr>
-                  <w:rFonts w:ascii="Cambria Math" w:hAnsi="Cambria Math"/>
-                </w:rPr>
-                <m:t>a</m:t>
-              </m:r>
-            </m:sub>
-          </m:sSub>
+              <w:lang w:eastAsia="zh-CN"/>
+            </w:rPr>
+            <m:t>≥</m:t>
+          </m:r>
+          <m:r>
+            <w:rPr>
+              <w:rFonts w:ascii="Cambria Math" w:hAnsi="Cambria Math"/>
+              <w:lang w:eastAsia="zh-CN"/>
+            </w:rPr>
+            <m:t>0</m:t>
+          </m:r>
           <m:r>
             <m:rPr>
               <m:sty m:val="p"/>
             </m:rPr>
             <w:rPr>
               <w:rFonts w:ascii="Cambria Math" w:hAnsi="Cambria Math"/>
-            </w:rPr>
-            <m:t>≤</m:t>
-          </m:r>
-          <m:sSub>
-            <m:sSubPr>
-              <m:ctrlPr>
-                <w:rPr>
-                  <w:rFonts w:ascii="Cambria Math" w:hAnsi="Cambria Math"/>
-                </w:rPr>
-              </m:ctrlPr>
-            </m:sSubPr>
-            <m:e>
-              <m:r>
-                <w:rPr>
-                  <w:rFonts w:ascii="Cambria Math" w:hAnsi="Cambria Math"/>
-                </w:rPr>
-                <m:t>y</m:t>
-              </m:r>
-            </m:e>
-            <m:sub>
-              <m:r>
-                <w:rPr>
-                  <w:rFonts w:ascii="Cambria Math" w:hAnsi="Cambria Math"/>
-                </w:rPr>
-                <m:t>v</m:t>
-              </m:r>
-              <m:r>
-                <m:rPr>
-                  <m:sty m:val="p"/>
-                </m:rPr>
-                <w:rPr>
-                  <w:rFonts w:ascii="Cambria Math" w:hAnsi="Cambria Math"/>
-                </w:rPr>
-                <m:t>',</m:t>
-              </m:r>
-              <m:r>
-                <w:rPr>
-                  <w:rFonts w:ascii="Cambria Math" w:hAnsi="Cambria Math"/>
-                </w:rPr>
-                <m:t>a</m:t>
-              </m:r>
-            </m:sub>
-          </m:sSub>
-        </m:oMath>
-      </m:oMathPara>
-    </w:p>
-    <w:p>
-      <w:pPr>
-        <w:pStyle w:val="FirstParagraph"/>
-        <w:rPr>
-          <w:lang w:eastAsia="zh-CN"/>
-        </w:rPr>
-      </w:pPr>
-      <w:r>
-        <w:rPr>
-          <w:rFonts w:ascii="Times New Roman" w:eastAsia="宋体" w:hAnsi="Times New Roman"/>
-          <w:sz w:val="22"/>
-          <w:lang w:eastAsia="zh-CN"/>
-        </w:rPr>
-        <w:t>当两个近靠泊出口航次都使用同一箱区时，</w:t>
-      </w:r>
-    </w:p>
-    <w:p>
-      <w:pPr>
-        <w:pStyle w:val="a0"/>
-        <w:jc w:val="center"/>
-      </w:pPr>
-      <m:oMathPara>
-        <m:oMath>
-          <m:sSub>
-            <m:sSubPr>
-              <m:ctrlPr>
-                <w:rPr>
-                  <w:rFonts w:ascii="Cambria Math" w:hAnsi="Cambria Math"/>
-                </w:rPr>
-              </m:ctrlPr>
-            </m:sSubPr>
-            <m:e>
-              <m:r>
-                <w:rPr>
-                  <w:rFonts w:ascii="Cambria Math" w:hAnsi="Cambria Math"/>
-                </w:rPr>
-                <m:t>b</m:t>
-              </m:r>
-            </m:e>
-            <m:sub>
-              <m:r>
-                <w:rPr>
-                  <w:rFonts w:ascii="Cambria Math" w:hAnsi="Cambria Math"/>
-                </w:rPr>
-                <m:t>v</m:t>
-              </m:r>
-              <m:r>
-                <m:rPr>
-                  <m:sty m:val="p"/>
-                </m:rPr>
-                <w:rPr>
-                  <w:rFonts w:ascii="Cambria Math" w:hAnsi="Cambria Math"/>
-                </w:rPr>
-                <m:t>,</m:t>
-              </m:r>
-              <m:r>
-                <w:rPr>
-                  <w:rFonts w:ascii="Cambria Math" w:hAnsi="Cambria Math"/>
-                </w:rPr>
-                <m:t>v</m:t>
-              </m:r>
-              <m:r>
-                <m:rPr>
-                  <m:sty m:val="p"/>
-                </m:rPr>
-                <w:rPr>
-                  <w:rFonts w:ascii="Cambria Math" w:hAnsi="Cambria Math"/>
-                </w:rPr>
-                <m:t>',</m:t>
-              </m:r>
-              <m:r>
-                <w:rPr>
-                  <w:rFonts w:ascii="Cambria Math" w:hAnsi="Cambria Math"/>
-                </w:rPr>
-                <m:t>a</m:t>
-              </m:r>
-            </m:sub>
-          </m:sSub>
-          <m:r>
-            <w:rPr>
-              <w:rFonts w:ascii="Cambria Math" w:hAnsi="Cambria Math"/>
-            </w:rPr>
-            <m:t>=1</m:t>
-          </m:r>
-        </m:oMath>
-      </m:oMathPara>
-    </w:p>
-    <w:p>
-      <w:pPr>
-        <w:pStyle w:val="FirstParagraph"/>
-        <w:rPr>
-          <w:lang w:eastAsia="zh-CN"/>
-        </w:rPr>
-      </w:pPr>
-      <w:r>
-        <w:rPr>
-          <w:rFonts w:ascii="Times New Roman" w:eastAsia="宋体" w:hAnsi="Times New Roman"/>
-          <w:sz w:val="22"/>
-          <w:lang w:eastAsia="zh-CN"/>
-        </w:rPr>
-        <w:t>，并在目标函数中受到惩罚。该约束是同时开港或靠泊时间接近航次的箱区冲突控制约束。</w:t>
-      </w:r>
-    </w:p>
-    <w:p>
-      <w:pPr>
-        <w:pStyle w:val="2"/>
-        <w:rPr>
-          <w:rFonts w:hint="eastAsia"/>
-          <w:lang w:eastAsia="zh-CN"/>
-        </w:rPr>
-      </w:pPr>
-      <w:r>
-        <w:rPr>
-          <w:rFonts w:ascii="Times New Roman" w:eastAsia="宋体" w:hAnsi="Times New Roman"/>
-          <w:sz w:val="22"/>
-          <w:lang w:eastAsia="zh-CN"/>
-        </w:rPr>
-        <w:t xml:space="preserve">9.18 </w:t>
-      </w:r>
-      <w:r>
-        <w:rPr>
-          <w:rFonts w:ascii="Times New Roman" w:eastAsia="宋体" w:hAnsi="Times New Roman"/>
-          <w:sz w:val="22"/>
-          <w:lang w:eastAsia="zh-CN"/>
-        </w:rPr>
-        <w:t>人工箱区控制约束</w:t>
-      </w:r>
-      <w:r>
-        <w:rPr>
-          <w:rFonts w:ascii="Times New Roman" w:eastAsia="宋体" w:hAnsi="Times New Roman" w:hint="eastAsia"/>
-          <w:sz w:val="22"/>
-          <w:lang w:eastAsia="zh-CN"/>
-        </w:rPr>
-        <w:t>（计划开始前指定箱区）</w:t>
-      </w:r>
-    </w:p>
-    <w:p>
-      <w:pPr>
-        <w:pStyle w:val="FirstParagraph"/>
-        <w:rPr>
-          <w:lang w:eastAsia="zh-CN"/>
-        </w:rPr>
-      </w:pPr>
-      <w:r>
-        <w:rPr>
-          <w:rFonts w:ascii="Times New Roman" w:eastAsia="宋体" w:hAnsi="Times New Roman"/>
-          <w:sz w:val="22"/>
-          <w:lang w:eastAsia="zh-CN"/>
-        </w:rPr>
-        <w:t>如果航次</w:t>
-      </w:r>
-      <w:r>
-        <w:rPr>
-          <w:rFonts w:ascii="Times New Roman" w:eastAsia="宋体" w:hAnsi="Times New Roman"/>
-          <w:sz w:val="22"/>
-          <w:lang w:eastAsia="zh-CN"/>
-        </w:rPr>
-        <w:t xml:space="preserve"> v </w:t>
-      </w:r>
-      <w:r>
-        <w:rPr>
-          <w:rFonts w:ascii="Times New Roman" w:eastAsia="宋体" w:hAnsi="Times New Roman"/>
-          <w:sz w:val="22"/>
-          <w:lang w:eastAsia="zh-CN"/>
-        </w:rPr>
-        <w:t>允许新增计划进入的箱区集合为</w:t>
-      </w:r>
-      <w:r>
-        <w:rPr>
-          <w:rFonts w:ascii="Times New Roman" w:eastAsia="宋体" w:hAnsi="Times New Roman"/>
-          <w:sz w:val="22"/>
-          <w:lang w:eastAsia="zh-CN"/>
-        </w:rPr>
-        <w:t xml:space="preserve"> </w:t>
-      </w:r>
-    </w:p>
-    <w:p>
-      <w:pPr>
-        <w:pStyle w:val="a0"/>
-        <w:jc w:val="center"/>
-      </w:pPr>
-      <m:oMathPara>
-        <m:oMathParaPr>
-          <m:jc m:val="center"/>
-        </m:oMathParaPr>
-        <m:oMath>
-          <m:sSubSup>
-            <m:sSubSupPr>
-              <m:ctrlPr>
-                <w:rPr>
-                  <w:rFonts w:ascii="Cambria Math" w:hAnsi="Cambria Math"/>
-                </w:rPr>
-              </m:ctrlPr>
-            </m:sSubSupPr>
-            <m:e>
-              <m:r>
-                <w:rPr>
-                  <w:rFonts w:ascii="Cambria Math" w:hAnsi="Cambria Math"/>
-                </w:rPr>
-                <m:t>A</m:t>
-              </m:r>
-            </m:e>
-            <m:sub>
-              <m:r>
-                <w:rPr>
-                  <w:rFonts w:ascii="Cambria Math" w:hAnsi="Cambria Math"/>
-                </w:rPr>
-                <m:t>v</m:t>
-              </m:r>
-            </m:sub>
-            <m:sup>
-              <m:r>
-                <m:rPr>
-                  <m:sty m:val="p"/>
-                </m:rPr>
-                <w:rPr>
-                  <w:rFonts w:ascii="Cambria Math" w:hAnsi="Cambria Math"/>
-                </w:rPr>
-                <m:t>allow</m:t>
-              </m:r>
-            </m:sup>
-          </m:sSubSup>
-        </m:oMath>
-      </m:oMathPara>
-    </w:p>
-    <w:p>
-      <w:pPr>
-        <w:pStyle w:val="FirstParagraph"/>
-        <w:rPr>
-          <w:lang w:eastAsia="zh-CN"/>
-        </w:rPr>
-      </w:pPr>
-      <w:r>
-        <w:rPr>
-          <w:rFonts w:ascii="Times New Roman" w:eastAsia="宋体" w:hAnsi="Times New Roman"/>
-          <w:sz w:val="22"/>
-          <w:lang w:eastAsia="zh-CN"/>
-        </w:rPr>
-        <w:t>，则对所有不在该集合中的箱区，预处理层将可用性参数置零：</w:t>
-      </w:r>
-    </w:p>
-    <w:p>
-      <w:pPr>
-        <w:pStyle w:val="a0"/>
-        <w:jc w:val="center"/>
-      </w:pPr>
-      <m:oMathPara>
-        <m:oMathParaPr>
-          <m:jc m:val="center"/>
-        </m:oMathParaPr>
-        <m:oMath>
-          <m:sSubSup>
-            <m:sSubSupPr>
-              <m:ctrlPr>
-                <w:rPr>
-                  <w:rFonts w:ascii="Cambria Math" w:hAnsi="Cambria Math"/>
-                </w:rPr>
-              </m:ctrlPr>
-            </m:sSubSupPr>
-            <m:e>
-              <m:r>
-                <w:rPr>
-                  <w:rFonts w:ascii="Cambria Math" w:hAnsi="Cambria Math"/>
-                </w:rPr>
-                <m:t>E</m:t>
-              </m:r>
-            </m:e>
-            <m:sub>
-              <m:r>
-                <w:rPr>
-                  <w:rFonts w:ascii="Cambria Math" w:hAnsi="Cambria Math"/>
-                </w:rPr>
-                <m:t>v</m:t>
-              </m:r>
-              <m:r>
-                <m:rPr>
-                  <m:sty m:val="p"/>
-                </m:rPr>
-                <w:rPr>
-                  <w:rFonts w:ascii="Cambria Math" w:hAnsi="Cambria Math"/>
-                </w:rPr>
-                <m:t>,</m:t>
-              </m:r>
-              <m:r>
-                <w:rPr>
-                  <w:rFonts w:ascii="Cambria Math" w:hAnsi="Cambria Math"/>
-                </w:rPr>
-                <m:t>f</m:t>
-              </m:r>
-              <m:r>
-                <m:rPr>
-                  <m:sty m:val="p"/>
-                </m:rPr>
-                <w:rPr>
-                  <w:rFonts w:ascii="Cambria Math" w:hAnsi="Cambria Math"/>
-                </w:rPr>
-                <m:t>,</m:t>
-              </m:r>
-              <m:r>
-                <w:rPr>
-                  <w:rFonts w:ascii="Cambria Math" w:hAnsi="Cambria Math"/>
-                </w:rPr>
-                <m:t>a</m:t>
-              </m:r>
-            </m:sub>
-            <m:sup>
-              <m:r>
-                <w:rPr>
-                  <w:rFonts w:ascii="Cambria Math" w:hAnsi="Cambria Math"/>
-                </w:rPr>
-                <m:t>20</m:t>
-              </m:r>
-            </m:sup>
-          </m:sSubSup>
-          <m:r>
-            <m:rPr>
-              <m:sty m:val="p"/>
-            </m:rPr>
-            <w:rPr>
-              <w:rFonts w:ascii="Cambria Math" w:hAnsi="Cambria Math"/>
-            </w:rPr>
-            <m:t>=</m:t>
-          </m:r>
-          <m:sSubSup>
-            <m:sSubSupPr>
-              <m:ctrlPr>
-                <w:rPr>
-                  <w:rFonts w:ascii="Cambria Math" w:hAnsi="Cambria Math"/>
-                </w:rPr>
-              </m:ctrlPr>
-            </m:sSubSupPr>
-            <m:e>
-              <m:r>
-                <w:rPr>
-                  <w:rFonts w:ascii="Cambria Math" w:hAnsi="Cambria Math"/>
-                </w:rPr>
-                <m:t>E</m:t>
-              </m:r>
-            </m:e>
-            <m:sub>
-              <m:r>
-                <w:rPr>
-                  <w:rFonts w:ascii="Cambria Math" w:hAnsi="Cambria Math"/>
-                </w:rPr>
-                <m:t>v</m:t>
-              </m:r>
-              <m:r>
-                <m:rPr>
-                  <m:sty m:val="p"/>
-                </m:rPr>
-                <w:rPr>
-                  <w:rFonts w:ascii="Cambria Math" w:hAnsi="Cambria Math"/>
-                </w:rPr>
-                <m:t>,</m:t>
-              </m:r>
-              <m:r>
-                <w:rPr>
-                  <w:rFonts w:ascii="Cambria Math" w:hAnsi="Cambria Math"/>
-                </w:rPr>
-                <m:t>f</m:t>
-              </m:r>
-              <m:r>
-                <m:rPr>
-                  <m:sty m:val="p"/>
-                </m:rPr>
-                <w:rPr>
-                  <w:rFonts w:ascii="Cambria Math" w:hAnsi="Cambria Math"/>
-                </w:rPr>
-                <m:t>,</m:t>
-              </m:r>
-              <m:r>
-                <w:rPr>
-                  <w:rFonts w:ascii="Cambria Math" w:hAnsi="Cambria Math"/>
-                </w:rPr>
-                <m:t>a</m:t>
-              </m:r>
-            </m:sub>
-            <m:sup>
-              <m:r>
-                <w:rPr>
-                  <w:rFonts w:ascii="Cambria Math" w:hAnsi="Cambria Math"/>
-                </w:rPr>
-                <m:t>40</m:t>
-              </m:r>
-            </m:sup>
-          </m:sSubSup>
-          <m:r>
-            <m:rPr>
-              <m:sty m:val="p"/>
-            </m:rPr>
-            <w:rPr>
-              <w:rFonts w:ascii="Cambria Math" w:hAnsi="Cambria Math"/>
-            </w:rPr>
-            <m:t>=</m:t>
-          </m:r>
-          <m:r>
-            <w:rPr>
-              <w:rFonts w:ascii="Cambria Math" w:hAnsi="Cambria Math"/>
-            </w:rPr>
-            <m:t>0</m:t>
-          </m:r>
-          <m:r>
-            <m:rPr>
-              <m:sty m:val="p"/>
-            </m:rPr>
-            <w:rPr>
-              <w:rFonts w:ascii="Cambria Math" w:hAnsi="Cambria Math"/>
-            </w:rPr>
-            <m:t>,</m:t>
-          </m:r>
-          <m:r>
-            <w:rPr>
-              <w:rFonts w:ascii="Cambria Math" w:hAnsi="Cambria Math"/>
-            </w:rPr>
-            <m:t> </m:t>
-          </m:r>
-          <m:r>
-            <m:rPr>
-              <m:sty m:val="p"/>
-            </m:rPr>
-            <w:rPr>
-              <w:rFonts w:ascii="Cambria Math" w:hAnsi="Cambria Math"/>
-            </w:rPr>
-            <m:t>∀</m:t>
-          </m:r>
-          <m:r>
-            <w:rPr>
-              <w:rFonts w:ascii="Cambria Math" w:hAnsi="Cambria Math"/>
-            </w:rPr>
-            <m:t>a</m:t>
-          </m:r>
-          <m:r>
-            <m:rPr>
-              <m:sty m:val="p"/>
-            </m:rPr>
-            <w:rPr>
-              <w:rFonts w:ascii="Cambria Math" w:hAnsi="Cambria Math"/>
-            </w:rPr>
-            <m:t>∉</m:t>
-          </m:r>
-          <m:sSubSup>
-            <m:sSubSupPr>
-              <m:ctrlPr>
-                <w:rPr>
-                  <w:rFonts w:ascii="Cambria Math" w:hAnsi="Cambria Math"/>
-                </w:rPr>
-              </m:ctrlPr>
-            </m:sSubSupPr>
-            <m:e>
-              <m:r>
-                <w:rPr>
-                  <w:rFonts w:ascii="Cambria Math" w:hAnsi="Cambria Math"/>
-                </w:rPr>
-                <m:t>A</m:t>
-              </m:r>
-            </m:e>
-            <m:sub>
-              <m:r>
-                <w:rPr>
-                  <w:rFonts w:ascii="Cambria Math" w:hAnsi="Cambria Math"/>
-                </w:rPr>
-                <m:t>v</m:t>
-              </m:r>
-            </m:sub>
-            <m:sup>
-              <m:r>
-                <m:rPr>
-                  <m:sty m:val="p"/>
-                </m:rPr>
-                <w:rPr>
-                  <w:rFonts w:ascii="Cambria Math" w:hAnsi="Cambria Math"/>
-                </w:rPr>
-                <m:t>allow</m:t>
-              </m:r>
-            </m:sup>
-          </m:sSubSup>
-        </m:oMath>
-      </m:oMathPara>
-    </w:p>
-    <w:p>
-      <w:pPr>
-        <w:pStyle w:val="FirstParagraph"/>
-      </w:pPr>
-      <w:r>
-        <w:rPr>
-          <w:rFonts w:ascii="Times New Roman" w:eastAsia="宋体" w:hAnsi="Times New Roman"/>
-          <w:sz w:val="22"/>
-        </w:rPr>
-        <w:t>如果箱区</w:t>
-      </w:r>
-      <w:r>
-        <w:rPr>
-          <w:rFonts w:ascii="Times New Roman" w:eastAsia="宋体" w:hAnsi="Times New Roman"/>
-          <w:sz w:val="22"/>
-        </w:rPr>
-        <w:t xml:space="preserve"> a </w:t>
-      </w:r>
-      <w:r>
-        <w:rPr>
-          <w:rFonts w:ascii="Times New Roman" w:eastAsia="宋体" w:hAnsi="Times New Roman"/>
-          <w:sz w:val="22"/>
-        </w:rPr>
-        <w:t>属于指定使用集合</w:t>
-      </w:r>
-      <w:r>
-        <w:rPr>
-          <w:rFonts w:ascii="Times New Roman" w:eastAsia="宋体" w:hAnsi="Times New Roman"/>
-          <w:sz w:val="22"/>
-        </w:rPr>
-        <w:t xml:space="preserve"> </w:t>
-      </w:r>
-    </w:p>
-    <w:p>
-      <w:pPr>
-        <w:pStyle w:val="a0"/>
-        <w:jc w:val="center"/>
-      </w:pPr>
-      <m:oMathPara>
-        <m:oMathParaPr>
-          <m:jc m:val="center"/>
-        </m:oMathParaPr>
-        <m:oMath>
-          <m:sSubSup>
-            <m:sSubSupPr>
-              <m:ctrlPr>
-                <w:rPr>
-                  <w:rFonts w:ascii="Cambria Math" w:hAnsi="Cambria Math"/>
-                </w:rPr>
-              </m:ctrlPr>
-            </m:sSubSupPr>
-            <m:e>
-              <m:r>
-                <w:rPr>
-                  <w:rFonts w:ascii="Cambria Math" w:hAnsi="Cambria Math"/>
-                </w:rPr>
-                <m:t>A</m:t>
-              </m:r>
-            </m:e>
-            <m:sub>
-              <m:r>
-                <w:rPr>
-                  <w:rFonts w:ascii="Cambria Math" w:hAnsi="Cambria Math"/>
-                </w:rPr>
-                <m:t>v</m:t>
-              </m:r>
-            </m:sub>
-            <m:sup>
-              <m:r>
-                <m:rPr>
-                  <m:sty m:val="p"/>
-                </m:rPr>
-                <w:rPr>
-                  <w:rFonts w:ascii="Cambria Math" w:hAnsi="Cambria Math"/>
-                </w:rPr>
-                <m:t>req</m:t>
-              </m:r>
-            </m:sup>
-          </m:sSubSup>
-        </m:oMath>
-      </m:oMathPara>
-    </w:p>
-    <w:p>
-      <w:pPr>
-        <w:pStyle w:val="FirstParagraph"/>
-      </w:pPr>
-      <w:r>
-        <w:rPr>
-          <w:rFonts w:ascii="Times New Roman" w:eastAsia="宋体" w:hAnsi="Times New Roman"/>
-          <w:sz w:val="22"/>
-        </w:rPr>
-        <w:t>，则建立软约束：</w:t>
-      </w:r>
-    </w:p>
-    <w:p>
-      <w:pPr>
-        <w:pStyle w:val="a0"/>
-        <w:jc w:val="center"/>
-      </w:pPr>
-      <m:oMathPara>
-        <m:oMathParaPr>
-          <m:jc m:val="center"/>
-        </m:oMathParaPr>
-        <m:oMath>
-          <m:sSubSup>
-            <m:sSubSupPr>
-              <m:ctrlPr>
-                <w:rPr>
-                  <w:rFonts w:ascii="Cambria Math" w:hAnsi="Cambria Math"/>
-                </w:rPr>
-              </m:ctrlPr>
-            </m:sSubSupPr>
-            <m:e>
-              <m:r>
-                <w:rPr>
-                  <w:rFonts w:ascii="Cambria Math" w:hAnsi="Cambria Math"/>
-                </w:rPr>
-                <m:t>r</m:t>
-              </m:r>
-            </m:e>
-            <m:sub>
-              <m:r>
-                <w:rPr>
-                  <w:rFonts w:ascii="Cambria Math" w:hAnsi="Cambria Math"/>
-                </w:rPr>
-                <m:t>v</m:t>
-              </m:r>
-              <m:r>
-                <m:rPr>
-                  <m:sty m:val="p"/>
-                </m:rPr>
-                <w:rPr>
-                  <w:rFonts w:ascii="Cambria Math" w:hAnsi="Cambria Math"/>
-                </w:rPr>
-                <m:t>,</m:t>
-              </m:r>
-              <m:r>
-                <w:rPr>
-                  <w:rFonts w:ascii="Cambria Math" w:hAnsi="Cambria Math"/>
-                </w:rPr>
-                <m:t>a</m:t>
-              </m:r>
-            </m:sub>
-            <m:sup>
-              <m:r>
-                <m:rPr>
-                  <m:sty m:val="p"/>
-                </m:rPr>
-                <w:rPr>
-                  <w:rFonts w:ascii="Cambria Math" w:hAnsi="Cambria Math"/>
-                </w:rPr>
-                <m:t>req</m:t>
-              </m:r>
-            </m:sup>
-          </m:sSubSup>
-          <m:r>
-            <m:rPr>
-              <m:sty m:val="p"/>
-            </m:rPr>
-            <w:rPr>
-              <w:rFonts w:ascii="Cambria Math" w:hAnsi="Cambria Math"/>
-            </w:rPr>
-            <m:t>≥</m:t>
-          </m:r>
-          <m:r>
-            <w:rPr>
-              <w:rFonts w:ascii="Cambria Math" w:hAnsi="Cambria Math"/>
-            </w:rPr>
-            <m:t>1</m:t>
-          </m:r>
-          <m:r>
-            <m:rPr>
-              <m:sty m:val="p"/>
-            </m:rPr>
-            <w:rPr>
-              <w:rFonts w:ascii="Cambria Math" w:hAnsi="Cambria Math"/>
-            </w:rPr>
-            <m:t>-</m:t>
-          </m:r>
-          <m:sSub>
-            <m:sSubPr>
-              <m:ctrlPr>
-                <w:rPr>
-                  <w:rFonts w:ascii="Cambria Math" w:hAnsi="Cambria Math"/>
-                </w:rPr>
-              </m:ctrlPr>
-            </m:sSubPr>
-            <m:e>
-              <m:r>
-                <w:rPr>
-                  <w:rFonts w:ascii="Cambria Math" w:hAnsi="Cambria Math"/>
-                </w:rPr>
-                <m:t>y</m:t>
-              </m:r>
-            </m:e>
-            <m:sub>
-              <m:r>
-                <w:rPr>
-                  <w:rFonts w:ascii="Cambria Math" w:hAnsi="Cambria Math"/>
-                </w:rPr>
-                <m:t>v</m:t>
-              </m:r>
-              <m:r>
-                <m:rPr>
-                  <m:sty m:val="p"/>
-                </m:rPr>
-                <w:rPr>
-                  <w:rFonts w:ascii="Cambria Math" w:hAnsi="Cambria Math"/>
-                </w:rPr>
-                <m:t>,</m:t>
-              </m:r>
-              <m:r>
-                <w:rPr>
-                  <w:rFonts w:ascii="Cambria Math" w:hAnsi="Cambria Math"/>
-                </w:rPr>
-                <m:t>a</m:t>
-              </m:r>
-            </m:sub>
-          </m:sSub>
-          <m:r>
-            <m:rPr>
-              <m:sty m:val="p"/>
-            </m:rPr>
-            <w:rPr>
-              <w:rFonts w:ascii="Cambria Math" w:hAnsi="Cambria Math"/>
-            </w:rPr>
-            <m:t>,</m:t>
-          </m:r>
-          <m:r>
-            <w:rPr>
-              <w:rFonts w:ascii="Cambria Math" w:hAnsi="Cambria Math"/>
-            </w:rPr>
-            <m:t> </m:t>
-          </m:r>
-          <m:r>
-            <m:rPr>
-              <m:sty m:val="p"/>
-            </m:rPr>
-            <w:rPr>
-              <w:rFonts w:ascii="Cambria Math" w:hAnsi="Cambria Math"/>
-            </w:rPr>
-            <m:t>∀</m:t>
-          </m:r>
-          <m:r>
-            <w:rPr>
-              <w:rFonts w:ascii="Cambria Math" w:hAnsi="Cambria Math"/>
-            </w:rPr>
-            <m:t>a</m:t>
-          </m:r>
-          <m:r>
-            <m:rPr>
-              <m:sty m:val="p"/>
-            </m:rPr>
-            <w:rPr>
-              <w:rFonts w:ascii="Cambria Math" w:hAnsi="Cambria Math"/>
-            </w:rPr>
-            <m:t>∈</m:t>
-          </m:r>
-          <m:sSubSup>
-            <m:sSubSupPr>
-              <m:ctrlPr>
-                <w:rPr>
-                  <w:rFonts w:ascii="Cambria Math" w:hAnsi="Cambria Math"/>
-                </w:rPr>
-              </m:ctrlPr>
-            </m:sSubSupPr>
-            <m:e>
-              <m:r>
-                <w:rPr>
-                  <w:rFonts w:ascii="Cambria Math" w:hAnsi="Cambria Math"/>
-                </w:rPr>
-                <m:t>A</m:t>
-              </m:r>
-            </m:e>
-            <m:sub>
-              <m:r>
-                <w:rPr>
-                  <w:rFonts w:ascii="Cambria Math" w:hAnsi="Cambria Math"/>
-                </w:rPr>
-                <m:t>v</m:t>
-              </m:r>
-            </m:sub>
-            <m:sup>
-              <m:r>
-                <m:rPr>
-                  <m:sty m:val="p"/>
-                </m:rPr>
-                <w:rPr>
-                  <w:rFonts w:ascii="Cambria Math" w:hAnsi="Cambria Math"/>
-                </w:rPr>
-                <m:t>req</m:t>
-              </m:r>
-            </m:sup>
-          </m:sSubSup>
-        </m:oMath>
-      </m:oMathPara>
-    </w:p>
-    <w:p>
-      <w:pPr>
-        <w:pStyle w:val="FirstParagraph"/>
-        <w:rPr>
-          <w:lang w:eastAsia="zh-CN"/>
-        </w:rPr>
-      </w:pPr>
-      <w:r>
-        <w:rPr>
-          <w:rFonts w:ascii="Times New Roman" w:eastAsia="宋体" w:hAnsi="Times New Roman"/>
-          <w:sz w:val="22"/>
-          <w:lang w:eastAsia="zh-CN"/>
-        </w:rPr>
-        <w:t>当指定箱区未被使用时，</w:t>
-      </w:r>
-    </w:p>
-    <w:p>
-      <w:pPr>
-        <w:pStyle w:val="a0"/>
-        <w:jc w:val="center"/>
-      </w:pPr>
-      <m:oMathPara>
-        <m:oMathParaPr>
-          <m:jc m:val="center"/>
-        </m:oMathParaPr>
-        <m:oMath>
-          <m:sSubSup>
-            <m:sSubSupPr>
-              <m:ctrlPr>
-                <w:rPr>
-                  <w:rFonts w:ascii="Cambria Math" w:hAnsi="Cambria Math"/>
-                </w:rPr>
-              </m:ctrlPr>
-            </m:sSubSupPr>
-            <m:e>
-              <m:r>
-                <w:rPr>
-                  <w:rFonts w:ascii="Cambria Math" w:hAnsi="Cambria Math"/>
-                </w:rPr>
-                <m:t>r</m:t>
-              </m:r>
-            </m:e>
-            <m:sub>
-              <m:r>
-                <w:rPr>
-                  <w:rFonts w:ascii="Cambria Math" w:hAnsi="Cambria Math"/>
-                </w:rPr>
-                <m:t>v</m:t>
-              </m:r>
-              <m:r>
-                <m:rPr>
-                  <m:sty m:val="p"/>
-                </m:rPr>
-                <w:rPr>
-                  <w:rFonts w:ascii="Cambria Math" w:hAnsi="Cambria Math"/>
-                </w:rPr>
-                <m:t>,</m:t>
-              </m:r>
-              <m:r>
-                <w:rPr>
-                  <w:rFonts w:ascii="Cambria Math" w:hAnsi="Cambria Math"/>
-                </w:rPr>
-                <m:t>a</m:t>
-              </m:r>
-            </m:sub>
-            <m:sup>
-              <m:r>
-                <m:rPr>
-                  <m:sty m:val="p"/>
-                </m:rPr>
-                <w:rPr>
-                  <w:rFonts w:ascii="Cambria Math" w:hAnsi="Cambria Math"/>
-                </w:rPr>
-                <m:t>req</m:t>
-              </m:r>
-            </m:sup>
-          </m:sSubSup>
-        </m:oMath>
-      </m:oMathPara>
-    </w:p>
-    <w:p>
-      <w:pPr>
-        <w:pStyle w:val="FirstParagraph"/>
-        <w:rPr>
-          <w:lang w:eastAsia="zh-CN"/>
-        </w:rPr>
-      </w:pPr>
-      <w:r>
-        <w:rPr>
-          <w:rFonts w:ascii="Times New Roman" w:eastAsia="宋体" w:hAnsi="Times New Roman"/>
-          <w:sz w:val="22"/>
-          <w:lang w:eastAsia="zh-CN"/>
-        </w:rPr>
-        <w:lastRenderedPageBreak/>
-        <w:t xml:space="preserve"> </w:t>
-      </w:r>
-      <w:r>
-        <w:rPr>
-          <w:rFonts w:ascii="Times New Roman" w:eastAsia="宋体" w:hAnsi="Times New Roman"/>
-          <w:sz w:val="22"/>
-          <w:lang w:eastAsia="zh-CN"/>
-        </w:rPr>
-        <w:t>为正并进入目标函数惩罚。</w:t>
-      </w:r>
-    </w:p>
-    <w:p>
-      <w:pPr>
-        <w:pStyle w:val="2"/>
-        <w:rPr>
-          <w:lang w:eastAsia="zh-CN"/>
-        </w:rPr>
-      </w:pPr>
-      <w:r>
-        <w:rPr>
-          <w:rFonts w:ascii="Times New Roman" w:eastAsia="宋体" w:hAnsi="Times New Roman"/>
-          <w:sz w:val="22"/>
-          <w:lang w:eastAsia="zh-CN"/>
-        </w:rPr>
-        <w:t xml:space="preserve">9.19 </w:t>
-      </w:r>
-      <w:r>
-        <w:rPr>
-          <w:rFonts w:ascii="Times New Roman" w:eastAsia="宋体" w:hAnsi="Times New Roman"/>
-          <w:sz w:val="22"/>
-          <w:lang w:eastAsia="zh-CN"/>
-        </w:rPr>
-        <w:t>变量域</w:t>
-      </w:r>
-    </w:p>
-    <w:p>
-      <w:pPr>
-        <w:pStyle w:val="FirstParagraph"/>
-        <w:rPr>
-          <w:lang w:eastAsia="zh-CN"/>
-        </w:rPr>
-      </w:pPr>
-      <w:r>
-        <w:rPr>
-          <w:rFonts w:ascii="Times New Roman" w:eastAsia="宋体" w:hAnsi="Times New Roman"/>
-          <w:sz w:val="22"/>
-          <w:lang w:eastAsia="zh-CN"/>
-        </w:rPr>
-        <w:t>对所有定义域内的索引，计划箱量变量为非负整数：</w:t>
-      </w:r>
-    </w:p>
-    <w:p>
-      <w:pPr>
-        <w:pStyle w:val="a0"/>
-        <w:rPr>
-          <w:lang w:eastAsia="zh-CN"/>
-        </w:rPr>
-      </w:pPr>
-      <m:oMathPara>
-        <m:oMathParaPr>
-          <m:jc m:val="center"/>
-        </m:oMathParaPr>
-        <m:oMath>
-          <m:sSubSup>
-            <m:sSubSupPr>
-              <m:ctrlPr>
-                <w:rPr>
-                  <w:rFonts w:ascii="Cambria Math" w:hAnsi="Cambria Math"/>
-                </w:rPr>
-              </m:ctrlPr>
-            </m:sSubSupPr>
-            <m:e>
-              <m:r>
-                <w:rPr>
-                  <w:rFonts w:ascii="Cambria Math" w:hAnsi="Cambria Math"/>
-                  <w:lang w:eastAsia="zh-CN"/>
-                </w:rPr>
-                <m:t>X</m:t>
-              </m:r>
-            </m:e>
-            <m:sub>
-              <m:r>
-                <w:rPr>
-                  <w:rFonts w:ascii="Cambria Math" w:hAnsi="Cambria Math"/>
-                  <w:lang w:eastAsia="zh-CN"/>
-                </w:rPr>
-                <m:t>v</m:t>
-              </m:r>
-              <m:r>
-                <m:rPr>
-                  <m:sty m:val="p"/>
-                </m:rPr>
-                <w:rPr>
-                  <w:rFonts w:ascii="Cambria Math" w:hAnsi="Cambria Math"/>
-                  <w:lang w:eastAsia="zh-CN"/>
-                </w:rPr>
-                <m:t>,</m:t>
-              </m:r>
-              <m:r>
-                <w:rPr>
-                  <w:rFonts w:ascii="Cambria Math" w:hAnsi="Cambria Math"/>
-                  <w:lang w:eastAsia="zh-CN"/>
-                </w:rPr>
-                <m:t>f</m:t>
-              </m:r>
-              <m:r>
-                <m:rPr>
-                  <m:sty m:val="p"/>
-                </m:rPr>
-                <w:rPr>
-                  <w:rFonts w:ascii="Cambria Math" w:hAnsi="Cambria Math"/>
-                  <w:lang w:eastAsia="zh-CN"/>
-                </w:rPr>
-                <m:t>,</m:t>
-              </m:r>
-              <m:r>
-                <w:rPr>
-                  <w:rFonts w:ascii="Cambria Math" w:hAnsi="Cambria Math"/>
-                  <w:lang w:eastAsia="zh-CN"/>
-                </w:rPr>
-                <m:t>a</m:t>
-              </m:r>
-            </m:sub>
-            <m:sup>
-              <m:r>
-                <w:rPr>
-                  <w:rFonts w:ascii="Cambria Math" w:hAnsi="Cambria Math"/>
-                  <w:lang w:eastAsia="zh-CN"/>
-                </w:rPr>
-                <m:t>20</m:t>
-              </m:r>
-            </m:sup>
-          </m:sSubSup>
-          <m:r>
-            <m:rPr>
-              <m:sty m:val="p"/>
-            </m:rPr>
-            <w:rPr>
-              <w:rFonts w:ascii="Cambria Math" w:hAnsi="Cambria Math"/>
-              <w:lang w:eastAsia="zh-CN"/>
-            </w:rPr>
-            <m:t>≥</m:t>
-          </m:r>
-          <m:r>
-            <w:rPr>
-              <w:rFonts w:ascii="Cambria Math" w:hAnsi="Cambria Math"/>
-              <w:lang w:eastAsia="zh-CN"/>
-            </w:rPr>
-            <m:t>0</m:t>
-          </m:r>
-          <m:r>
-            <m:rPr>
-              <m:sty m:val="p"/>
-            </m:rPr>
-            <w:rPr>
-              <w:rFonts w:ascii="Cambria Math" w:hAnsi="Cambria Math"/>
-              <w:lang w:eastAsia="zh-CN"/>
-            </w:rPr>
-            <m:t>,</m:t>
-          </m:r>
-          <m:r>
-            <w:rPr>
-              <w:rFonts w:ascii="Cambria Math" w:hAnsi="Cambria Math"/>
-              <w:lang w:eastAsia="zh-CN"/>
-            </w:rPr>
-            <m:t> </m:t>
-          </m:r>
-          <m:sSubSup>
-            <m:sSubSupPr>
-              <m:ctrlPr>
-                <w:rPr>
-                  <w:rFonts w:ascii="Cambria Math" w:hAnsi="Cambria Math"/>
-                </w:rPr>
-              </m:ctrlPr>
-            </m:sSubSupPr>
-            <m:e>
-              <m:r>
-                <w:rPr>
-                  <w:rFonts w:ascii="Cambria Math" w:hAnsi="Cambria Math"/>
-                  <w:lang w:eastAsia="zh-CN"/>
-                </w:rPr>
-                <m:t>X</m:t>
-              </m:r>
-            </m:e>
-            <m:sub>
-              <m:r>
-                <w:rPr>
-                  <w:rFonts w:ascii="Cambria Math" w:hAnsi="Cambria Math"/>
-                  <w:lang w:eastAsia="zh-CN"/>
-                </w:rPr>
-                <m:t>v</m:t>
-              </m:r>
-              <m:r>
-                <m:rPr>
-                  <m:sty m:val="p"/>
-                </m:rPr>
-                <w:rPr>
-                  <w:rFonts w:ascii="Cambria Math" w:hAnsi="Cambria Math"/>
-                  <w:lang w:eastAsia="zh-CN"/>
-                </w:rPr>
-                <m:t>,</m:t>
-              </m:r>
-              <m:r>
-                <w:rPr>
-                  <w:rFonts w:ascii="Cambria Math" w:hAnsi="Cambria Math"/>
-                  <w:lang w:eastAsia="zh-CN"/>
-                </w:rPr>
-                <m:t>f</m:t>
-              </m:r>
-              <m:r>
-                <m:rPr>
-                  <m:sty m:val="p"/>
-                </m:rPr>
-                <w:rPr>
-                  <w:rFonts w:ascii="Cambria Math" w:hAnsi="Cambria Math"/>
-                  <w:lang w:eastAsia="zh-CN"/>
-                </w:rPr>
-                <m:t>,</m:t>
-              </m:r>
-              <m:r>
-                <w:rPr>
-                  <w:rFonts w:ascii="Cambria Math" w:hAnsi="Cambria Math"/>
-                  <w:lang w:eastAsia="zh-CN"/>
-                </w:rPr>
-                <m:t>a</m:t>
-              </m:r>
-            </m:sub>
-            <m:sup>
-              <m:r>
-                <w:rPr>
-                  <w:rFonts w:ascii="Cambria Math" w:hAnsi="Cambria Math"/>
-                  <w:lang w:eastAsia="zh-CN"/>
-                </w:rPr>
-                <m:t>40</m:t>
-              </m:r>
-            </m:sup>
-          </m:sSubSup>
-          <m:r>
-            <m:rPr>
-              <m:sty m:val="p"/>
-            </m:rPr>
-            <w:rPr>
-              <w:rFonts w:ascii="Cambria Math" w:hAnsi="Cambria Math"/>
-              <w:lang w:eastAsia="zh-CN"/>
-            </w:rPr>
-            <m:t>≥</m:t>
-          </m:r>
-          <m:r>
-            <w:rPr>
-              <w:rFonts w:ascii="Cambria Math" w:hAnsi="Cambria Math"/>
-              <w:lang w:eastAsia="zh-CN"/>
-            </w:rPr>
-            <m:t>0</m:t>
-          </m:r>
-          <m:r>
-            <m:rPr>
-              <m:sty m:val="p"/>
-            </m:rPr>
-            <w:rPr>
-              <w:rFonts w:ascii="Cambria Math" w:hAnsi="Cambria Math"/>
               <w:lang w:eastAsia="zh-CN"/>
             </w:rPr>
             <m:t>,</m:t>
@@ -38356,7 +37757,7 @@
             <w:rPr>
               <w:lang w:eastAsia="zh-CN"/>
             </w:rPr>
-            <m:t>且均为整数</m:t>
+            <m:t>且为整数</m:t>
           </m:r>
         </m:oMath>
       </m:oMathPara>
@@ -38369,792 +37770,292 @@
         </w:rPr>
       </w:pPr>
       <w:r>
-        <w:rPr>
-          <w:rFonts w:ascii="Times New Roman" w:eastAsia="宋体" w:hAnsi="Times New Roman"/>
-          <w:sz w:val="22"/>
-          <w:lang w:eastAsia="zh-CN"/>
-        </w:rPr>
-        <w:t>航次是否使用箱区变量为二元变量：</w:t>
+        <w:t>作业能力超额变量、OF 箱区数超额变量、旧航次调整幅度变量、OF 均衡最大值变量、港口航区未满足变量、进口聚类未满足变量和未满足需求变量均为非负连续变量；进口聚类箱区使用变量为二元变量。</w:t>
       </w:r>
     </w:p>
     <w:p>
       <w:pPr>
         <w:pStyle w:val="a0"/>
-      </w:pPr>
-      <m:oMathPara>
-        <m:oMathParaPr>
-          <m:jc m:val="center"/>
-        </m:oMathParaPr>
-        <m:oMath>
-          <m:sSub>
-            <m:sSubPr>
-              <m:ctrlPr>
-                <w:rPr>
-                  <w:rFonts w:ascii="Cambria Math" w:hAnsi="Cambria Math"/>
-                </w:rPr>
-              </m:ctrlPr>
-            </m:sSubPr>
-            <m:e>
-              <m:r>
-                <w:rPr>
-                  <w:rFonts w:ascii="Cambria Math" w:hAnsi="Cambria Math"/>
-                </w:rPr>
-                <m:t>y</m:t>
-              </m:r>
-            </m:e>
-            <m:sub>
-              <m:r>
-                <w:rPr>
-                  <w:rFonts w:ascii="Cambria Math" w:hAnsi="Cambria Math"/>
-                </w:rPr>
-                <m:t>v</m:t>
-              </m:r>
-              <m:r>
-                <m:rPr>
-                  <m:sty m:val="p"/>
-                </m:rPr>
-                <w:rPr>
-                  <w:rFonts w:ascii="Cambria Math" w:hAnsi="Cambria Math"/>
-                </w:rPr>
-                <m:t>,</m:t>
-              </m:r>
-              <m:r>
-                <w:rPr>
-                  <w:rFonts w:ascii="Cambria Math" w:hAnsi="Cambria Math"/>
-                </w:rPr>
-                <m:t>a</m:t>
-              </m:r>
-            </m:sub>
-          </m:sSub>
-          <m:r>
-            <m:rPr>
-              <m:sty m:val="p"/>
-            </m:rPr>
-            <w:rPr>
-              <w:rFonts w:ascii="Cambria Math" w:hAnsi="Cambria Math"/>
-            </w:rPr>
-            <m:t>∈{</m:t>
-          </m:r>
-          <m:r>
-            <w:rPr>
-              <w:rFonts w:ascii="Cambria Math" w:hAnsi="Cambria Math"/>
-            </w:rPr>
-            <m:t>0</m:t>
-          </m:r>
-          <m:r>
-            <m:rPr>
-              <m:sty m:val="p"/>
-            </m:rPr>
-            <w:rPr>
-              <w:rFonts w:ascii="Cambria Math" w:hAnsi="Cambria Math"/>
-            </w:rPr>
-            <m:t>,</m:t>
-          </m:r>
-          <m:r>
-            <w:rPr>
-              <w:rFonts w:ascii="Cambria Math" w:hAnsi="Cambria Math"/>
-            </w:rPr>
-            <m:t>1</m:t>
-          </m:r>
-          <m:r>
-            <m:rPr>
-              <m:sty m:val="p"/>
-            </m:rPr>
-            <w:rPr>
-              <w:rFonts w:ascii="Cambria Math" w:hAnsi="Cambria Math"/>
-            </w:rPr>
-            <m:t>}</m:t>
-          </m:r>
-        </m:oMath>
-      </m:oMathPara>
-    </w:p>
-    <w:p>
-      <w:pPr>
-        <w:pStyle w:val="FirstParagraph"/>
-        <w:rPr>
-          <w:lang w:eastAsia="zh-CN"/>
-        </w:rPr>
-      </w:pPr>
-      <w:r>
-        <w:rPr>
-          <w:rFonts w:ascii="Times New Roman" w:eastAsia="宋体" w:hAnsi="Times New Roman"/>
-          <w:sz w:val="22"/>
-          <w:lang w:eastAsia="zh-CN"/>
-        </w:rPr>
-        <w:t>箱区服务航次数超额变量为非负整数：</w:t>
-      </w:r>
+        <w:jc w:val="center"/>
+      </w:pPr>
+      <m:oMath>
+        <m:sSub>
+          <m:e>
+            <m:r>
+              <m:t>o</m:t>
+            </m:r>
+          </m:e>
+          <m:sub>
+            <m:r>
+              <m:t>a</m:t>
+            </m:r>
+          </m:sub>
+        </m:sSub>
+        <m:r>
+          <m:t>≥0,</m:t>
+        </m:r>
+        <m:sSubSup>
+          <m:e>
+            <m:r>
+              <m:t>ω</m:t>
+            </m:r>
+          </m:e>
+          <m:sub>
+            <m:r>
+              <m:t>v</m:t>
+            </m:r>
+          </m:sub>
+          <m:sup>
+            <m:r>
+              <m:rPr>
+                <m:sty m:val="p"/>
+              </m:rPr>
+              <m:t>OF</m:t>
+            </m:r>
+          </m:sup>
+        </m:sSubSup>
+        <m:r>
+          <m:t>≥0,</m:t>
+        </m:r>
+        <m:sSubSup>
+          <m:e>
+            <m:r>
+              <m:t>r</m:t>
+            </m:r>
+          </m:e>
+          <m:sub>
+            <m:r>
+              <m:t>v,f,a</m:t>
+            </m:r>
+          </m:sub>
+          <m:sup>
+            <m:r>
+              <m:t>k,p</m:t>
+            </m:r>
+          </m:sup>
+        </m:sSubSup>
+        <m:r>
+          <m:t>≥0,</m:t>
+        </m:r>
+        <m:sSubSup>
+          <m:e>
+            <m:r>
+              <m:t>r</m:t>
+            </m:r>
+          </m:e>
+          <m:sub>
+            <m:r>
+              <m:t>v,f,a</m:t>
+            </m:r>
+          </m:sub>
+          <m:sup>
+            <m:r>
+              <m:t>k,n</m:t>
+            </m:r>
+          </m:sup>
+        </m:sSubSup>
+        <m:r>
+          <m:t>≥0</m:t>
+        </m:r>
+      </m:oMath>
     </w:p>
     <w:p>
       <w:pPr>
         <w:pStyle w:val="a0"/>
-        <w:rPr>
-          <w:lang w:eastAsia="zh-CN"/>
-        </w:rPr>
-      </w:pPr>
-      <m:oMathPara>
-        <m:oMathParaPr>
-          <m:jc m:val="center"/>
-        </m:oMathParaPr>
-        <m:oMath>
-          <m:sSub>
-            <m:sSubPr>
-              <m:ctrlPr>
-                <w:rPr>
-                  <w:rFonts w:ascii="Cambria Math" w:hAnsi="Cambria Math"/>
-                </w:rPr>
-              </m:ctrlPr>
-            </m:sSubPr>
-            <m:e>
-              <m:r>
-                <w:rPr>
-                  <w:rFonts w:ascii="Cambria Math" w:hAnsi="Cambria Math"/>
-                  <w:lang w:eastAsia="zh-CN"/>
-                </w:rPr>
-                <m:t>h</m:t>
-              </m:r>
-            </m:e>
-            <m:sub>
-              <m:r>
-                <w:rPr>
-                  <w:rFonts w:ascii="Cambria Math" w:hAnsi="Cambria Math"/>
-                  <w:lang w:eastAsia="zh-CN"/>
-                </w:rPr>
-                <m:t>a</m:t>
-              </m:r>
-            </m:sub>
-          </m:sSub>
-          <m:r>
-            <m:rPr>
-              <m:sty m:val="p"/>
-            </m:rPr>
-            <w:rPr>
-              <w:rFonts w:ascii="Cambria Math" w:hAnsi="Cambria Math"/>
-              <w:lang w:eastAsia="zh-CN"/>
-            </w:rPr>
-            <m:t>≥</m:t>
-          </m:r>
-          <m:r>
-            <w:rPr>
-              <w:rFonts w:ascii="Cambria Math" w:hAnsi="Cambria Math"/>
-              <w:lang w:eastAsia="zh-CN"/>
-            </w:rPr>
-            <m:t>0</m:t>
-          </m:r>
-          <m:r>
-            <m:rPr>
-              <m:sty m:val="p"/>
-            </m:rPr>
-            <w:rPr>
-              <w:rFonts w:ascii="Cambria Math" w:hAnsi="Cambria Math"/>
-              <w:lang w:eastAsia="zh-CN"/>
-            </w:rPr>
-            <m:t>,</m:t>
-          </m:r>
-          <m:r>
-            <w:rPr>
-              <w:rFonts w:ascii="Cambria Math" w:hAnsi="Cambria Math"/>
-              <w:lang w:eastAsia="zh-CN"/>
-            </w:rPr>
-            <m:t> </m:t>
-          </m:r>
-          <m:r>
-            <m:rPr>
-              <m:nor/>
-            </m:rPr>
-            <w:rPr>
-              <w:lang w:eastAsia="zh-CN"/>
-            </w:rPr>
-            <m:t>且为整数</m:t>
-          </m:r>
-        </m:oMath>
-      </m:oMathPara>
-    </w:p>
-    <w:p>
-      <w:pPr>
-        <w:pStyle w:val="FirstParagraph"/>
-        <w:rPr>
-          <w:lang w:eastAsia="zh-CN"/>
-        </w:rPr>
-      </w:pPr>
-      <w:r>
-        <w:rPr>
-          <w:rFonts w:ascii="Times New Roman" w:eastAsia="宋体" w:hAnsi="Times New Roman"/>
-          <w:sz w:val="22"/>
-          <w:lang w:eastAsia="zh-CN"/>
-        </w:rPr>
-        <w:t>作业能力超额变量、</w:t>
-      </w:r>
-      <w:r>
-        <w:rPr>
-          <w:rFonts w:ascii="Times New Roman" w:eastAsia="宋体" w:hAnsi="Times New Roman"/>
-          <w:sz w:val="22"/>
-          <w:lang w:eastAsia="zh-CN"/>
-        </w:rPr>
-        <w:t xml:space="preserve">OF </w:t>
-      </w:r>
-      <w:r>
-        <w:rPr>
-          <w:rFonts w:ascii="Times New Roman" w:eastAsia="宋体" w:hAnsi="Times New Roman"/>
-          <w:sz w:val="22"/>
-          <w:lang w:eastAsia="zh-CN"/>
-        </w:rPr>
-        <w:t>箱区数超额变量、旧航次调整幅度变量、</w:t>
-      </w:r>
-      <w:r>
-        <w:rPr>
-          <w:rFonts w:ascii="Times New Roman" w:eastAsia="宋体" w:hAnsi="Times New Roman"/>
-          <w:sz w:val="22"/>
-          <w:lang w:eastAsia="zh-CN"/>
-        </w:rPr>
-        <w:t xml:space="preserve">OF </w:t>
-      </w:r>
-      <w:r>
-        <w:rPr>
-          <w:rFonts w:ascii="Times New Roman" w:eastAsia="宋体" w:hAnsi="Times New Roman"/>
-          <w:sz w:val="22"/>
-          <w:lang w:eastAsia="zh-CN"/>
-        </w:rPr>
-        <w:t>均衡上下界变量和未满足需求变量均为非负连续变量：</w:t>
-      </w:r>
+        <w:jc w:val="center"/>
+      </w:pPr>
+      <m:oMath>
+        <m:sSubSup>
+          <m:e>
+            <m:r>
+              <m:t>m</m:t>
+            </m:r>
+          </m:e>
+          <m:sub>
+            <m:r>
+              <m:t>v,</m:t>
+            </m:r>
+            <m:r>
+              <m:rPr>
+                <m:sty m:val="p"/>
+              </m:rPr>
+              <m:t>OF</m:t>
+            </m:r>
+          </m:sub>
+          <m:sup>
+            <m:r>
+              <m:t>k</m:t>
+            </m:r>
+          </m:sup>
+        </m:sSubSup>
+        <m:r>
+          <m:t>≥0,</m:t>
+        </m:r>
+        <m:sSubSup>
+          <m:e>
+            <m:r>
+              <m:t>s</m:t>
+            </m:r>
+          </m:e>
+          <m:sub>
+            <m:r>
+              <m:t>v,f</m:t>
+            </m:r>
+          </m:sub>
+          <m:sup>
+            <m:r>
+              <m:t>k</m:t>
+            </m:r>
+          </m:sup>
+        </m:sSubSup>
+        <m:r>
+          <m:t>≥0,</m:t>
+        </m:r>
+        <m:sSubSup>
+          <m:e>
+            <m:r>
+              <m:t>P</m:t>
+            </m:r>
+          </m:e>
+          <m:sub>
+            <m:r>
+              <m:t>v,f,p,a</m:t>
+            </m:r>
+          </m:sub>
+          <m:sup>
+            <m:r>
+              <m:t>k,</m:t>
+            </m:r>
+            <m:r>
+              <m:rPr>
+                <m:sty m:val="p"/>
+              </m:rPr>
+              <m:t>port</m:t>
+            </m:r>
+          </m:sup>
+        </m:sSubSup>
+        <m:r>
+          <m:t>≥0,</m:t>
+        </m:r>
+        <m:sSubSup>
+          <m:e>
+            <m:r>
+              <m:t>η</m:t>
+            </m:r>
+          </m:e>
+          <m:sub>
+            <m:r>
+              <m:t>v,f,p</m:t>
+            </m:r>
+          </m:sub>
+          <m:sup>
+            <m:r>
+              <m:t>k,</m:t>
+            </m:r>
+            <m:r>
+              <m:rPr>
+                <m:sty m:val="p"/>
+              </m:rPr>
+              <m:t>port</m:t>
+            </m:r>
+          </m:sup>
+        </m:sSubSup>
+        <m:r>
+          <m:t>≥0</m:t>
+        </m:r>
+      </m:oMath>
     </w:p>
     <w:p>
       <w:pPr>
         <w:pStyle w:val="a0"/>
-      </w:pPr>
-      <m:oMathPara>
-        <m:oMathParaPr>
-          <m:jc m:val="center"/>
-        </m:oMathParaPr>
-        <m:oMath>
-          <m:sSub>
-            <m:sSubPr>
-              <m:ctrlPr>
-                <w:rPr>
-                  <w:rFonts w:ascii="Cambria Math" w:hAnsi="Cambria Math"/>
-                </w:rPr>
-              </m:ctrlPr>
-            </m:sSubPr>
-            <m:e>
-              <m:r>
-                <w:rPr>
-                  <w:rFonts w:ascii="Cambria Math" w:hAnsi="Cambria Math"/>
-                </w:rPr>
-                <m:t>o</m:t>
-              </m:r>
-            </m:e>
-            <m:sub>
-              <m:r>
-                <w:rPr>
-                  <w:rFonts w:ascii="Cambria Math" w:hAnsi="Cambria Math"/>
-                </w:rPr>
-                <m:t>a</m:t>
-              </m:r>
-            </m:sub>
-          </m:sSub>
-          <m:r>
-            <m:rPr>
-              <m:sty m:val="p"/>
-            </m:rPr>
-            <w:rPr>
-              <w:rFonts w:ascii="Cambria Math" w:hAnsi="Cambria Math"/>
-            </w:rPr>
-            <m:t>≥</m:t>
-          </m:r>
-          <m:r>
-            <w:rPr>
-              <w:rFonts w:ascii="Cambria Math" w:hAnsi="Cambria Math"/>
-            </w:rPr>
-            <m:t>0</m:t>
-          </m:r>
-          <m:r>
-            <m:rPr>
-              <m:sty m:val="p"/>
-            </m:rPr>
-            <w:rPr>
-              <w:rFonts w:ascii="Cambria Math" w:hAnsi="Cambria Math"/>
-            </w:rPr>
-            <m:t>,</m:t>
-          </m:r>
-          <m:r>
-            <w:rPr>
-              <w:rFonts w:ascii="Cambria Math" w:hAnsi="Cambria Math"/>
-            </w:rPr>
-            <m:t> </m:t>
-          </m:r>
-          <m:sSubSup>
-            <m:sSubSupPr>
-              <m:ctrlPr>
-                <w:rPr>
-                  <w:rFonts w:ascii="Cambria Math" w:hAnsi="Cambria Math"/>
-                </w:rPr>
-              </m:ctrlPr>
-            </m:sSubSupPr>
-            <m:e>
-              <m:r>
-                <w:rPr>
-                  <w:rFonts w:ascii="Cambria Math" w:hAnsi="Cambria Math"/>
-                </w:rPr>
-                <m:t>ω</m:t>
-              </m:r>
-            </m:e>
-            <m:sub>
-              <m:r>
-                <w:rPr>
-                  <w:rFonts w:ascii="Cambria Math" w:hAnsi="Cambria Math"/>
-                </w:rPr>
-                <m:t>v</m:t>
-              </m:r>
-            </m:sub>
-            <m:sup>
-              <m:r>
-                <w:rPr>
-                  <w:rFonts w:ascii="Cambria Math" w:hAnsi="Cambria Math"/>
-                </w:rPr>
-                <m:t>OF</m:t>
-              </m:r>
-            </m:sup>
-          </m:sSubSup>
-          <m:r>
-            <m:rPr>
-              <m:sty m:val="p"/>
-            </m:rPr>
-            <w:rPr>
-              <w:rFonts w:ascii="Cambria Math" w:hAnsi="Cambria Math"/>
-            </w:rPr>
-            <m:t>≥</m:t>
-          </m:r>
-          <m:r>
-            <w:rPr>
-              <w:rFonts w:ascii="Cambria Math" w:hAnsi="Cambria Math"/>
-            </w:rPr>
-            <m:t>0</m:t>
-          </m:r>
-          <m:r>
-            <m:rPr>
-              <m:sty m:val="p"/>
-            </m:rPr>
-            <w:rPr>
-              <w:rFonts w:ascii="Cambria Math" w:hAnsi="Cambria Math"/>
-            </w:rPr>
-            <m:t>,</m:t>
-          </m:r>
-          <m:r>
-            <w:rPr>
-              <w:rFonts w:ascii="Cambria Math" w:hAnsi="Cambria Math"/>
-            </w:rPr>
-            <m:t> </m:t>
-          </m:r>
-          <m:sSubSup>
-            <m:sSubSupPr>
-              <m:ctrlPr>
-                <w:rPr>
-                  <w:rFonts w:ascii="Cambria Math" w:hAnsi="Cambria Math"/>
-                </w:rPr>
-              </m:ctrlPr>
-            </m:sSubSupPr>
-            <m:e>
-              <m:r>
-                <w:rPr>
-                  <w:rFonts w:ascii="Cambria Math" w:hAnsi="Cambria Math"/>
-                </w:rPr>
-                <m:t>r</m:t>
-              </m:r>
-            </m:e>
-            <m:sub>
-              <m:r>
-                <w:rPr>
-                  <w:rFonts w:ascii="Cambria Math" w:hAnsi="Cambria Math"/>
-                </w:rPr>
-                <m:t>v</m:t>
-              </m:r>
-              <m:r>
-                <m:rPr>
-                  <m:sty m:val="p"/>
-                </m:rPr>
-                <w:rPr>
-                  <w:rFonts w:ascii="Cambria Math" w:hAnsi="Cambria Math"/>
-                </w:rPr>
-                <m:t>,</m:t>
-              </m:r>
-              <m:r>
-                <w:rPr>
-                  <w:rFonts w:ascii="Cambria Math" w:hAnsi="Cambria Math"/>
-                </w:rPr>
-                <m:t>f</m:t>
-              </m:r>
-              <m:r>
-                <m:rPr>
-                  <m:sty m:val="p"/>
-                </m:rPr>
-                <w:rPr>
-                  <w:rFonts w:ascii="Cambria Math" w:hAnsi="Cambria Math"/>
-                </w:rPr>
-                <m:t>,</m:t>
-              </m:r>
-              <m:r>
-                <w:rPr>
-                  <w:rFonts w:ascii="Cambria Math" w:hAnsi="Cambria Math"/>
-                </w:rPr>
-                <m:t>a</m:t>
-              </m:r>
-            </m:sub>
-            <m:sup>
-              <m:r>
-                <w:rPr>
-                  <w:rFonts w:ascii="Cambria Math" w:hAnsi="Cambria Math"/>
-                </w:rPr>
-                <m:t>k</m:t>
-              </m:r>
-              <m:r>
-                <m:rPr>
-                  <m:sty m:val="p"/>
-                </m:rPr>
-                <w:rPr>
-                  <w:rFonts w:ascii="Cambria Math" w:hAnsi="Cambria Math"/>
-                </w:rPr>
-                <m:t>,</m:t>
-              </m:r>
-              <m:r>
-                <w:rPr>
-                  <w:rFonts w:ascii="Cambria Math" w:hAnsi="Cambria Math"/>
-                </w:rPr>
-                <m:t>p</m:t>
-              </m:r>
-            </m:sup>
-          </m:sSubSup>
-          <m:r>
-            <m:rPr>
-              <m:sty m:val="p"/>
-            </m:rPr>
-            <w:rPr>
-              <w:rFonts w:ascii="Cambria Math" w:hAnsi="Cambria Math"/>
-            </w:rPr>
-            <m:t>≥</m:t>
-          </m:r>
-          <m:r>
-            <w:rPr>
-              <w:rFonts w:ascii="Cambria Math" w:hAnsi="Cambria Math"/>
-            </w:rPr>
-            <m:t>0</m:t>
-          </m:r>
-          <m:r>
-            <m:rPr>
-              <m:sty m:val="p"/>
-            </m:rPr>
-            <w:rPr>
-              <w:rFonts w:ascii="Cambria Math" w:hAnsi="Cambria Math"/>
-            </w:rPr>
-            <m:t>,</m:t>
-          </m:r>
-          <m:r>
-            <w:rPr>
-              <w:rFonts w:ascii="Cambria Math" w:hAnsi="Cambria Math"/>
-            </w:rPr>
-            <m:t> </m:t>
-          </m:r>
-          <m:sSubSup>
-            <m:sSubSupPr>
-              <m:ctrlPr>
-                <w:rPr>
-                  <w:rFonts w:ascii="Cambria Math" w:hAnsi="Cambria Math"/>
-                </w:rPr>
-              </m:ctrlPr>
-            </m:sSubSupPr>
-            <m:e>
-              <m:r>
-                <w:rPr>
-                  <w:rFonts w:ascii="Cambria Math" w:hAnsi="Cambria Math"/>
-                </w:rPr>
-                <m:t>r</m:t>
-              </m:r>
-            </m:e>
-            <m:sub>
-              <m:r>
-                <w:rPr>
-                  <w:rFonts w:ascii="Cambria Math" w:hAnsi="Cambria Math"/>
-                </w:rPr>
-                <m:t>v</m:t>
-              </m:r>
-              <m:r>
-                <m:rPr>
-                  <m:sty m:val="p"/>
-                </m:rPr>
-                <w:rPr>
-                  <w:rFonts w:ascii="Cambria Math" w:hAnsi="Cambria Math"/>
-                </w:rPr>
-                <m:t>,</m:t>
-              </m:r>
-              <m:r>
-                <w:rPr>
-                  <w:rFonts w:ascii="Cambria Math" w:hAnsi="Cambria Math"/>
-                </w:rPr>
-                <m:t>f</m:t>
-              </m:r>
-              <m:r>
-                <m:rPr>
-                  <m:sty m:val="p"/>
-                </m:rPr>
-                <w:rPr>
-                  <w:rFonts w:ascii="Cambria Math" w:hAnsi="Cambria Math"/>
-                </w:rPr>
-                <m:t>,</m:t>
-              </m:r>
-              <m:r>
-                <w:rPr>
-                  <w:rFonts w:ascii="Cambria Math" w:hAnsi="Cambria Math"/>
-                </w:rPr>
-                <m:t>a</m:t>
-              </m:r>
-            </m:sub>
-            <m:sup>
-              <m:r>
-                <w:rPr>
-                  <w:rFonts w:ascii="Cambria Math" w:hAnsi="Cambria Math"/>
-                </w:rPr>
-                <m:t>k</m:t>
-              </m:r>
-              <m:r>
-                <m:rPr>
-                  <m:sty m:val="p"/>
-                </m:rPr>
-                <w:rPr>
-                  <w:rFonts w:ascii="Cambria Math" w:hAnsi="Cambria Math"/>
-                </w:rPr>
-                <m:t>,</m:t>
-              </m:r>
-              <m:r>
-                <w:rPr>
-                  <w:rFonts w:ascii="Cambria Math" w:hAnsi="Cambria Math"/>
-                </w:rPr>
-                <m:t>n</m:t>
-              </m:r>
-            </m:sup>
-          </m:sSubSup>
-          <m:r>
-            <m:rPr>
-              <m:sty m:val="p"/>
-            </m:rPr>
-            <w:rPr>
-              <w:rFonts w:ascii="Cambria Math" w:hAnsi="Cambria Math"/>
-            </w:rPr>
-            <m:t>≥</m:t>
-          </m:r>
-          <m:r>
-            <w:rPr>
-              <w:rFonts w:ascii="Cambria Math" w:hAnsi="Cambria Math"/>
-            </w:rPr>
-            <m:t>0</m:t>
-          </m:r>
-          <m:r>
-            <m:rPr>
-              <m:sty m:val="p"/>
-            </m:rPr>
-            <w:rPr>
-              <w:rFonts w:ascii="Cambria Math" w:hAnsi="Cambria Math"/>
-            </w:rPr>
-            <m:t>,</m:t>
-          </m:r>
-          <m:r>
-            <w:rPr>
-              <w:rFonts w:ascii="Cambria Math" w:hAnsi="Cambria Math"/>
-            </w:rPr>
-            <m:t> </m:t>
-          </m:r>
-          <m:sSubSup>
-            <m:sSubSupPr>
-              <m:ctrlPr>
-                <w:rPr>
-                  <w:rFonts w:ascii="Cambria Math" w:hAnsi="Cambria Math"/>
-                </w:rPr>
-              </m:ctrlPr>
-            </m:sSubSupPr>
-            <m:e>
-              <m:r>
-                <w:rPr>
-                  <w:rFonts w:ascii="Cambria Math" w:hAnsi="Cambria Math"/>
-                </w:rPr>
-                <m:t>u</m:t>
-              </m:r>
-            </m:e>
-            <m:sub>
-              <m:r>
-                <w:rPr>
-                  <w:rFonts w:ascii="Cambria Math" w:hAnsi="Cambria Math"/>
-                </w:rPr>
-                <m:t>v</m:t>
-              </m:r>
-            </m:sub>
-            <m:sup>
-              <m:r>
-                <w:rPr>
-                  <w:rFonts w:ascii="Cambria Math" w:hAnsi="Cambria Math"/>
-                </w:rPr>
-                <m:t>k</m:t>
-              </m:r>
-            </m:sup>
-          </m:sSubSup>
-          <m:r>
-            <m:rPr>
-              <m:sty m:val="p"/>
-            </m:rPr>
-            <w:rPr>
-              <w:rFonts w:ascii="Cambria Math" w:hAnsi="Cambria Math"/>
-            </w:rPr>
-            <m:t>≥</m:t>
-          </m:r>
-          <m:r>
-            <w:rPr>
-              <w:rFonts w:ascii="Cambria Math" w:hAnsi="Cambria Math"/>
-            </w:rPr>
-            <m:t>0</m:t>
-          </m:r>
-          <m:r>
-            <m:rPr>
-              <m:sty m:val="p"/>
-            </m:rPr>
-            <w:rPr>
-              <w:rFonts w:ascii="Cambria Math" w:hAnsi="Cambria Math"/>
-            </w:rPr>
-            <m:t>,</m:t>
-          </m:r>
-          <m:r>
-            <w:rPr>
-              <w:rFonts w:ascii="Cambria Math" w:hAnsi="Cambria Math"/>
-            </w:rPr>
-            <m:t> </m:t>
-          </m:r>
-          <m:sSubSup>
-            <m:sSubSupPr>
-              <m:ctrlPr>
-                <w:rPr>
-                  <w:rFonts w:ascii="Cambria Math" w:hAnsi="Cambria Math"/>
-                </w:rPr>
-              </m:ctrlPr>
-            </m:sSubSupPr>
-            <m:e>
-              <m:r>
-                <m:rPr>
-                  <m:scr m:val="script"/>
-                  <m:sty m:val="p"/>
-                </m:rPr>
-                <w:rPr>
-                  <w:rFonts w:ascii="Cambria Math" w:hAnsi="Cambria Math"/>
-                </w:rPr>
-                <m:t>l</m:t>
-              </m:r>
-            </m:e>
-            <m:sub>
-              <m:r>
-                <w:rPr>
-                  <w:rFonts w:ascii="Cambria Math" w:hAnsi="Cambria Math"/>
-                </w:rPr>
-                <m:t>v</m:t>
-              </m:r>
-            </m:sub>
-            <m:sup>
-              <m:r>
-                <w:rPr>
-                  <w:rFonts w:ascii="Cambria Math" w:hAnsi="Cambria Math"/>
-                </w:rPr>
-                <m:t>k</m:t>
-              </m:r>
-            </m:sup>
-          </m:sSubSup>
-          <m:r>
-            <m:rPr>
-              <m:sty m:val="p"/>
-            </m:rPr>
-            <w:rPr>
-              <w:rFonts w:ascii="Cambria Math" w:hAnsi="Cambria Math"/>
-            </w:rPr>
-            <m:t>≥</m:t>
-          </m:r>
-          <m:r>
-            <w:rPr>
-              <w:rFonts w:ascii="Cambria Math" w:hAnsi="Cambria Math"/>
-            </w:rPr>
-            <m:t>0</m:t>
-          </m:r>
-          <m:r>
-            <m:rPr>
-              <m:sty m:val="p"/>
-            </m:rPr>
-            <w:rPr>
-              <w:rFonts w:ascii="Cambria Math" w:hAnsi="Cambria Math"/>
-            </w:rPr>
-            <m:t>,</m:t>
-          </m:r>
-          <m:r>
-            <w:rPr>
-              <w:rFonts w:ascii="Cambria Math" w:hAnsi="Cambria Math"/>
-            </w:rPr>
-            <m:t> </m:t>
-          </m:r>
-          <m:sSubSup>
-            <m:sSubSupPr>
-              <m:ctrlPr>
-                <w:rPr>
-                  <w:rFonts w:ascii="Cambria Math" w:hAnsi="Cambria Math"/>
-                </w:rPr>
-              </m:ctrlPr>
-            </m:sSubSupPr>
-            <m:e>
-              <m:r>
-                <w:rPr>
-                  <w:rFonts w:ascii="Cambria Math" w:hAnsi="Cambria Math"/>
-                </w:rPr>
-                <m:t>s</m:t>
-              </m:r>
-            </m:e>
-            <m:sub>
-              <m:r>
-                <w:rPr>
-                  <w:rFonts w:ascii="Cambria Math" w:hAnsi="Cambria Math"/>
-                </w:rPr>
-                <m:t>v</m:t>
-              </m:r>
-              <m:r>
-                <m:rPr>
-                  <m:sty m:val="p"/>
-                </m:rPr>
-                <w:rPr>
-                  <w:rFonts w:ascii="Cambria Math" w:hAnsi="Cambria Math"/>
-                </w:rPr>
-                <m:t>,</m:t>
-              </m:r>
-              <m:r>
-                <w:rPr>
-                  <w:rFonts w:ascii="Cambria Math" w:hAnsi="Cambria Math"/>
-                </w:rPr>
-                <m:t>f</m:t>
-              </m:r>
-            </m:sub>
-            <m:sup>
-              <m:r>
-                <w:rPr>
-                  <w:rFonts w:ascii="Cambria Math" w:hAnsi="Cambria Math"/>
-                </w:rPr>
-                <m:t>k</m:t>
-              </m:r>
-            </m:sup>
-          </m:sSubSup>
-          <m:r>
-            <m:rPr>
-              <m:sty m:val="p"/>
-            </m:rPr>
-            <w:rPr>
-              <w:rFonts w:ascii="Cambria Math" w:hAnsi="Cambria Math"/>
-            </w:rPr>
-            <m:t>≥</m:t>
-          </m:r>
-          <m:r>
-            <w:rPr>
-              <w:rFonts w:ascii="Cambria Math" w:hAnsi="Cambria Math"/>
-            </w:rPr>
-            <m:t>0</m:t>
-          </m:r>
-        </m:oMath>
-      </m:oMathPara>
+        <w:jc w:val="center"/>
+      </w:pPr>
+      <m:oMath>
+        <m:sSubSup>
+          <m:e>
+            <m:r>
+              <m:t>G</m:t>
+            </m:r>
+          </m:e>
+          <m:sub>
+            <m:r>
+              <m:t>v,f,c,a</m:t>
+            </m:r>
+          </m:sub>
+          <m:sup>
+            <m:r>
+              <m:t>k,</m:t>
+            </m:r>
+            <m:r>
+              <m:rPr>
+                <m:sty m:val="p"/>
+              </m:rPr>
+              <m:t>clu</m:t>
+            </m:r>
+          </m:sup>
+        </m:sSubSup>
+        <m:r>
+          <m:t>≥0,</m:t>
+        </m:r>
+        <m:sSubSup>
+          <m:e>
+            <m:r>
+              <m:t>ξ</m:t>
+            </m:r>
+          </m:e>
+          <m:sub>
+            <m:r>
+              <m:t>v,f,c</m:t>
+            </m:r>
+          </m:sub>
+          <m:sup>
+            <m:r>
+              <m:t>k,</m:t>
+            </m:r>
+            <m:r>
+              <m:rPr>
+                <m:sty m:val="p"/>
+              </m:rPr>
+              <m:t>clu</m:t>
+            </m:r>
+          </m:sup>
+        </m:sSubSup>
+        <m:r>
+          <m:t>≥0,</m:t>
+        </m:r>
+        <m:sSub>
+          <m:e>
+            <m:r>
+              <m:t>γ</m:t>
+            </m:r>
+          </m:e>
+          <m:sub>
+            <m:r>
+              <m:t>c,a</m:t>
+            </m:r>
+          </m:sub>
+        </m:sSub>
+        <m:r>
+          <m:t>∈</m:t>
+        </m:r>
+        <m:d>
+          <m:dPr>
+            <m:begChr m:val="{"/>
+            <m:sepChr m:val=","/>
+            <m:endChr m:val="}"/>
+          </m:dPr>
+          <m:e>
+            <m:r>
+              <m:t>0</m:t>
+            </m:r>
+          </m:e>
+          <m:e>
+            <m:r>
+              <m:t>1</m:t>
+            </m:r>
+          </m:e>
+        </m:d>
+      </m:oMath>
     </w:p>
     <w:p>
       <w:r>
@@ -39165,6 +38066,714 @@
     </w:p>
     <w:p>
       <w:pPr>
+        <w:pStyle w:val="2"/>
+      </w:pPr>
+      <w:r>
+        <w:t>9.20 当前版本新增约束：港口航区、进口聚类和优先箱区软偏好</w:t>
+      </w:r>
+    </w:p>
+    <w:p>
+      <w:pPr>
+        <w:pStyle w:val="FirstParagraph"/>
+      </w:pPr>
+      <w:r>
+        <w:t>港口航区约束要求港口 p 的受控需求只能由 port_sail_area 给出的箱区集合满足；港口未满足量不能超过该航次该流向的总未满足量。这里的约束本质上不是新增一批箱量需求，而是把已经存在于大计划需求中的进口港口受控箱量单独拿出来做箱区来源校验。</w:t>
+      </w:r>
+    </w:p>
+    <w:p>
+      <w:pPr>
+        <w:pStyle w:val="FirstParagraph"/>
+      </w:pPr>
+      <w:r>
+        <w:t>符号含义：v 表示航次，f 表示作业流向，p 表示进口卸港，a 表示箱区，k 表示 20 尺或 40 尺箱型。公式第一行求和下标中的港口允许集合，表示代码中 port_sail_area[p] 归一化后的允许箱区集合；D 表示该航次、流向、港口、箱型对应的受控需求量，对应 port_area_demand20/40；P 表示其中被分配到箱区 a 的港口受控装载量，对应 port_load20/40；η（eta）表示这部分港口受控需求未被港口航区满足的数量，对应 port_unmet20/40；X 为最终大计划箱量，S 为当前快照已在场箱量，X-S 才是本轮新增计划量；s 表示该航次、流向、箱型的总未满足量。</w:t>
+      </w:r>
+    </w:p>
+    <w:p>
+      <w:pPr>
+        <w:pStyle w:val="a0"/>
+        <w:jc w:val="center"/>
+      </w:pPr>
+      <m:oMath>
+        <m:nary>
+          <m:naryPr>
+            <m:chr m:val="∑"/>
+            <m:limLoc m:val="undOvr"/>
+            <m:grow m:val="1"/>
+            <m:subHide m:val="off"/>
+            <m:supHide m:val="on"/>
+          </m:naryPr>
+          <m:sub>
+            <m:r>
+              <m:t>a∈</m:t>
+            </m:r>
+            <m:sSubSup>
+              <m:e>
+                <m:r>
+                  <m:t>A</m:t>
+                </m:r>
+              </m:e>
+              <m:sub>
+                <m:r>
+                  <m:t>p</m:t>
+                </m:r>
+              </m:sub>
+              <m:sup>
+                <m:r>
+                  <m:rPr>
+                    <m:nor/>
+                  </m:rPr>
+                  <m:t>port</m:t>
+                </m:r>
+              </m:sup>
+            </m:sSubSup>
+          </m:sub>
+          <m:sup/>
+          <m:e>
+            <m:sSubSup>
+              <m:e>
+                <m:r>
+                  <m:t>P</m:t>
+                </m:r>
+              </m:e>
+              <m:sub>
+                <m:r>
+                  <m:t>v,f,p,a</m:t>
+                </m:r>
+              </m:sub>
+              <m:sup>
+                <m:r>
+                  <m:t>k,</m:t>
+                </m:r>
+                <m:r>
+                  <m:rPr>
+                    <m:nor/>
+                  </m:rPr>
+                  <m:t>port</m:t>
+                </m:r>
+              </m:sup>
+            </m:sSubSup>
+          </m:e>
+        </m:nary>
+        <m:r>
+          <m:t>+</m:t>
+        </m:r>
+        <m:sSubSup>
+          <m:e>
+            <m:r>
+              <m:t>η</m:t>
+            </m:r>
+          </m:e>
+          <m:sub>
+            <m:r>
+              <m:t>v,f,p</m:t>
+            </m:r>
+          </m:sub>
+          <m:sup>
+            <m:r>
+              <m:t>k,</m:t>
+            </m:r>
+            <m:r>
+              <m:rPr>
+                <m:nor/>
+              </m:rPr>
+              <m:t>port</m:t>
+            </m:r>
+          </m:sup>
+        </m:sSubSup>
+        <m:r>
+          <m:t>=</m:t>
+        </m:r>
+        <m:sSubSup>
+          <m:e>
+            <m:r>
+              <m:t>D</m:t>
+            </m:r>
+          </m:e>
+          <m:sub>
+            <m:r>
+              <m:t>v,f,p</m:t>
+            </m:r>
+          </m:sub>
+          <m:sup>
+            <m:r>
+              <m:t>k,</m:t>
+            </m:r>
+            <m:r>
+              <m:rPr>
+                <m:nor/>
+              </m:rPr>
+              <m:t>port</m:t>
+            </m:r>
+          </m:sup>
+        </m:sSubSup>
+      </m:oMath>
+    </w:p>
+    <w:p>
+      <w:pPr>
+        <w:pStyle w:val="a0"/>
+        <w:jc w:val="center"/>
+      </w:pPr>
+      <m:oMath>
+        <m:nary>
+          <m:naryPr>
+            <m:chr m:val="∑"/>
+            <m:limLoc m:val="undOvr"/>
+            <m:grow m:val="1"/>
+            <m:subHide m:val="off"/>
+            <m:supHide m:val="on"/>
+          </m:naryPr>
+          <m:sub>
+            <m:r>
+              <m:t>p∈P</m:t>
+            </m:r>
+          </m:sub>
+          <m:sup/>
+          <m:e>
+            <m:sSubSup>
+              <m:e>
+                <m:r>
+                  <m:t>P</m:t>
+                </m:r>
+              </m:e>
+              <m:sub>
+                <m:r>
+                  <m:t>v,f,p,a</m:t>
+                </m:r>
+              </m:sub>
+              <m:sup>
+                <m:r>
+                  <m:t>k,</m:t>
+                </m:r>
+                <m:r>
+                  <m:rPr>
+                    <m:nor/>
+                  </m:rPr>
+                  <m:t>port</m:t>
+                </m:r>
+              </m:sup>
+            </m:sSubSup>
+          </m:e>
+        </m:nary>
+        <m:r>
+          <m:t>≤</m:t>
+        </m:r>
+        <m:sSubSup>
+          <m:e>
+            <m:r>
+              <m:t>X</m:t>
+            </m:r>
+          </m:e>
+          <m:sub>
+            <m:r>
+              <m:t>v,f,a</m:t>
+            </m:r>
+          </m:sub>
+          <m:sup>
+            <m:r>
+              <m:t>k</m:t>
+            </m:r>
+          </m:sup>
+        </m:sSubSup>
+        <m:r>
+          <m:t>-</m:t>
+        </m:r>
+        <m:sSubSup>
+          <m:e>
+            <m:r>
+              <m:t>S</m:t>
+            </m:r>
+          </m:e>
+          <m:sub>
+            <m:r>
+              <m:t>v,f,a</m:t>
+            </m:r>
+          </m:sub>
+          <m:sup>
+            <m:r>
+              <m:t>k</m:t>
+            </m:r>
+          </m:sup>
+        </m:sSubSup>
+      </m:oMath>
+    </w:p>
+    <w:p>
+      <w:pPr>
+        <w:pStyle w:val="a0"/>
+        <w:jc w:val="center"/>
+      </w:pPr>
+      <m:oMath>
+        <m:nary>
+          <m:naryPr>
+            <m:chr m:val="∑"/>
+            <m:limLoc m:val="undOvr"/>
+            <m:grow m:val="1"/>
+            <m:subHide m:val="off"/>
+            <m:supHide m:val="on"/>
+          </m:naryPr>
+          <m:sub>
+            <m:r>
+              <m:t>p∈P</m:t>
+            </m:r>
+          </m:sub>
+          <m:sup/>
+          <m:e>
+            <m:sSubSup>
+              <m:e>
+                <m:r>
+                  <m:t>η</m:t>
+                </m:r>
+              </m:e>
+              <m:sub>
+                <m:r>
+                  <m:t>v,f,p</m:t>
+                </m:r>
+              </m:sub>
+              <m:sup>
+                <m:r>
+                  <m:t>k,</m:t>
+                </m:r>
+                <m:r>
+                  <m:rPr>
+                    <m:nor/>
+                  </m:rPr>
+                  <m:t>port</m:t>
+                </m:r>
+              </m:sup>
+            </m:sSubSup>
+          </m:e>
+        </m:nary>
+        <m:r>
+          <m:t>≤</m:t>
+        </m:r>
+        <m:sSubSup>
+          <m:e>
+            <m:r>
+              <m:t>s</m:t>
+            </m:r>
+          </m:e>
+          <m:sub>
+            <m:r>
+              <m:t>v,f</m:t>
+            </m:r>
+          </m:sub>
+          <m:sup>
+            <m:r>
+              <m:t>k</m:t>
+            </m:r>
+          </m:sup>
+        </m:sSubSup>
+      </m:oMath>
+    </w:p>
+    <w:p>
+      <w:pPr>
+        <w:pStyle w:val="FirstParagraph"/>
+      </w:pPr>
+      <w:r>
+        <w:t>三条港口航区约束逐条看：第一条把港口受控需求拆成两部分，落在 port_sail_area[p] 内箱区的 P 加上港口航区未满足量 η，必须等于该港口受控需求 D；由于代码只为允许箱区集合内的 a 生成 port_load 变量，集合外箱区不会参与这条等式。第二条把 P 与真实大计划变量 X 绑定，同一航次、流向、箱区下分给各港口的受控装载量之和，不能超过该箱区本轮新增计划量 X-S，避免 P 变成脱离实际计划的账面分摊。第三条把港口航区未满足量 η 与全局未满足量 s 绑定；如果该航次该流向没有箱子放不下，即 s 等于 0，则港口航区需求也必须全部由允许箱区满足。</w:t>
+      </w:r>
+    </w:p>
+    <w:p>
+      <w:pPr>
+        <w:pStyle w:val="FirstParagraph"/>
+      </w:pPr>
+      <w:r>
+        <w:t>进口聚类约束鼓励同一二程出口航次或同一目的港的进口箱集中到较少箱区；已经在场的聚类快照箱量必须由对应聚类装载量覆盖，聚类是否使用某箱区通过二元变量进入目标函数。当前代码会先汇总同一聚类的 20 尺和 40 尺需求，只保留总需求量大于 1 的聚类参与这组约束。</w:t>
+      </w:r>
+    </w:p>
+    <w:p>
+      <w:pPr>
+        <w:pStyle w:val="FirstParagraph"/>
+      </w:pPr>
+      <w:r>
+        <w:t>符号含义：c 表示进口聚类键，通常由二程出口航次或目的港生成；D 表示该航次、流向、聚类、箱型的聚类需求量，对应 import_cluster_demand20/40；G 表示该聚类在箱区 a 上被覆盖或装载的数量，对应 import_cluster_load20/40；ξ（xi）表示该聚类未被覆盖的数量，对应 import_cluster_unmet20/40；S 表示当前快照中已经在箱区 a 的该聚类箱量，对应 import_cluster_snapshot20/40；γ（gamma）是聚类 c 是否使用箱区 a 的二元变量，对应 import_cluster_area_used；M 的下标 c 表示聚类 c 的总需求量，对应 import_cluster_totals，用作把 G 和 γ 连接起来的大 M。</w:t>
+      </w:r>
+    </w:p>
+    <w:p>
+      <w:pPr>
+        <w:pStyle w:val="a0"/>
+        <w:jc w:val="center"/>
+      </w:pPr>
+      <m:oMath>
+        <m:nary>
+          <m:naryPr>
+            <m:chr m:val="∑"/>
+            <m:limLoc m:val="undOvr"/>
+            <m:grow m:val="1"/>
+            <m:subHide m:val="off"/>
+            <m:supHide m:val="on"/>
+          </m:naryPr>
+          <m:sub>
+            <m:r>
+              <m:t>a∈A</m:t>
+            </m:r>
+          </m:sub>
+          <m:sup/>
+          <m:e>
+            <m:sSubSup>
+              <m:e>
+                <m:r>
+                  <m:t>G</m:t>
+                </m:r>
+              </m:e>
+              <m:sub>
+                <m:r>
+                  <m:t>v,f,c,a</m:t>
+                </m:r>
+              </m:sub>
+              <m:sup>
+                <m:r>
+                  <m:t>k,</m:t>
+                </m:r>
+                <m:r>
+                  <m:rPr>
+                    <m:nor/>
+                  </m:rPr>
+                  <m:t>clu</m:t>
+                </m:r>
+              </m:sup>
+            </m:sSubSup>
+          </m:e>
+        </m:nary>
+        <m:r>
+          <m:t>+</m:t>
+        </m:r>
+        <m:sSubSup>
+          <m:e>
+            <m:r>
+              <m:t>ξ</m:t>
+            </m:r>
+          </m:e>
+          <m:sub>
+            <m:r>
+              <m:t>v,f,c</m:t>
+            </m:r>
+          </m:sub>
+          <m:sup>
+            <m:r>
+              <m:t>k,</m:t>
+            </m:r>
+            <m:r>
+              <m:rPr>
+                <m:nor/>
+              </m:rPr>
+              <m:t>clu</m:t>
+            </m:r>
+          </m:sup>
+        </m:sSubSup>
+        <m:r>
+          <m:t>=</m:t>
+        </m:r>
+        <m:sSubSup>
+          <m:e>
+            <m:r>
+              <m:t>D</m:t>
+            </m:r>
+          </m:e>
+          <m:sub>
+            <m:r>
+              <m:t>v,f,c</m:t>
+            </m:r>
+          </m:sub>
+          <m:sup>
+            <m:r>
+              <m:t>k,</m:t>
+            </m:r>
+            <m:r>
+              <m:rPr>
+                <m:nor/>
+              </m:rPr>
+              <m:t>clu</m:t>
+            </m:r>
+          </m:sup>
+        </m:sSubSup>
+      </m:oMath>
+    </w:p>
+    <w:p>
+      <w:pPr>
+        <w:pStyle w:val="a0"/>
+        <w:jc w:val="center"/>
+      </w:pPr>
+      <m:oMath>
+        <m:nary>
+          <m:naryPr>
+            <m:chr m:val="∑"/>
+            <m:limLoc m:val="subSup"/>
+            <m:grow m:val="1"/>
+            <m:subHide m:val="off"/>
+            <m:supHide m:val="on"/>
+          </m:naryPr>
+          <m:sub>
+            <m:r>
+              <m:t>c</m:t>
+            </m:r>
+          </m:sub>
+          <m:sup/>
+          <m:e>
+            <m:sSubSup>
+              <m:e>
+                <m:r>
+                  <m:t>ξ</m:t>
+                </m:r>
+              </m:e>
+              <m:sub>
+                <m:r>
+                  <m:t>v,f,c</m:t>
+                </m:r>
+              </m:sub>
+              <m:sup>
+                <m:r>
+                  <m:t>k,</m:t>
+                </m:r>
+                <m:r>
+                  <m:rPr>
+                    <m:sty m:val="p"/>
+                  </m:rPr>
+                  <m:t>clu</m:t>
+                </m:r>
+              </m:sup>
+            </m:sSubSup>
+          </m:e>
+        </m:nary>
+        <m:r>
+          <m:t>≤</m:t>
+        </m:r>
+        <m:sSubSup>
+          <m:e>
+            <m:r>
+              <m:t>s</m:t>
+            </m:r>
+          </m:e>
+          <m:sub>
+            <m:r>
+              <m:t>v,f</m:t>
+            </m:r>
+          </m:sub>
+          <m:sup>
+            <m:r>
+              <m:t>k</m:t>
+            </m:r>
+          </m:sup>
+        </m:sSubSup>
+      </m:oMath>
+    </w:p>
+    <w:p>
+      <w:pPr>
+        <w:pStyle w:val="a0"/>
+        <w:jc w:val="center"/>
+      </w:pPr>
+      <m:oMath>
+        <m:sSubSup>
+          <m:e>
+            <m:r>
+              <m:t>G</m:t>
+            </m:r>
+          </m:e>
+          <m:sub>
+            <m:r>
+              <m:t>v,f,c,a</m:t>
+            </m:r>
+          </m:sub>
+          <m:sup>
+            <m:r>
+              <m:t>k,</m:t>
+            </m:r>
+            <m:r>
+              <m:rPr>
+                <m:nor/>
+              </m:rPr>
+              <m:t>clu</m:t>
+            </m:r>
+          </m:sup>
+        </m:sSubSup>
+        <m:r>
+          <m:t>≥</m:t>
+        </m:r>
+        <m:sSubSup>
+          <m:e>
+            <m:r>
+              <m:t>S</m:t>
+            </m:r>
+          </m:e>
+          <m:sub>
+            <m:r>
+              <m:t>v,f,c,a</m:t>
+            </m:r>
+          </m:sub>
+          <m:sup>
+            <m:r>
+              <m:t>k,</m:t>
+            </m:r>
+            <m:r>
+              <m:rPr>
+                <m:nor/>
+              </m:rPr>
+              <m:t>clu</m:t>
+            </m:r>
+          </m:sup>
+        </m:sSubSup>
+      </m:oMath>
+    </w:p>
+    <w:p>
+      <w:pPr>
+        <w:pStyle w:val="a0"/>
+        <w:jc w:val="center"/>
+      </w:pPr>
+      <m:oMath>
+        <m:nary>
+          <m:naryPr>
+            <m:chr m:val="∑"/>
+            <m:limLoc m:val="undOvr"/>
+            <m:grow m:val="1"/>
+            <m:subHide m:val="off"/>
+            <m:supHide m:val="on"/>
+          </m:naryPr>
+          <m:sub>
+            <m:r>
+              <m:t>c∈G</m:t>
+            </m:r>
+          </m:sub>
+          <m:sup/>
+          <m:e>
+            <m:sSubSup>
+              <m:e>
+                <m:r>
+                  <m:t>G</m:t>
+                </m:r>
+              </m:e>
+              <m:sub>
+                <m:r>
+                  <m:t>v,f,c,a</m:t>
+                </m:r>
+              </m:sub>
+              <m:sup>
+                <m:r>
+                  <m:t>k,</m:t>
+                </m:r>
+                <m:r>
+                  <m:rPr>
+                    <m:nor/>
+                  </m:rPr>
+                  <m:t>clu</m:t>
+                </m:r>
+              </m:sup>
+            </m:sSubSup>
+          </m:e>
+        </m:nary>
+        <m:r>
+          <m:t>≤</m:t>
+        </m:r>
+        <m:sSubSup>
+          <m:e>
+            <m:r>
+              <m:t>X</m:t>
+            </m:r>
+          </m:e>
+          <m:sub>
+            <m:r>
+              <m:t>v,f,a</m:t>
+            </m:r>
+          </m:sub>
+          <m:sup>
+            <m:r>
+              <m:t>k</m:t>
+            </m:r>
+          </m:sup>
+        </m:sSubSup>
+      </m:oMath>
+    </w:p>
+    <w:p>
+      <w:pPr>
+        <w:pStyle w:val="a0"/>
+        <w:jc w:val="center"/>
+      </w:pPr>
+      <m:oMath>
+        <m:nary>
+          <m:naryPr>
+            <m:chr m:val="∑"/>
+            <m:limLoc m:val="undOvr"/>
+            <m:grow m:val="1"/>
+            <m:subHide m:val="off"/>
+            <m:supHide m:val="on"/>
+          </m:naryPr>
+          <m:sub>
+            <m:r>
+              <m:t>v,f,k</m:t>
+            </m:r>
+          </m:sub>
+          <m:sup/>
+          <m:e>
+            <m:sSubSup>
+              <m:e>
+                <m:r>
+                  <m:t>G</m:t>
+                </m:r>
+              </m:e>
+              <m:sub>
+                <m:r>
+                  <m:t>v,f,c,a</m:t>
+                </m:r>
+              </m:sub>
+              <m:sup>
+                <m:r>
+                  <m:t>k,</m:t>
+                </m:r>
+                <m:r>
+                  <m:rPr>
+                    <m:nor/>
+                  </m:rPr>
+                  <m:t>clu</m:t>
+                </m:r>
+              </m:sup>
+            </m:sSubSup>
+          </m:e>
+        </m:nary>
+        <m:r>
+          <m:t>≤</m:t>
+        </m:r>
+        <m:sSub>
+          <m:e>
+            <m:r>
+              <m:t>M</m:t>
+            </m:r>
+          </m:e>
+          <m:sub>
+            <m:r>
+              <m:t>c</m:t>
+            </m:r>
+          </m:sub>
+        </m:sSub>
+        <m:sSub>
+          <m:e>
+            <m:r>
+              <m:t>γ</m:t>
+            </m:r>
+          </m:e>
+          <m:sub>
+            <m:r>
+              <m:t>c,a</m:t>
+            </m:r>
+          </m:sub>
+        </m:sSub>
+      </m:oMath>
+    </w:p>
+    <w:p>
+      <w:pPr>
+        <w:pStyle w:val="FirstParagraph"/>
+      </w:pPr>
+      <w:r>
+        <w:t>进口聚类约束逐条看：第一条把每个聚类需求拆成已覆盖量 G 和聚类未满足量 ξ；第二条是代码中与港口航区同型的未满足量上界，要求同一航次、流向、箱型下所有聚类未满足量之和不能超过总未满足量 s，因此不能在总需求已全部放下时单独声明某个聚类未满足。第三条要求当前快照里已经存在于某箱区的聚类箱量必须被 G 覆盖；这是因为当前大计划层把快照量 S 视为已经占用原箱区的既有量，不在大计划中显式建模跨箱区搬移。第四条把 G 与真实大计划 X 绑定，同一航次、流向、箱区下所有聚类覆盖量不能超过该箱区最终计划量 X；这里使用 X 而不是 X-S，是因为进口聚类既覆盖新增计划箱，也覆盖当前快照箱。第五条把聚类在某箱区的总覆盖量与二元变量 γ 连接起来：只要聚类 c 在箱区 a 有正的 G，γ 就必须取 1，并在目标函数中的进口聚类箱区数惩罚项里计数；模型因此会倾向于让同一聚类使用更少箱区，但在容量或其他硬约束需要时仍可分散。</w:t>
+      </w:r>
+    </w:p>
+    <w:p>
+      <w:pPr>
+        <w:pStyle w:val="FirstParagraph"/>
+      </w:pPr>
+      <w:r>
+        <w:t>优先箱区不是硬约束。若某航次设置 priority，则模型允许其使用非优先箱区，但每使用一个非优先箱区会进入极小权重的优先箱区软惩罚项；allowed 之外的箱区仍然通过 E 参数置零，不能新增计划量。</w:t>
+      </w:r>
+    </w:p>
+    <w:p>
+      <w:pPr>
         <w:pStyle w:val="1"/>
       </w:pPr>
       <w:bookmarkStart w:id="76" w:name="输出结果说明"/>
@@ -39261,6 +38870,12 @@
         <w:t>中会记录正在出场作业扣减、近靠泊航次对、人工箱区控制、目标函数分项和容量统计等信息。</w:t>
       </w:r>
       <w:bookmarkEnd w:id="76"/>
+    </w:p>
+    <w:p>
+      <w:pPr/>
+      <w:r>
+        <w:t>当前版本 diagnostics.json 和 pipeline_summary.json 还会体现 weighted_sum 目标模式、目标函数分项、OF 箱区超额、required_area_unmet、港口航区受控需求、进口聚类需求及区域控制诊断。1.4 链路中的 run_flat_full_yard_plan.py 会把 large_status、large_objective_value 和后续中/小计划统计一起写入 pipeline_summary.json。</w:t>
+      </w:r>
     </w:p>
     <w:sectPr>
       <w:pgSz w:w="12240" w:h="15840"/>
